--- a/考拉兹猜想.docx
+++ b/考拉兹猜想.docx
@@ -5,6 +5,7 @@
     <w:p>
       <w:pPr>
         <w:pStyle w:val="1"/>
+        <w:jc w:val="center"/>
         <w:rPr>
           <w:rFonts w:hint="eastAsia"/>
         </w:rPr>
@@ -443,21 +444,7 @@
         <w:rPr>
           <w:rFonts w:hint="eastAsia"/>
         </w:rPr>
-        <w:t>，也就是说一旦碰到1，以后只需要3步，就一定得到1，或者</w:t>
-      </w:r>
-      <w:proofErr w:type="gramStart"/>
-      <w:r>
-        <w:rPr>
-          <w:rFonts w:hint="eastAsia"/>
-        </w:rPr>
-        <w:t>说反复</w:t>
-      </w:r>
-      <w:proofErr w:type="gramEnd"/>
-      <w:r>
-        <w:rPr>
-          <w:rFonts w:hint="eastAsia"/>
-        </w:rPr>
-        <w:t>回归到1。所以并不需要证明最终回到1，因为只要碰到1即可，碰到1之后三步再回到1是必然的。所以需要证明的就只有这个递归生成函数，能够产生1。</w:t>
+        <w:t>，也就是说一旦碰到1，以后只需要3步，就一定得到1，或者说反复回归到1。所以并不需要证明最终回到1，因为只要碰到1即可，碰到1之后三步再回到1是必然的。所以需要证明的就只有这个递归生成函数，能够产生1。</w:t>
       </w:r>
       <w:r>
         <w:rPr>
@@ -597,7 +584,19 @@
         <w:rPr>
           <w:rFonts w:hint="eastAsia"/>
         </w:rPr>
-        <w:t>虽然最后几步时清楚的，</w:t>
+        <w:t>虽然最后几步</w:t>
+      </w:r>
+      <w:r>
+        <w:rPr>
+          <w:rFonts w:hint="eastAsia"/>
+        </w:rPr>
+        <w:t>是</w:t>
+      </w:r>
+      <w:r>
+        <w:rPr>
+          <w:rFonts w:hint="eastAsia"/>
+        </w:rPr>
+        <w:t>清楚的，</w:t>
       </w:r>
       <w:r>
         <w:rPr>
@@ -640,21 +639,7 @@
         <w:rPr>
           <w:rFonts w:hint="eastAsia"/>
         </w:rPr>
-        <w:t>关于奇数和偶数，最直接能想到的就是虚数单位的</w:t>
-      </w:r>
-      <w:proofErr w:type="gramStart"/>
-      <w:r>
-        <w:rPr>
-          <w:rFonts w:hint="eastAsia"/>
-        </w:rPr>
-        <w:t>幂</w:t>
-      </w:r>
-      <w:proofErr w:type="gramEnd"/>
-      <w:r>
-        <w:rPr>
-          <w:rFonts w:hint="eastAsia"/>
-        </w:rPr>
-        <w:t>次，偶数次的虚数单位为实数，奇数次的虚数单位为纯虚数，</w:t>
+        <w:t>关于奇数和偶数，最直接能想到的就是虚数单位的幂次，偶数次的虚数单位为实数，奇数次的虚数单位为纯虚数，</w:t>
       </w:r>
     </w:p>
     <w:p>
@@ -1087,33 +1072,11 @@
           <w:rFonts w:hint="eastAsia"/>
         </w:rPr>
       </w:pPr>
-      <w:proofErr w:type="gramStart"/>
-      <w:r>
-        <w:rPr>
-          <w:rFonts w:hint="eastAsia"/>
-        </w:rPr>
-        <w:t>幂</w:t>
-      </w:r>
-      <w:proofErr w:type="gramEnd"/>
-      <w:r>
-        <w:rPr>
-          <w:rFonts w:hint="eastAsia"/>
-        </w:rPr>
-        <w:t>次的嵌套可以变成</w:t>
-      </w:r>
-      <w:proofErr w:type="gramStart"/>
-      <w:r>
-        <w:rPr>
-          <w:rFonts w:hint="eastAsia"/>
-        </w:rPr>
-        <w:t>幂</w:t>
-      </w:r>
-      <w:proofErr w:type="gramEnd"/>
-      <w:r>
-        <w:rPr>
-          <w:rFonts w:hint="eastAsia"/>
-        </w:rPr>
-        <w:t>次的乘法，</w:t>
+      <w:r>
+        <w:rPr>
+          <w:rFonts w:hint="eastAsia"/>
+        </w:rPr>
+        <w:t>幂次的嵌套可以变成幂次的乘法，</w:t>
       </w:r>
     </w:p>
     <w:p>
@@ -1837,91 +1800,7 @@
         <w:rPr>
           <w:rFonts w:hint="eastAsia"/>
         </w:rPr>
-        <w:t>可能你已经发现这个形式和</w:t>
-      </w:r>
-      <w:proofErr w:type="gramStart"/>
-      <w:r>
-        <w:rPr>
-          <w:rFonts w:hint="eastAsia"/>
-        </w:rPr>
-        <w:t>幂</w:t>
-      </w:r>
-      <w:proofErr w:type="gramEnd"/>
-      <w:r>
-        <w:rPr>
-          <w:rFonts w:hint="eastAsia"/>
-        </w:rPr>
-        <w:t>次嵌套没有关系，确实如此，但是</w:t>
-      </w:r>
-      <w:proofErr w:type="gramStart"/>
-      <w:r>
-        <w:rPr>
-          <w:rFonts w:hint="eastAsia"/>
-        </w:rPr>
-        <w:t>幂</w:t>
-      </w:r>
-      <w:proofErr w:type="gramEnd"/>
-      <w:r>
-        <w:rPr>
-          <w:rFonts w:hint="eastAsia"/>
-        </w:rPr>
-        <w:t>次嵌套引入虚数单位的奇数和偶数次对应实数和虚数，是因为虚数单位的</w:t>
-      </w:r>
-      <w:proofErr w:type="gramStart"/>
-      <w:r>
-        <w:rPr>
-          <w:rFonts w:hint="eastAsia"/>
-        </w:rPr>
-        <w:t>幂</w:t>
-      </w:r>
-      <w:proofErr w:type="gramEnd"/>
-      <w:r>
-        <w:rPr>
-          <w:rFonts w:hint="eastAsia"/>
-        </w:rPr>
-        <w:t>次在对数前提下是可以下降为乘法的，而虚数单位的对数是实数。这就使得</w:t>
-      </w:r>
-      <w:proofErr w:type="gramStart"/>
-      <w:r>
-        <w:rPr>
-          <w:rFonts w:hint="eastAsia"/>
-        </w:rPr>
-        <w:t>幂</w:t>
-      </w:r>
-      <w:proofErr w:type="gramEnd"/>
-      <w:r>
-        <w:rPr>
-          <w:rFonts w:hint="eastAsia"/>
-        </w:rPr>
-        <w:t>次降解为乘法，而这就导出了奇偶</w:t>
-      </w:r>
-      <w:proofErr w:type="gramStart"/>
-      <w:r>
-        <w:rPr>
-          <w:rFonts w:hint="eastAsia"/>
-        </w:rPr>
-        <w:t>幂</w:t>
-      </w:r>
-      <w:proofErr w:type="gramEnd"/>
-      <w:r>
-        <w:rPr>
-          <w:rFonts w:hint="eastAsia"/>
-        </w:rPr>
-        <w:t>次和奇偶数量之间的关系。由此我们只需要考虑关于虚数单位</w:t>
-      </w:r>
-      <w:proofErr w:type="gramStart"/>
-      <w:r>
-        <w:rPr>
-          <w:rFonts w:hint="eastAsia"/>
-        </w:rPr>
-        <w:t>幂</w:t>
-      </w:r>
-      <w:proofErr w:type="gramEnd"/>
-      <w:r>
-        <w:rPr>
-          <w:rFonts w:hint="eastAsia"/>
-        </w:rPr>
-        <w:t>次降低为乘法之后的情况了。</w:t>
+        <w:t>可能你已经发现这个形式和幂次嵌套没有关系，确实如此，但是幂次嵌套引入虚数单位的奇数和偶数次对应实数和虚数，是因为虚数单位的幂次在对数前提下是可以下降为乘法的，而虚数单位的对数是实数。这就使得幂次降解为乘法，而这就导出了奇偶幂次和奇偶数量之间的关系。由此我们只需要考虑关于虚数单位幂次降低为乘法之后的情况了。</w:t>
       </w:r>
     </w:p>
     <w:p>
@@ -1952,21 +1831,7 @@
         <w:rPr>
           <w:rFonts w:hint="eastAsia"/>
         </w:rPr>
-        <w:t>关系，我们对虚数单位的</w:t>
-      </w:r>
-      <w:proofErr w:type="gramStart"/>
-      <w:r>
-        <w:rPr>
-          <w:rFonts w:hint="eastAsia"/>
-        </w:rPr>
-        <w:t>幂</w:t>
-      </w:r>
-      <w:proofErr w:type="gramEnd"/>
-      <w:r>
-        <w:rPr>
-          <w:rFonts w:hint="eastAsia"/>
-        </w:rPr>
-        <w:t>次取对数，</w:t>
+        <w:t>关系，我们对虚数单位的幂次取对数，</w:t>
       </w:r>
     </w:p>
     <w:p>
@@ -2843,24 +2708,28 @@
       </m:oMathPara>
     </w:p>
     <w:p>
+      <w:pPr>
+        <w:rPr>
+          <w:rFonts w:hint="eastAsia"/>
+        </w:rPr>
+      </w:pPr>
       <m:oMathPara>
         <m:oMath>
           <m:r>
             <w:rPr>
               <w:rFonts w:ascii="Cambria Math" w:hAnsi="Cambria Math"/>
             </w:rPr>
-            <m:t>3n=</m:t>
-          </m:r>
-          <m:r>
-            <w:rPr>
-              <w:rFonts w:ascii="Cambria Math" w:hAnsi="Cambria Math"/>
-            </w:rPr>
-            <m:t>0</m:t>
+            <m:t>3n=0</m:t>
           </m:r>
         </m:oMath>
       </m:oMathPara>
     </w:p>
     <w:p>
+      <w:pPr>
+        <w:rPr>
+          <w:rFonts w:hint="eastAsia"/>
+        </w:rPr>
+      </w:pPr>
       <w:r>
         <w:rPr>
           <w:rFonts w:hint="eastAsia"/>
@@ -2872,13 +2741,7 @@
           <w:rPr>
             <w:rFonts w:ascii="Cambria Math" w:hAnsi="Cambria Math"/>
           </w:rPr>
-          <m:t>n</m:t>
-        </m:r>
-        <m:r>
-          <w:rPr>
-            <w:rFonts w:ascii="Cambria Math" w:hAnsi="Cambria Math"/>
-          </w:rPr>
-          <m:t>=0</m:t>
+          <m:t>n=0</m:t>
         </m:r>
       </m:oMath>
       <w:r>
@@ -2914,13 +2777,7 @@
             <w:rPr>
               <w:rFonts w:ascii="Cambria Math" w:hAnsi="Cambria Math"/>
             </w:rPr>
-            <m:t>3n</m:t>
-          </m:r>
-          <m:r>
-            <w:rPr>
-              <w:rFonts w:ascii="Cambria Math" w:hAnsi="Cambria Math"/>
-            </w:rPr>
-            <m:t>=1</m:t>
+            <m:t>3n=1</m:t>
           </m:r>
         </m:oMath>
       </m:oMathPara>
@@ -3919,6 +3776,11 @@
       </w:pPr>
     </w:p>
     <w:p>
+      <w:pPr>
+        <w:rPr>
+          <w:rFonts w:hint="eastAsia"/>
+        </w:rPr>
+      </w:pPr>
       <w:r>
         <w:rPr>
           <w:rFonts w:hint="eastAsia"/>
@@ -3959,14 +3821,3707 @@
       </w:r>
     </w:p>
     <w:p>
+      <w:r>
+        <w:t>P.S. 有些步骤可能过于短路了，目前这套符号系统在两个概念系统之间切换，缺少明确的转换原则。致使某些概念的表述显得模糊和跳跃。这种情况不利于信息的准确传播。需要更多的工作将这些符号在不同前提下的意义提炼出特定的书写形式，以避免佯谬。</w:t>
+      </w:r>
+    </w:p>
+    <w:p/>
+    <w:p>
+      <w:r>
+        <w:t>让我们再</w:t>
+      </w:r>
+      <w:r>
+        <w:rPr>
+          <w:rFonts w:hint="eastAsia"/>
+        </w:rPr>
+        <w:t>换一种方式解释，</w:t>
+      </w:r>
+    </w:p>
+    <w:p>
       <w:pPr>
         <w:rPr>
           <w:rFonts w:hint="eastAsia"/>
         </w:rPr>
       </w:pPr>
-      <w:r>
-        <w:t>P.S. 有些步骤可能过于短路了，目前这套符号系统在两个概念系统之间切换，缺少明确的转换原则。致使某些概念的表述显得模糊和跳跃。这种情况不利于信息的准确传播。需要更多的工作将这些符号在不同前提下的意义提炼出特定的书写形式，以避免佯谬。</w:t>
-      </w:r>
+      <m:oMathPara>
+        <m:oMath>
+          <m:r>
+            <w:rPr>
+              <w:rFonts w:ascii="Cambria Math" w:hAnsi="Cambria Math"/>
+            </w:rPr>
+            <m:t>f</m:t>
+          </m:r>
+          <m:d>
+            <m:dPr>
+              <m:ctrlPr>
+                <w:rPr>
+                  <w:rFonts w:ascii="Cambria Math" w:hAnsi="Cambria Math"/>
+                  <w:i/>
+                </w:rPr>
+              </m:ctrlPr>
+            </m:dPr>
+            <m:e>
+              <m:r>
+                <w:rPr>
+                  <w:rFonts w:ascii="Cambria Math" w:hAnsi="Cambria Math"/>
+                </w:rPr>
+                <m:t>n</m:t>
+              </m:r>
+            </m:e>
+          </m:d>
+          <m:r>
+            <w:rPr>
+              <w:rFonts w:ascii="Cambria Math" w:hAnsi="Cambria Math"/>
+            </w:rPr>
+            <m:t>=</m:t>
+          </m:r>
+          <m:d>
+            <m:dPr>
+              <m:begChr m:val="{"/>
+              <m:endChr m:val=""/>
+              <m:ctrlPr>
+                <w:rPr>
+                  <w:rFonts w:ascii="Cambria Math" w:hAnsi="Cambria Math"/>
+                  <w:i/>
+                </w:rPr>
+              </m:ctrlPr>
+            </m:dPr>
+            <m:e>
+              <m:eqArr>
+                <m:eqArrPr>
+                  <m:ctrlPr>
+                    <w:rPr>
+                      <w:rFonts w:ascii="Cambria Math" w:hAnsi="Cambria Math"/>
+                      <w:i/>
+                    </w:rPr>
+                  </m:ctrlPr>
+                </m:eqArrPr>
+                <m:e>
+                  <m:f>
+                    <m:fPr>
+                      <m:ctrlPr>
+                        <w:rPr>
+                          <w:rFonts w:ascii="Cambria Math" w:hAnsi="Cambria Math"/>
+                          <w:i/>
+                        </w:rPr>
+                      </m:ctrlPr>
+                    </m:fPr>
+                    <m:num>
+                      <m:r>
+                        <w:rPr>
+                          <w:rFonts w:ascii="Cambria Math" w:hAnsi="Cambria Math"/>
+                        </w:rPr>
+                        <m:t>n</m:t>
+                      </m:r>
+                    </m:num>
+                    <m:den>
+                      <m:r>
+                        <w:rPr>
+                          <w:rFonts w:ascii="Cambria Math" w:hAnsi="Cambria Math"/>
+                        </w:rPr>
+                        <m:t>2</m:t>
+                      </m:r>
+                    </m:den>
+                  </m:f>
+                  <m:r>
+                    <w:rPr>
+                      <w:rFonts w:ascii="Cambria Math" w:hAnsi="Cambria Math"/>
+                    </w:rPr>
+                    <m:t xml:space="preserve"> if n≡0 (mod 2)</m:t>
+                  </m:r>
+                </m:e>
+                <m:e>
+                  <m:r>
+                    <w:rPr>
+                      <w:rFonts w:ascii="Cambria Math" w:hAnsi="Cambria Math"/>
+                    </w:rPr>
+                    <m:t>3n+1 if n≡1 (mod 2)</m:t>
+                  </m:r>
+                </m:e>
+              </m:eqArr>
+              <m:r>
+                <w:rPr>
+                  <w:rFonts w:ascii="Cambria Math" w:hAnsi="Cambria Math"/>
+                </w:rPr>
+                <m:t>,n∈</m:t>
+              </m:r>
+              <m:sSup>
+                <m:sSupPr>
+                  <m:ctrlPr>
+                    <w:rPr>
+                      <w:rFonts w:ascii="Cambria Math" w:hAnsi="Cambria Math"/>
+                      <w:i/>
+                    </w:rPr>
+                  </m:ctrlPr>
+                </m:sSupPr>
+                <m:e>
+                  <m:r>
+                    <w:rPr>
+                      <w:rFonts w:ascii="Cambria Math" w:hAnsi="Cambria Math"/>
+                    </w:rPr>
+                    <m:t>Z</m:t>
+                  </m:r>
+                </m:e>
+                <m:sup>
+                  <m:r>
+                    <w:rPr>
+                      <w:rFonts w:ascii="Cambria Math" w:hAnsi="Cambria Math"/>
+                    </w:rPr>
+                    <m:t>+</m:t>
+                  </m:r>
+                </m:sup>
+              </m:sSup>
+            </m:e>
+          </m:d>
+        </m:oMath>
+      </m:oMathPara>
+    </w:p>
+    <w:p>
+      <w:pPr>
+        <w:rPr>
+          <w:rFonts w:hint="eastAsia"/>
+        </w:rPr>
+      </w:pPr>
+      <m:oMathPara>
+        <m:oMath>
+          <m:sSup>
+            <m:sSupPr>
+              <m:ctrlPr>
+                <w:rPr>
+                  <w:rFonts w:ascii="Cambria Math" w:hAnsi="Cambria Math"/>
+                  <w:i/>
+                </w:rPr>
+              </m:ctrlPr>
+            </m:sSupPr>
+            <m:e>
+              <m:r>
+                <w:rPr>
+                  <w:rFonts w:ascii="Cambria Math" w:hAnsi="Cambria Math"/>
+                </w:rPr>
+                <m:t>f</m:t>
+              </m:r>
+            </m:e>
+            <m:sup>
+              <m:r>
+                <w:rPr>
+                  <w:rFonts w:ascii="Cambria Math" w:hAnsi="Cambria Math"/>
+                </w:rPr>
+                <m:t>k</m:t>
+              </m:r>
+            </m:sup>
+          </m:sSup>
+          <m:d>
+            <m:dPr>
+              <m:ctrlPr>
+                <w:rPr>
+                  <w:rFonts w:ascii="Cambria Math" w:hAnsi="Cambria Math"/>
+                  <w:i/>
+                </w:rPr>
+              </m:ctrlPr>
+            </m:dPr>
+            <m:e>
+              <m:r>
+                <w:rPr>
+                  <w:rFonts w:ascii="Cambria Math" w:hAnsi="Cambria Math"/>
+                </w:rPr>
+                <m:t>n</m:t>
+              </m:r>
+            </m:e>
+          </m:d>
+          <m:r>
+            <w:rPr>
+              <w:rFonts w:ascii="Cambria Math" w:hAnsi="Cambria Math"/>
+            </w:rPr>
+            <m:t>=1, k∈</m:t>
+          </m:r>
+          <m:sSup>
+            <m:sSupPr>
+              <m:ctrlPr>
+                <w:rPr>
+                  <w:rFonts w:ascii="Cambria Math" w:hAnsi="Cambria Math"/>
+                  <w:i/>
+                </w:rPr>
+              </m:ctrlPr>
+            </m:sSupPr>
+            <m:e>
+              <m:r>
+                <w:rPr>
+                  <w:rFonts w:ascii="Cambria Math" w:hAnsi="Cambria Math"/>
+                </w:rPr>
+                <m:t>Z</m:t>
+              </m:r>
+            </m:e>
+            <m:sup>
+              <m:r>
+                <w:rPr>
+                  <w:rFonts w:ascii="Cambria Math" w:hAnsi="Cambria Math"/>
+                </w:rPr>
+                <m:t>+</m:t>
+              </m:r>
+            </m:sup>
+          </m:sSup>
+        </m:oMath>
+      </m:oMathPara>
+    </w:p>
+    <w:p>
+      <w:r>
+        <w:rPr>
+          <w:rFonts w:hint="eastAsia"/>
+        </w:rPr>
+        <w:t>写成两种递归形式，</w:t>
+      </w:r>
+    </w:p>
+    <w:p>
+      <m:oMathPara>
+        <m:oMath>
+          <m:r>
+            <w:rPr>
+              <w:rFonts w:ascii="Cambria Math" w:hAnsi="Cambria Math"/>
+            </w:rPr>
+            <m:t>n=</m:t>
+          </m:r>
+          <m:f>
+            <m:fPr>
+              <m:ctrlPr>
+                <w:rPr>
+                  <w:rFonts w:ascii="Cambria Math" w:hAnsi="Cambria Math"/>
+                  <w:i/>
+                </w:rPr>
+              </m:ctrlPr>
+            </m:fPr>
+            <m:num>
+              <m:r>
+                <w:rPr>
+                  <w:rFonts w:ascii="Cambria Math" w:hAnsi="Cambria Math"/>
+                </w:rPr>
+                <m:t>n</m:t>
+              </m:r>
+            </m:num>
+            <m:den>
+              <m:r>
+                <w:rPr>
+                  <w:rFonts w:ascii="Cambria Math" w:hAnsi="Cambria Math"/>
+                </w:rPr>
+                <m:t>2</m:t>
+              </m:r>
+            </m:den>
+          </m:f>
+          <m:r>
+            <w:rPr>
+              <w:rFonts w:ascii="Cambria Math" w:hAnsi="Cambria Math"/>
+            </w:rPr>
+            <m:t xml:space="preserve">, n=0 </m:t>
+          </m:r>
+          <m:d>
+            <m:dPr>
+              <m:ctrlPr>
+                <w:rPr>
+                  <w:rFonts w:ascii="Cambria Math" w:hAnsi="Cambria Math"/>
+                  <w:i/>
+                </w:rPr>
+              </m:ctrlPr>
+            </m:dPr>
+            <m:e>
+              <m:r>
+                <w:rPr>
+                  <w:rFonts w:ascii="Cambria Math" w:hAnsi="Cambria Math"/>
+                </w:rPr>
+                <m:t>mod 2</m:t>
+              </m:r>
+            </m:e>
+          </m:d>
+        </m:oMath>
+      </m:oMathPara>
+    </w:p>
+    <w:p>
+      <m:oMathPara>
+        <m:oMath>
+          <m:r>
+            <w:rPr>
+              <w:rFonts w:ascii="Cambria Math" w:hAnsi="Cambria Math"/>
+            </w:rPr>
+            <m:t>n=</m:t>
+          </m:r>
+          <m:r>
+            <w:rPr>
+              <w:rFonts w:ascii="Cambria Math" w:hAnsi="Cambria Math"/>
+            </w:rPr>
+            <m:t xml:space="preserve">3n+1, n=1 </m:t>
+          </m:r>
+          <m:d>
+            <m:dPr>
+              <m:ctrlPr>
+                <w:rPr>
+                  <w:rFonts w:ascii="Cambria Math" w:hAnsi="Cambria Math"/>
+                  <w:i/>
+                </w:rPr>
+              </m:ctrlPr>
+            </m:dPr>
+            <m:e>
+              <m:r>
+                <w:rPr>
+                  <w:rFonts w:ascii="Cambria Math" w:hAnsi="Cambria Math"/>
+                </w:rPr>
+                <m:t>mod 2</m:t>
+              </m:r>
+            </m:e>
+          </m:d>
+        </m:oMath>
+      </m:oMathPara>
+    </w:p>
+    <w:p>
+      <w:r>
+        <w:rPr>
+          <w:rFonts w:hint="eastAsia"/>
+        </w:rPr>
+        <w:t>把它当成无穷大前提下的</w:t>
+      </w:r>
+      <w:r>
+        <w:rPr>
+          <w:rFonts w:hint="eastAsia"/>
+        </w:rPr>
+        <w:t>定义</w:t>
+      </w:r>
+      <w:r>
+        <w:rPr>
+          <w:rFonts w:hint="eastAsia"/>
+        </w:rPr>
+        <w:t>，</w:t>
+      </w:r>
+    </w:p>
+    <w:p>
+      <m:oMathPara>
+        <m:oMath>
+          <m:r>
+            <w:rPr>
+              <w:rFonts w:ascii="Cambria Math" w:hAnsi="Cambria Math"/>
+            </w:rPr>
+            <m:t>n</m:t>
+          </m:r>
+          <m:r>
+            <w:rPr>
+              <w:rFonts w:ascii="Cambria Math" w:hAnsi="Cambria Math"/>
+            </w:rPr>
+            <m:t>:</m:t>
+          </m:r>
+          <m:r>
+            <w:rPr>
+              <w:rFonts w:ascii="Cambria Math" w:hAnsi="Cambria Math"/>
+            </w:rPr>
+            <m:t>=</m:t>
+          </m:r>
+          <m:f>
+            <m:fPr>
+              <m:ctrlPr>
+                <w:rPr>
+                  <w:rFonts w:ascii="Cambria Math" w:hAnsi="Cambria Math"/>
+                  <w:i/>
+                </w:rPr>
+              </m:ctrlPr>
+            </m:fPr>
+            <m:num>
+              <m:r>
+                <w:rPr>
+                  <w:rFonts w:ascii="Cambria Math" w:hAnsi="Cambria Math"/>
+                </w:rPr>
+                <m:t>n</m:t>
+              </m:r>
+            </m:num>
+            <m:den>
+              <m:r>
+                <w:rPr>
+                  <w:rFonts w:ascii="Cambria Math" w:hAnsi="Cambria Math"/>
+                </w:rPr>
+                <m:t>2</m:t>
+              </m:r>
+            </m:den>
+          </m:f>
+          <m:r>
+            <w:rPr>
+              <w:rFonts w:ascii="Cambria Math" w:hAnsi="Cambria Math"/>
+            </w:rPr>
+            <m:t>,n=0 (mod 2)</m:t>
+          </m:r>
+        </m:oMath>
+      </m:oMathPara>
+    </w:p>
+    <w:p>
+      <w:r>
+        <w:rPr>
+          <w:rFonts w:hint="eastAsia"/>
+        </w:rPr>
+        <w:t>还有，</w:t>
+      </w:r>
+    </w:p>
+    <w:p>
+      <m:oMathPara>
+        <m:oMath>
+          <m:r>
+            <w:rPr>
+              <w:rFonts w:ascii="Cambria Math" w:hAnsi="Cambria Math"/>
+            </w:rPr>
+            <m:t>n=3n+1</m:t>
+          </m:r>
+        </m:oMath>
+      </m:oMathPara>
+    </w:p>
+    <w:p>
+      <m:oMathPara>
+        <m:oMath>
+          <m:r>
+            <w:rPr>
+              <w:rFonts w:ascii="Cambria Math" w:hAnsi="Cambria Math"/>
+            </w:rPr>
+            <m:t>n</m:t>
+          </m:r>
+          <m:r>
+            <w:rPr>
+              <w:rFonts w:ascii="Cambria Math" w:hAnsi="Cambria Math"/>
+            </w:rPr>
+            <m:t>-3</m:t>
+          </m:r>
+          <m:r>
+            <w:rPr>
+              <w:rFonts w:ascii="Cambria Math" w:hAnsi="Cambria Math" w:hint="eastAsia"/>
+            </w:rPr>
+            <m:t>n</m:t>
+          </m:r>
+          <m:r>
+            <w:rPr>
+              <w:rFonts w:ascii="Cambria Math" w:hAnsi="Cambria Math"/>
+            </w:rPr>
+            <m:t>=3n+1-3n</m:t>
+          </m:r>
+        </m:oMath>
+      </m:oMathPara>
+    </w:p>
+    <w:p>
+      <m:oMathPara>
+        <m:oMath>
+          <m:r>
+            <w:rPr>
+              <w:rFonts w:ascii="Cambria Math" w:hAnsi="Cambria Math"/>
+            </w:rPr>
+            <m:t>-</m:t>
+          </m:r>
+          <m:r>
+            <w:rPr>
+              <w:rFonts w:ascii="Cambria Math" w:hAnsi="Cambria Math"/>
+            </w:rPr>
+            <m:t>2</m:t>
+          </m:r>
+          <m:r>
+            <w:rPr>
+              <w:rFonts w:ascii="Cambria Math" w:hAnsi="Cambria Math" w:hint="eastAsia"/>
+            </w:rPr>
+            <m:t>n</m:t>
+          </m:r>
+          <m:r>
+            <w:rPr>
+              <w:rFonts w:ascii="Cambria Math" w:hAnsi="Cambria Math"/>
+            </w:rPr>
+            <m:t>=1</m:t>
+          </m:r>
+        </m:oMath>
+      </m:oMathPara>
+    </w:p>
+    <w:p>
+      <m:oMathPara>
+        <m:oMath>
+          <m:r>
+            <w:rPr>
+              <w:rFonts w:ascii="Cambria Math" w:hAnsi="Cambria Math" w:hint="eastAsia"/>
+            </w:rPr>
+            <m:t>n</m:t>
+          </m:r>
+          <m:r>
+            <w:rPr>
+              <w:rFonts w:ascii="Cambria Math" w:hAnsi="Cambria Math"/>
+            </w:rPr>
+            <m:t>=-</m:t>
+          </m:r>
+          <m:f>
+            <m:fPr>
+              <m:ctrlPr>
+                <w:rPr>
+                  <w:rFonts w:ascii="Cambria Math" w:hAnsi="Cambria Math"/>
+                  <w:i/>
+                </w:rPr>
+              </m:ctrlPr>
+            </m:fPr>
+            <m:num>
+              <m:r>
+                <w:rPr>
+                  <w:rFonts w:ascii="Cambria Math" w:hAnsi="Cambria Math"/>
+                </w:rPr>
+                <m:t>1</m:t>
+              </m:r>
+            </m:num>
+            <m:den>
+              <m:r>
+                <w:rPr>
+                  <w:rFonts w:ascii="Cambria Math" w:hAnsi="Cambria Math"/>
+                </w:rPr>
+                <m:t>2</m:t>
+              </m:r>
+            </m:den>
+          </m:f>
+        </m:oMath>
+      </m:oMathPara>
+    </w:p>
+    <w:p>
+      <w:r>
+        <w:rPr>
+          <w:rFonts w:hint="eastAsia"/>
+        </w:rPr>
+        <w:t>这是从后往前倒数的形式，</w:t>
+      </w:r>
+      <w:r>
+        <w:rPr>
+          <w:rFonts w:hint="eastAsia"/>
+        </w:rPr>
+        <w:t>将其回归</w:t>
+      </w:r>
+      <w:r>
+        <w:rPr>
+          <w:rFonts w:hint="eastAsia"/>
+        </w:rPr>
+        <w:t>递归定义，</w:t>
+      </w:r>
+    </w:p>
+    <w:p>
+      <m:oMathPara>
+        <m:oMath>
+          <m:r>
+            <w:rPr>
+              <w:rFonts w:ascii="Cambria Math" w:hAnsi="Cambria Math" w:hint="eastAsia"/>
+            </w:rPr>
+            <m:t>n</m:t>
+          </m:r>
+          <m:r>
+            <w:rPr>
+              <w:rFonts w:ascii="Cambria Math" w:hAnsi="Cambria Math"/>
+            </w:rPr>
+            <m:t>≔</m:t>
+          </m:r>
+          <m:r>
+            <w:rPr>
+              <w:rFonts w:ascii="Cambria Math" w:hAnsi="Cambria Math"/>
+            </w:rPr>
+            <m:t>-</m:t>
+          </m:r>
+          <m:f>
+            <m:fPr>
+              <m:ctrlPr>
+                <w:rPr>
+                  <w:rFonts w:ascii="Cambria Math" w:hAnsi="Cambria Math"/>
+                  <w:i/>
+                </w:rPr>
+              </m:ctrlPr>
+            </m:fPr>
+            <m:num>
+              <m:r>
+                <w:rPr>
+                  <w:rFonts w:ascii="Cambria Math" w:hAnsi="Cambria Math"/>
+                </w:rPr>
+                <m:t>1</m:t>
+              </m:r>
+            </m:num>
+            <m:den>
+              <m:r>
+                <w:rPr>
+                  <w:rFonts w:ascii="Cambria Math" w:hAnsi="Cambria Math"/>
+                </w:rPr>
+                <m:t>2</m:t>
+              </m:r>
+            </m:den>
+          </m:f>
+          <m:r>
+            <w:rPr>
+              <w:rFonts w:ascii="Cambria Math" w:hAnsi="Cambria Math" w:hint="eastAsia"/>
+            </w:rPr>
+            <m:t>n</m:t>
+          </m:r>
+          <m:r>
+            <w:rPr>
+              <w:rFonts w:ascii="Cambria Math" w:hAnsi="Cambria Math"/>
+            </w:rPr>
+            <m:t xml:space="preserve">, </m:t>
+          </m:r>
+          <m:r>
+            <w:rPr>
+              <w:rFonts w:ascii="Cambria Math" w:hAnsi="Cambria Math"/>
+            </w:rPr>
+            <m:t>n=1 (mod 2)</m:t>
+          </m:r>
+        </m:oMath>
+      </m:oMathPara>
+    </w:p>
+    <w:p>
+      <w:pPr>
+        <w:rPr>
+          <w:rFonts w:hint="eastAsia"/>
+        </w:rPr>
+      </w:pPr>
+      <w:r>
+        <w:rPr>
+          <w:rFonts w:hint="eastAsia"/>
+        </w:rPr>
+        <w:lastRenderedPageBreak/>
+        <w:t>因为只有奇数和偶数，奇偶交替，一个奇偶周期中，</w:t>
+      </w:r>
+      <w:r>
+        <w:rPr>
+          <w:rFonts w:hint="eastAsia"/>
+        </w:rPr>
+        <w:t>对应于偶数和奇数分别为，</w:t>
+      </w:r>
+    </w:p>
+    <w:p>
+      <w:pPr>
+        <w:rPr>
+          <w:rFonts w:hint="eastAsia"/>
+        </w:rPr>
+      </w:pPr>
+      <m:oMathPara>
+        <m:oMath>
+          <m:r>
+            <w:rPr>
+              <w:rFonts w:ascii="Cambria Math" w:hAnsi="Cambria Math"/>
+            </w:rPr>
+            <m:t>n=</m:t>
+          </m:r>
+          <m:r>
+            <w:rPr>
+              <w:rFonts w:ascii="Cambria Math" w:hAnsi="Cambria Math"/>
+            </w:rPr>
+            <m:t>+</m:t>
+          </m:r>
+          <m:f>
+            <m:fPr>
+              <m:ctrlPr>
+                <w:rPr>
+                  <w:rFonts w:ascii="Cambria Math" w:hAnsi="Cambria Math"/>
+                  <w:i/>
+                </w:rPr>
+              </m:ctrlPr>
+            </m:fPr>
+            <m:num>
+              <m:r>
+                <w:rPr>
+                  <w:rFonts w:ascii="Cambria Math" w:hAnsi="Cambria Math"/>
+                </w:rPr>
+                <m:t>1</m:t>
+              </m:r>
+            </m:num>
+            <m:den>
+              <m:r>
+                <w:rPr>
+                  <w:rFonts w:ascii="Cambria Math" w:hAnsi="Cambria Math"/>
+                </w:rPr>
+                <m:t>2</m:t>
+              </m:r>
+            </m:den>
+          </m:f>
+          <m:r>
+            <w:rPr>
+              <w:rFonts w:ascii="Cambria Math" w:hAnsi="Cambria Math" w:hint="eastAsia"/>
+            </w:rPr>
+            <m:t>n</m:t>
+          </m:r>
+        </m:oMath>
+      </m:oMathPara>
+    </w:p>
+    <w:p>
+      <m:oMathPara>
+        <m:oMath>
+          <m:r>
+            <w:rPr>
+              <w:rFonts w:ascii="Cambria Math" w:hAnsi="Cambria Math" w:hint="eastAsia"/>
+            </w:rPr>
+            <m:t>n</m:t>
+          </m:r>
+          <m:r>
+            <w:rPr>
+              <w:rFonts w:ascii="Cambria Math" w:hAnsi="Cambria Math"/>
+            </w:rPr>
+            <m:t>=</m:t>
+          </m:r>
+          <m:r>
+            <w:rPr>
+              <w:rFonts w:ascii="Cambria Math" w:hAnsi="Cambria Math"/>
+            </w:rPr>
+            <m:t>-</m:t>
+          </m:r>
+          <m:f>
+            <m:fPr>
+              <m:ctrlPr>
+                <w:rPr>
+                  <w:rFonts w:ascii="Cambria Math" w:hAnsi="Cambria Math"/>
+                  <w:i/>
+                </w:rPr>
+              </m:ctrlPr>
+            </m:fPr>
+            <m:num>
+              <m:r>
+                <w:rPr>
+                  <w:rFonts w:ascii="Cambria Math" w:hAnsi="Cambria Math"/>
+                </w:rPr>
+                <m:t>1</m:t>
+              </m:r>
+            </m:num>
+            <m:den>
+              <m:r>
+                <w:rPr>
+                  <w:rFonts w:ascii="Cambria Math" w:hAnsi="Cambria Math"/>
+                </w:rPr>
+                <m:t>2</m:t>
+              </m:r>
+            </m:den>
+          </m:f>
+          <m:r>
+            <w:rPr>
+              <w:rFonts w:ascii="Cambria Math" w:hAnsi="Cambria Math" w:hint="eastAsia"/>
+            </w:rPr>
+            <m:t>n</m:t>
+          </m:r>
+        </m:oMath>
+      </m:oMathPara>
+    </w:p>
+    <w:p>
+      <w:pPr>
+        <w:rPr>
+          <w:rFonts w:hint="eastAsia"/>
+        </w:rPr>
+      </w:pPr>
+      <w:r>
+        <w:rPr>
+          <w:rFonts w:hint="eastAsia"/>
+        </w:rPr>
+        <w:t>综合为递归定义形式，</w:t>
+      </w:r>
+    </w:p>
+    <w:p>
+      <m:oMathPara>
+        <m:oMath>
+          <m:r>
+            <w:rPr>
+              <w:rFonts w:ascii="Cambria Math" w:hAnsi="Cambria Math" w:hint="eastAsia"/>
+            </w:rPr>
+            <m:t>n</m:t>
+          </m:r>
+          <m:r>
+            <w:rPr>
+              <w:rFonts w:ascii="Cambria Math" w:hAnsi="Cambria Math"/>
+            </w:rPr>
+            <m:t>:=</m:t>
+          </m:r>
+          <m:f>
+            <m:fPr>
+              <m:ctrlPr>
+                <w:rPr>
+                  <w:rFonts w:ascii="Cambria Math" w:hAnsi="Cambria Math"/>
+                  <w:i/>
+                </w:rPr>
+              </m:ctrlPr>
+            </m:fPr>
+            <m:num>
+              <m:r>
+                <w:rPr>
+                  <w:rFonts w:ascii="Cambria Math" w:hAnsi="Cambria Math"/>
+                </w:rPr>
+                <m:t>1</m:t>
+              </m:r>
+            </m:num>
+            <m:den>
+              <m:r>
+                <w:rPr>
+                  <w:rFonts w:ascii="Cambria Math" w:hAnsi="Cambria Math"/>
+                </w:rPr>
+                <m:t>2</m:t>
+              </m:r>
+            </m:den>
+          </m:f>
+          <m:sSup>
+            <m:sSupPr>
+              <m:ctrlPr>
+                <w:rPr>
+                  <w:rFonts w:ascii="Cambria Math" w:hAnsi="Cambria Math"/>
+                  <w:i/>
+                </w:rPr>
+              </m:ctrlPr>
+            </m:sSupPr>
+            <m:e>
+              <m:d>
+                <m:dPr>
+                  <m:ctrlPr>
+                    <w:rPr>
+                      <w:rFonts w:ascii="Cambria Math" w:hAnsi="Cambria Math"/>
+                      <w:i/>
+                    </w:rPr>
+                  </m:ctrlPr>
+                </m:dPr>
+                <m:e>
+                  <m:r>
+                    <w:rPr>
+                      <w:rFonts w:ascii="Cambria Math" w:hAnsi="Cambria Math"/>
+                    </w:rPr>
+                    <m:t>-1</m:t>
+                  </m:r>
+                </m:e>
+              </m:d>
+            </m:e>
+            <m:sup>
+              <m:r>
+                <w:rPr>
+                  <w:rFonts w:ascii="Cambria Math" w:hAnsi="Cambria Math"/>
+                </w:rPr>
+                <m:t>n</m:t>
+              </m:r>
+            </m:sup>
+          </m:sSup>
+          <m:r>
+            <w:rPr>
+              <w:rFonts w:ascii="Cambria Math" w:hAnsi="Cambria Math" w:hint="eastAsia"/>
+            </w:rPr>
+            <m:t>n</m:t>
+          </m:r>
+        </m:oMath>
+      </m:oMathPara>
+    </w:p>
+    <w:p>
+      <w:pPr>
+        <w:rPr>
+          <w:rFonts w:hint="eastAsia"/>
+        </w:rPr>
+      </w:pPr>
+      <w:r>
+        <w:rPr>
+          <w:rFonts w:hint="eastAsia"/>
+        </w:rPr>
+        <w:t>其虚数单位形式，</w:t>
+      </w:r>
+    </w:p>
+    <w:p>
+      <m:oMathPara>
+        <m:oMath>
+          <m:r>
+            <w:rPr>
+              <w:rFonts w:ascii="Cambria Math" w:hAnsi="Cambria Math" w:hint="eastAsia"/>
+            </w:rPr>
+            <m:t>n</m:t>
+          </m:r>
+          <m:r>
+            <w:rPr>
+              <w:rFonts w:ascii="Cambria Math" w:hAnsi="Cambria Math"/>
+            </w:rPr>
+            <m:t>:=</m:t>
+          </m:r>
+          <m:f>
+            <m:fPr>
+              <m:ctrlPr>
+                <w:rPr>
+                  <w:rFonts w:ascii="Cambria Math" w:hAnsi="Cambria Math"/>
+                  <w:i/>
+                </w:rPr>
+              </m:ctrlPr>
+            </m:fPr>
+            <m:num>
+              <m:r>
+                <w:rPr>
+                  <w:rFonts w:ascii="Cambria Math" w:hAnsi="Cambria Math"/>
+                </w:rPr>
+                <m:t>1</m:t>
+              </m:r>
+            </m:num>
+            <m:den>
+              <m:r>
+                <w:rPr>
+                  <w:rFonts w:ascii="Cambria Math" w:hAnsi="Cambria Math"/>
+                </w:rPr>
+                <m:t>2</m:t>
+              </m:r>
+            </m:den>
+          </m:f>
+          <m:sSubSup>
+            <m:sSubSupPr>
+              <m:ctrlPr>
+                <w:rPr>
+                  <w:rFonts w:ascii="Cambria Math" w:hAnsi="Cambria Math"/>
+                  <w:i/>
+                </w:rPr>
+              </m:ctrlPr>
+            </m:sSubSupPr>
+            <m:e>
+              <m:r>
+                <w:rPr>
+                  <w:rFonts w:ascii="Cambria Math" w:hAnsi="Cambria Math"/>
+                </w:rPr>
+                <m:t>i</m:t>
+              </m:r>
+            </m:e>
+            <m:sub>
+              <m:r>
+                <w:rPr>
+                  <w:rFonts w:ascii="Cambria Math" w:hAnsi="Cambria Math"/>
+                </w:rPr>
+                <m:t>1</m:t>
+              </m:r>
+            </m:sub>
+            <m:sup>
+              <m:r>
+                <w:rPr>
+                  <w:rFonts w:ascii="Cambria Math" w:hAnsi="Cambria Math"/>
+                </w:rPr>
+                <m:t>n</m:t>
+              </m:r>
+            </m:sup>
+          </m:sSubSup>
+          <m:r>
+            <w:rPr>
+              <w:rFonts w:ascii="Cambria Math" w:hAnsi="Cambria Math" w:hint="eastAsia"/>
+            </w:rPr>
+            <m:t>n</m:t>
+          </m:r>
+        </m:oMath>
+      </m:oMathPara>
+    </w:p>
+    <w:p>
+      <m:oMath>
+        <m:r>
+          <w:rPr>
+            <w:rFonts w:ascii="Cambria Math" w:hAnsi="Cambria Math" w:hint="eastAsia"/>
+          </w:rPr>
+          <m:t>n</m:t>
+        </m:r>
+      </m:oMath>
+      <w:r>
+        <w:rPr>
+          <w:rFonts w:hint="eastAsia"/>
+        </w:rPr>
+        <w:t>在每个周期都</w:t>
+      </w:r>
+      <w:r>
+        <w:rPr>
+          <w:rFonts w:hint="eastAsia"/>
+        </w:rPr>
+        <w:t>变成自己的相反数</w:t>
+      </w:r>
+      <w:r>
+        <w:rPr>
+          <w:rFonts w:hint="eastAsia"/>
+        </w:rPr>
+        <w:t>，或者认为，每个奇偶周期，反转一次</w:t>
+      </w:r>
+      <w:r>
+        <w:rPr>
+          <w:rFonts w:hint="eastAsia"/>
+        </w:rPr>
+        <w:t>。</w:t>
+      </w:r>
+    </w:p>
+    <w:p/>
+    <w:p>
+      <w:r>
+        <w:rPr>
+          <w:rFonts w:hint="eastAsia"/>
+        </w:rPr>
+        <w:t>所以这个结构，就是随着数值</w:t>
+      </w:r>
+      <w:r>
+        <w:rPr>
+          <w:rFonts w:hint="eastAsia"/>
+        </w:rPr>
+        <w:t>递</w:t>
+      </w:r>
+      <w:r>
+        <w:rPr>
+          <w:rFonts w:hint="eastAsia"/>
+        </w:rPr>
+        <w:t>减，奇数偶数项的单位，分别是虚数单位</w:t>
+      </w:r>
+      <m:oMath>
+        <m:sSub>
+          <m:sSubPr>
+            <m:ctrlPr>
+              <w:rPr>
+                <w:rFonts w:ascii="Cambria Math" w:hAnsi="Cambria Math"/>
+                <w:i/>
+              </w:rPr>
+            </m:ctrlPr>
+          </m:sSubPr>
+          <m:e>
+            <m:r>
+              <w:rPr>
+                <w:rFonts w:ascii="Cambria Math" w:hAnsi="Cambria Math" w:hint="eastAsia"/>
+              </w:rPr>
+              <m:t>i</m:t>
+            </m:r>
+            <m:ctrlPr>
+              <w:rPr>
+                <w:rFonts w:ascii="Cambria Math" w:hAnsi="Cambria Math" w:hint="eastAsia"/>
+                <w:i/>
+              </w:rPr>
+            </m:ctrlPr>
+          </m:e>
+          <m:sub>
+            <m:r>
+              <w:rPr>
+                <w:rFonts w:ascii="Cambria Math" w:hAnsi="Cambria Math"/>
+              </w:rPr>
+              <m:t>1</m:t>
+            </m:r>
+          </m:sub>
+        </m:sSub>
+      </m:oMath>
+      <w:r>
+        <w:rPr>
+          <w:rFonts w:hint="eastAsia"/>
+        </w:rPr>
+        <w:t>的奇数偶数次幂</w:t>
+      </w:r>
+      <w:r>
+        <w:rPr>
+          <w:rFonts w:hint="eastAsia"/>
+        </w:rPr>
+        <w:t>，考虑，</w:t>
+      </w:r>
+    </w:p>
+    <w:p>
+      <m:oMathPara>
+        <m:oMath>
+          <m:sSub>
+            <m:sSubPr>
+              <m:ctrlPr>
+                <w:rPr>
+                  <w:rFonts w:ascii="Cambria Math" w:hAnsi="Cambria Math"/>
+                  <w:i/>
+                </w:rPr>
+              </m:ctrlPr>
+            </m:sSubPr>
+            <m:e>
+              <m:r>
+                <w:rPr>
+                  <w:rFonts w:ascii="Cambria Math" w:hAnsi="Cambria Math" w:hint="eastAsia"/>
+                </w:rPr>
+                <m:t>n</m:t>
+              </m:r>
+              <m:ctrlPr>
+                <w:rPr>
+                  <w:rFonts w:ascii="Cambria Math" w:hAnsi="Cambria Math" w:hint="eastAsia"/>
+                  <w:i/>
+                </w:rPr>
+              </m:ctrlPr>
+            </m:e>
+            <m:sub>
+              <m:r>
+                <w:rPr>
+                  <w:rFonts w:ascii="Cambria Math" w:hAnsi="Cambria Math"/>
+                </w:rPr>
+                <m:t>0</m:t>
+              </m:r>
+            </m:sub>
+          </m:sSub>
+          <m:r>
+            <w:rPr>
+              <w:rFonts w:ascii="Cambria Math" w:hAnsi="Cambria Math"/>
+            </w:rPr>
+            <m:t>≔</m:t>
+          </m:r>
+          <m:f>
+            <m:fPr>
+              <m:ctrlPr>
+                <w:rPr>
+                  <w:rFonts w:ascii="Cambria Math" w:hAnsi="Cambria Math"/>
+                  <w:i/>
+                </w:rPr>
+              </m:ctrlPr>
+            </m:fPr>
+            <m:num>
+              <m:r>
+                <w:rPr>
+                  <w:rFonts w:ascii="Cambria Math" w:hAnsi="Cambria Math"/>
+                </w:rPr>
+                <m:t>1</m:t>
+              </m:r>
+            </m:num>
+            <m:den>
+              <m:r>
+                <w:rPr>
+                  <w:rFonts w:ascii="Cambria Math" w:hAnsi="Cambria Math"/>
+                </w:rPr>
+                <m:t>2</m:t>
+              </m:r>
+            </m:den>
+          </m:f>
+          <m:sSubSup>
+            <m:sSubSupPr>
+              <m:ctrlPr>
+                <w:rPr>
+                  <w:rFonts w:ascii="Cambria Math" w:hAnsi="Cambria Math"/>
+                  <w:i/>
+                </w:rPr>
+              </m:ctrlPr>
+            </m:sSubSupPr>
+            <m:e>
+              <m:r>
+                <w:rPr>
+                  <w:rFonts w:ascii="Cambria Math" w:hAnsi="Cambria Math"/>
+                </w:rPr>
+                <m:t>i</m:t>
+              </m:r>
+            </m:e>
+            <m:sub>
+              <m:r>
+                <w:rPr>
+                  <w:rFonts w:ascii="Cambria Math" w:hAnsi="Cambria Math"/>
+                </w:rPr>
+                <m:t>1</m:t>
+              </m:r>
+            </m:sub>
+            <m:sup>
+              <m:sSub>
+                <m:sSubPr>
+                  <m:ctrlPr>
+                    <w:rPr>
+                      <w:rFonts w:ascii="Cambria Math" w:hAnsi="Cambria Math"/>
+                      <w:i/>
+                    </w:rPr>
+                  </m:ctrlPr>
+                </m:sSubPr>
+                <m:e>
+                  <m:r>
+                    <w:rPr>
+                      <w:rFonts w:ascii="Cambria Math" w:hAnsi="Cambria Math"/>
+                    </w:rPr>
+                    <m:t>n</m:t>
+                  </m:r>
+                </m:e>
+                <m:sub>
+                  <m:r>
+                    <w:rPr>
+                      <w:rFonts w:ascii="Cambria Math" w:hAnsi="Cambria Math"/>
+                    </w:rPr>
+                    <m:t>1</m:t>
+                  </m:r>
+                </m:sub>
+              </m:sSub>
+            </m:sup>
+          </m:sSubSup>
+          <m:sSub>
+            <m:sSubPr>
+              <m:ctrlPr>
+                <w:rPr>
+                  <w:rFonts w:ascii="Cambria Math" w:hAnsi="Cambria Math"/>
+                  <w:i/>
+                </w:rPr>
+              </m:ctrlPr>
+            </m:sSubPr>
+            <m:e>
+              <m:r>
+                <w:rPr>
+                  <w:rFonts w:ascii="Cambria Math" w:hAnsi="Cambria Math" w:hint="eastAsia"/>
+                </w:rPr>
+                <m:t>n</m:t>
+              </m:r>
+              <m:ctrlPr>
+                <w:rPr>
+                  <w:rFonts w:ascii="Cambria Math" w:hAnsi="Cambria Math" w:hint="eastAsia"/>
+                  <w:i/>
+                </w:rPr>
+              </m:ctrlPr>
+            </m:e>
+            <m:sub>
+              <m:r>
+                <w:rPr>
+                  <w:rFonts w:ascii="Cambria Math" w:hAnsi="Cambria Math"/>
+                </w:rPr>
+                <m:t>1</m:t>
+              </m:r>
+            </m:sub>
+          </m:sSub>
+        </m:oMath>
+      </m:oMathPara>
+    </w:p>
+    <w:p>
+      <w:pPr>
+        <w:rPr>
+          <w:rFonts w:hint="eastAsia"/>
+        </w:rPr>
+      </w:pPr>
+      <w:r>
+        <w:rPr>
+          <w:rFonts w:hint="eastAsia"/>
+        </w:rPr>
+        <w:t>若</w:t>
+      </w:r>
+      <w:r>
+        <w:rPr>
+          <w:rFonts w:hint="eastAsia"/>
+        </w:rPr>
+        <w:t>有</w:t>
+      </w:r>
+      <w:r>
+        <w:rPr>
+          <w:rFonts w:hint="eastAsia"/>
+        </w:rPr>
+        <w:t>，</w:t>
+      </w:r>
+    </w:p>
+    <w:p>
+      <m:oMathPara>
+        <m:oMath>
+          <m:sSub>
+            <m:sSubPr>
+              <m:ctrlPr>
+                <w:rPr>
+                  <w:rFonts w:ascii="Cambria Math" w:hAnsi="Cambria Math"/>
+                  <w:i/>
+                </w:rPr>
+              </m:ctrlPr>
+            </m:sSubPr>
+            <m:e>
+              <m:r>
+                <w:rPr>
+                  <w:rFonts w:ascii="Cambria Math" w:hAnsi="Cambria Math" w:hint="eastAsia"/>
+                </w:rPr>
+                <m:t>n</m:t>
+              </m:r>
+              <m:ctrlPr>
+                <w:rPr>
+                  <w:rFonts w:ascii="Cambria Math" w:hAnsi="Cambria Math" w:hint="eastAsia"/>
+                  <w:i/>
+                </w:rPr>
+              </m:ctrlPr>
+            </m:e>
+            <m:sub>
+              <m:r>
+                <w:rPr>
+                  <w:rFonts w:ascii="Cambria Math" w:hAnsi="Cambria Math"/>
+                </w:rPr>
+                <m:t>1</m:t>
+              </m:r>
+            </m:sub>
+          </m:sSub>
+          <m:r>
+            <w:rPr>
+              <w:rFonts w:ascii="Cambria Math" w:hAnsi="Cambria Math"/>
+            </w:rPr>
+            <m:t>=1</m:t>
+          </m:r>
+        </m:oMath>
+      </m:oMathPara>
+    </w:p>
+    <w:p>
+      <w:pPr>
+        <w:rPr>
+          <w:rFonts w:hint="eastAsia"/>
+        </w:rPr>
+      </w:pPr>
+      <w:r>
+        <w:rPr>
+          <w:rFonts w:hint="eastAsia"/>
+        </w:rPr>
+        <w:t>就</w:t>
+      </w:r>
+      <w:r>
+        <w:rPr>
+          <w:rFonts w:hint="eastAsia"/>
+        </w:rPr>
+        <w:t>得到</w:t>
+      </w:r>
+      <w:r>
+        <w:rPr>
+          <w:rFonts w:hint="eastAsia"/>
+        </w:rPr>
+        <w:t>，</w:t>
+      </w:r>
+    </w:p>
+    <w:p>
+      <m:oMathPara>
+        <m:oMath>
+          <m:sSub>
+            <m:sSubPr>
+              <m:ctrlPr>
+                <w:rPr>
+                  <w:rFonts w:ascii="Cambria Math" w:hAnsi="Cambria Math"/>
+                  <w:i/>
+                </w:rPr>
+              </m:ctrlPr>
+            </m:sSubPr>
+            <m:e>
+              <m:r>
+                <w:rPr>
+                  <w:rFonts w:ascii="Cambria Math" w:hAnsi="Cambria Math" w:hint="eastAsia"/>
+                </w:rPr>
+                <m:t>n</m:t>
+              </m:r>
+              <m:ctrlPr>
+                <w:rPr>
+                  <w:rFonts w:ascii="Cambria Math" w:hAnsi="Cambria Math" w:hint="eastAsia"/>
+                  <w:i/>
+                </w:rPr>
+              </m:ctrlPr>
+            </m:e>
+            <m:sub>
+              <m:r>
+                <w:rPr>
+                  <w:rFonts w:ascii="Cambria Math" w:hAnsi="Cambria Math"/>
+                </w:rPr>
+                <m:t>0</m:t>
+              </m:r>
+            </m:sub>
+          </m:sSub>
+          <m:r>
+            <w:rPr>
+              <w:rFonts w:ascii="Cambria Math" w:hAnsi="Cambria Math"/>
+            </w:rPr>
+            <m:t>≔</m:t>
+          </m:r>
+          <m:f>
+            <m:fPr>
+              <m:ctrlPr>
+                <w:rPr>
+                  <w:rFonts w:ascii="Cambria Math" w:hAnsi="Cambria Math"/>
+                  <w:i/>
+                </w:rPr>
+              </m:ctrlPr>
+            </m:fPr>
+            <m:num>
+              <m:r>
+                <w:rPr>
+                  <w:rFonts w:ascii="Cambria Math" w:hAnsi="Cambria Math"/>
+                </w:rPr>
+                <m:t>1</m:t>
+              </m:r>
+            </m:num>
+            <m:den>
+              <m:r>
+                <w:rPr>
+                  <w:rFonts w:ascii="Cambria Math" w:hAnsi="Cambria Math"/>
+                </w:rPr>
+                <m:t>2</m:t>
+              </m:r>
+            </m:den>
+          </m:f>
+          <m:sSup>
+            <m:sSupPr>
+              <m:ctrlPr>
+                <w:rPr>
+                  <w:rFonts w:ascii="Cambria Math" w:hAnsi="Cambria Math"/>
+                  <w:i/>
+                </w:rPr>
+              </m:ctrlPr>
+            </m:sSupPr>
+            <m:e>
+              <m:d>
+                <m:dPr>
+                  <m:ctrlPr>
+                    <w:rPr>
+                      <w:rFonts w:ascii="Cambria Math" w:hAnsi="Cambria Math"/>
+                      <w:i/>
+                    </w:rPr>
+                  </m:ctrlPr>
+                </m:dPr>
+                <m:e>
+                  <m:r>
+                    <w:rPr>
+                      <w:rFonts w:ascii="Cambria Math" w:hAnsi="Cambria Math"/>
+                    </w:rPr>
+                    <m:t>-1</m:t>
+                  </m:r>
+                </m:e>
+              </m:d>
+            </m:e>
+            <m:sup>
+              <m:r>
+                <w:rPr>
+                  <w:rFonts w:ascii="Cambria Math" w:hAnsi="Cambria Math"/>
+                </w:rPr>
+                <m:t>1</m:t>
+              </m:r>
+            </m:sup>
+          </m:sSup>
+          <m:d>
+            <m:dPr>
+              <m:ctrlPr>
+                <w:rPr>
+                  <w:rFonts w:ascii="Cambria Math" w:hAnsi="Cambria Math"/>
+                  <w:i/>
+                </w:rPr>
+              </m:ctrlPr>
+            </m:dPr>
+            <m:e>
+              <m:r>
+                <w:rPr>
+                  <w:rFonts w:ascii="Cambria Math" w:hAnsi="Cambria Math"/>
+                </w:rPr>
+                <m:t>1</m:t>
+              </m:r>
+            </m:e>
+          </m:d>
+          <m:r>
+            <w:rPr>
+              <w:rFonts w:ascii="Cambria Math" w:hAnsi="Cambria Math"/>
+            </w:rPr>
+            <m:t>=-</m:t>
+          </m:r>
+          <m:f>
+            <m:fPr>
+              <m:ctrlPr>
+                <w:rPr>
+                  <w:rFonts w:ascii="Cambria Math" w:hAnsi="Cambria Math"/>
+                  <w:i/>
+                </w:rPr>
+              </m:ctrlPr>
+            </m:fPr>
+            <m:num>
+              <m:r>
+                <w:rPr>
+                  <w:rFonts w:ascii="Cambria Math" w:hAnsi="Cambria Math"/>
+                </w:rPr>
+                <m:t>1</m:t>
+              </m:r>
+            </m:num>
+            <m:den>
+              <m:r>
+                <w:rPr>
+                  <w:rFonts w:ascii="Cambria Math" w:hAnsi="Cambria Math"/>
+                </w:rPr>
+                <m:t>2</m:t>
+              </m:r>
+            </m:den>
+          </m:f>
+        </m:oMath>
+      </m:oMathPara>
+    </w:p>
+    <w:p>
+      <w:pPr>
+        <w:rPr>
+          <w:rFonts w:ascii="Cambria Math" w:hAnsi="Cambria Math"/>
+          <w:i/>
+        </w:rPr>
+      </w:pPr>
+      <w:r>
+        <w:rPr>
+          <w:rFonts w:hint="eastAsia"/>
+        </w:rPr>
+        <w:t>若要</w:t>
+      </w:r>
+      <w:r>
+        <w:rPr>
+          <w:rFonts w:hint="eastAsia"/>
+        </w:rPr>
+        <w:t>，</w:t>
+      </w:r>
+      <w:r>
+        <w:rPr>
+          <w:rFonts w:ascii="Cambria Math" w:hAnsi="Cambria Math"/>
+          <w:i/>
+        </w:rPr>
+        <w:br/>
+      </w:r>
+      <m:oMathPara>
+        <m:oMath>
+          <m:sSub>
+            <m:sSubPr>
+              <m:ctrlPr>
+                <w:rPr>
+                  <w:rFonts w:ascii="Cambria Math" w:hAnsi="Cambria Math"/>
+                  <w:i/>
+                </w:rPr>
+              </m:ctrlPr>
+            </m:sSubPr>
+            <m:e>
+              <m:r>
+                <w:rPr>
+                  <w:rFonts w:ascii="Cambria Math" w:hAnsi="Cambria Math" w:hint="eastAsia"/>
+                </w:rPr>
+                <m:t>n</m:t>
+              </m:r>
+              <m:ctrlPr>
+                <w:rPr>
+                  <w:rFonts w:ascii="Cambria Math" w:hAnsi="Cambria Math" w:hint="eastAsia"/>
+                  <w:i/>
+                </w:rPr>
+              </m:ctrlPr>
+            </m:e>
+            <m:sub>
+              <m:r>
+                <w:rPr>
+                  <w:rFonts w:ascii="Cambria Math" w:hAnsi="Cambria Math"/>
+                </w:rPr>
+                <m:t>1</m:t>
+              </m:r>
+            </m:sub>
+          </m:sSub>
+          <m:r>
+            <w:rPr>
+              <w:rFonts w:ascii="Cambria Math" w:hAnsi="Cambria Math"/>
+            </w:rPr>
+            <m:t>=1</m:t>
+          </m:r>
+        </m:oMath>
+      </m:oMathPara>
+    </w:p>
+    <w:p>
+      <w:pPr>
+        <w:rPr>
+          <w:rFonts w:ascii="Cambria Math" w:hAnsi="Cambria Math"/>
+          <w:iCs/>
+        </w:rPr>
+      </w:pPr>
+      <w:r>
+        <w:rPr>
+          <w:rFonts w:ascii="Cambria Math" w:hAnsi="Cambria Math" w:hint="eastAsia"/>
+          <w:iCs/>
+        </w:rPr>
+        <w:t>就必须</w:t>
+      </w:r>
+      <w:r>
+        <w:rPr>
+          <w:rFonts w:ascii="Cambria Math" w:hAnsi="Cambria Math" w:hint="eastAsia"/>
+          <w:iCs/>
+        </w:rPr>
+        <w:t>，</w:t>
+      </w:r>
+    </w:p>
+    <w:p>
+      <m:oMathPara>
+        <m:oMath>
+          <m:r>
+            <w:rPr>
+              <w:rFonts w:ascii="Cambria Math" w:hAnsi="Cambria Math"/>
+            </w:rPr>
+            <m:t>1</m:t>
+          </m:r>
+          <m:r>
+            <w:rPr>
+              <w:rFonts w:ascii="Cambria Math" w:hAnsi="Cambria Math"/>
+            </w:rPr>
+            <m:t>≔</m:t>
+          </m:r>
+          <m:f>
+            <m:fPr>
+              <m:ctrlPr>
+                <w:rPr>
+                  <w:rFonts w:ascii="Cambria Math" w:hAnsi="Cambria Math"/>
+                  <w:i/>
+                </w:rPr>
+              </m:ctrlPr>
+            </m:fPr>
+            <m:num>
+              <m:r>
+                <w:rPr>
+                  <w:rFonts w:ascii="Cambria Math" w:hAnsi="Cambria Math"/>
+                </w:rPr>
+                <m:t>1</m:t>
+              </m:r>
+            </m:num>
+            <m:den>
+              <m:r>
+                <w:rPr>
+                  <w:rFonts w:ascii="Cambria Math" w:hAnsi="Cambria Math"/>
+                </w:rPr>
+                <m:t>2</m:t>
+              </m:r>
+            </m:den>
+          </m:f>
+          <m:sSup>
+            <m:sSupPr>
+              <m:ctrlPr>
+                <w:rPr>
+                  <w:rFonts w:ascii="Cambria Math" w:hAnsi="Cambria Math"/>
+                  <w:i/>
+                </w:rPr>
+              </m:ctrlPr>
+            </m:sSupPr>
+            <m:e>
+              <m:d>
+                <m:dPr>
+                  <m:ctrlPr>
+                    <w:rPr>
+                      <w:rFonts w:ascii="Cambria Math" w:hAnsi="Cambria Math"/>
+                      <w:i/>
+                    </w:rPr>
+                  </m:ctrlPr>
+                </m:dPr>
+                <m:e>
+                  <m:r>
+                    <w:rPr>
+                      <w:rFonts w:ascii="Cambria Math" w:hAnsi="Cambria Math"/>
+                    </w:rPr>
+                    <m:t>-1</m:t>
+                  </m:r>
+                </m:e>
+              </m:d>
+            </m:e>
+            <m:sup>
+              <m:r>
+                <w:rPr>
+                  <w:rFonts w:ascii="Cambria Math" w:hAnsi="Cambria Math"/>
+                </w:rPr>
+                <m:t>2</m:t>
+              </m:r>
+            </m:sup>
+          </m:sSup>
+          <m:d>
+            <m:dPr>
+              <m:ctrlPr>
+                <w:rPr>
+                  <w:rFonts w:ascii="Cambria Math" w:hAnsi="Cambria Math"/>
+                  <w:i/>
+                </w:rPr>
+              </m:ctrlPr>
+            </m:dPr>
+            <m:e>
+              <m:r>
+                <w:rPr>
+                  <w:rFonts w:ascii="Cambria Math" w:hAnsi="Cambria Math"/>
+                </w:rPr>
+                <m:t>2</m:t>
+              </m:r>
+            </m:e>
+          </m:d>
+        </m:oMath>
+      </m:oMathPara>
+    </w:p>
+    <w:p>
+      <w:pPr>
+        <w:rPr>
+          <w:rFonts w:hint="eastAsia"/>
+        </w:rPr>
+      </w:pPr>
+      <w:r>
+        <w:rPr>
+          <w:rFonts w:hint="eastAsia"/>
+        </w:rPr>
+        <w:t>再向上推，</w:t>
+      </w:r>
+    </w:p>
+    <w:p>
+      <m:oMathPara>
+        <m:oMath>
+          <m:r>
+            <w:rPr>
+              <w:rFonts w:ascii="Cambria Math" w:hAnsi="Cambria Math"/>
+            </w:rPr>
+            <m:t>2</m:t>
+          </m:r>
+          <m:r>
+            <w:rPr>
+              <w:rFonts w:ascii="Cambria Math" w:hAnsi="Cambria Math"/>
+            </w:rPr>
+            <m:t>≔</m:t>
+          </m:r>
+          <m:f>
+            <m:fPr>
+              <m:ctrlPr>
+                <w:rPr>
+                  <w:rFonts w:ascii="Cambria Math" w:hAnsi="Cambria Math"/>
+                  <w:i/>
+                </w:rPr>
+              </m:ctrlPr>
+            </m:fPr>
+            <m:num>
+              <m:r>
+                <w:rPr>
+                  <w:rFonts w:ascii="Cambria Math" w:hAnsi="Cambria Math"/>
+                </w:rPr>
+                <m:t>1</m:t>
+              </m:r>
+            </m:num>
+            <m:den>
+              <m:r>
+                <w:rPr>
+                  <w:rFonts w:ascii="Cambria Math" w:hAnsi="Cambria Math"/>
+                </w:rPr>
+                <m:t>2</m:t>
+              </m:r>
+            </m:den>
+          </m:f>
+          <m:sSup>
+            <m:sSupPr>
+              <m:ctrlPr>
+                <w:rPr>
+                  <w:rFonts w:ascii="Cambria Math" w:hAnsi="Cambria Math"/>
+                  <w:i/>
+                </w:rPr>
+              </m:ctrlPr>
+            </m:sSupPr>
+            <m:e>
+              <m:d>
+                <m:dPr>
+                  <m:ctrlPr>
+                    <w:rPr>
+                      <w:rFonts w:ascii="Cambria Math" w:hAnsi="Cambria Math"/>
+                      <w:i/>
+                    </w:rPr>
+                  </m:ctrlPr>
+                </m:dPr>
+                <m:e>
+                  <m:r>
+                    <w:rPr>
+                      <w:rFonts w:ascii="Cambria Math" w:hAnsi="Cambria Math"/>
+                    </w:rPr>
+                    <m:t>-1</m:t>
+                  </m:r>
+                </m:e>
+              </m:d>
+            </m:e>
+            <m:sup>
+              <m:r>
+                <w:rPr>
+                  <w:rFonts w:ascii="Cambria Math" w:hAnsi="Cambria Math"/>
+                </w:rPr>
+                <m:t>4</m:t>
+              </m:r>
+            </m:sup>
+          </m:sSup>
+          <m:d>
+            <m:dPr>
+              <m:ctrlPr>
+                <w:rPr>
+                  <w:rFonts w:ascii="Cambria Math" w:hAnsi="Cambria Math"/>
+                  <w:i/>
+                </w:rPr>
+              </m:ctrlPr>
+            </m:dPr>
+            <m:e>
+              <m:r>
+                <w:rPr>
+                  <w:rFonts w:ascii="Cambria Math" w:hAnsi="Cambria Math"/>
+                </w:rPr>
+                <m:t>4</m:t>
+              </m:r>
+            </m:e>
+          </m:d>
+        </m:oMath>
+      </m:oMathPara>
+    </w:p>
+    <w:p>
+      <w:pPr>
+        <w:rPr>
+          <w:rFonts w:hint="eastAsia"/>
+        </w:rPr>
+      </w:pPr>
+      <w:r>
+        <w:rPr>
+          <w:rFonts w:hint="eastAsia"/>
+        </w:rPr>
+        <w:t>这就是4，2，1的由来。</w:t>
+      </w:r>
+      <w:r>
+        <w:rPr>
+          <w:rFonts w:hint="eastAsia"/>
+        </w:rPr>
+        <w:t>我们是从无限向1倒数的，并且对于</w:t>
+      </w:r>
+      <m:oMath>
+        <m:r>
+          <w:rPr>
+            <w:rFonts w:ascii="Cambria Math" w:hAnsi="Cambria Math" w:hint="eastAsia"/>
+          </w:rPr>
+          <m:t>n</m:t>
+        </m:r>
+      </m:oMath>
+      <w:r>
+        <w:rPr>
+          <w:rFonts w:hint="eastAsia"/>
+        </w:rPr>
+        <w:t>没有整数之外的限定条件，所以这个方法对于任意</w:t>
+      </w:r>
+      <m:oMath>
+        <m:r>
+          <w:rPr>
+            <w:rFonts w:ascii="Cambria Math" w:hAnsi="Cambria Math"/>
+          </w:rPr>
+          <m:t>n∈</m:t>
+        </m:r>
+        <m:sSup>
+          <m:sSupPr>
+            <m:ctrlPr>
+              <w:rPr>
+                <w:rFonts w:ascii="Cambria Math" w:hAnsi="Cambria Math"/>
+                <w:i/>
+              </w:rPr>
+            </m:ctrlPr>
+          </m:sSupPr>
+          <m:e>
+            <m:r>
+              <w:rPr>
+                <w:rFonts w:ascii="Cambria Math" w:hAnsi="Cambria Math"/>
+              </w:rPr>
+              <m:t>Z</m:t>
+            </m:r>
+          </m:e>
+          <m:sup>
+            <m:r>
+              <w:rPr>
+                <w:rFonts w:ascii="Cambria Math" w:hAnsi="Cambria Math"/>
+              </w:rPr>
+              <m:t>+</m:t>
+            </m:r>
+          </m:sup>
+        </m:sSup>
+      </m:oMath>
+      <w:r>
+        <w:rPr>
+          <w:rFonts w:hint="eastAsia"/>
+        </w:rPr>
+        <w:t>都成立。</w:t>
+      </w:r>
+      <w:r>
+        <w:rPr>
+          <w:rFonts w:hint="eastAsia"/>
+        </w:rPr>
+        <w:t>分析这个算法，具体来说，就是当n为偶</w:t>
+      </w:r>
+      <w:r>
+        <w:rPr>
+          <w:rFonts w:hint="eastAsia"/>
+        </w:rPr>
+        <w:lastRenderedPageBreak/>
+        <w:t>数，就把它分成两份取其中一份；如果它是奇数，就把它当成单位1的一半，并用虚数单位去调节，</w:t>
+      </w:r>
+    </w:p>
+    <w:p>
+      <m:oMathPara>
+        <m:oMath>
+          <m:r>
+            <w:rPr>
+              <w:rFonts w:ascii="Cambria Math" w:hAnsi="Cambria Math" w:hint="eastAsia"/>
+            </w:rPr>
+            <m:t>n</m:t>
+          </m:r>
+          <m:r>
+            <w:rPr>
+              <w:rFonts w:ascii="Cambria Math" w:hAnsi="Cambria Math"/>
+            </w:rPr>
+            <m:t>:=</m:t>
+          </m:r>
+          <m:f>
+            <m:fPr>
+              <m:ctrlPr>
+                <w:rPr>
+                  <w:rFonts w:ascii="Cambria Math" w:hAnsi="Cambria Math"/>
+                  <w:i/>
+                </w:rPr>
+              </m:ctrlPr>
+            </m:fPr>
+            <m:num>
+              <m:r>
+                <w:rPr>
+                  <w:rFonts w:ascii="Cambria Math" w:hAnsi="Cambria Math"/>
+                </w:rPr>
+                <m:t>1</m:t>
+              </m:r>
+            </m:num>
+            <m:den>
+              <m:r>
+                <w:rPr>
+                  <w:rFonts w:ascii="Cambria Math" w:hAnsi="Cambria Math"/>
+                </w:rPr>
+                <m:t>2</m:t>
+              </m:r>
+            </m:den>
+          </m:f>
+          <m:sSup>
+            <m:sSupPr>
+              <m:ctrlPr>
+                <w:rPr>
+                  <w:rFonts w:ascii="Cambria Math" w:hAnsi="Cambria Math"/>
+                  <w:i/>
+                </w:rPr>
+              </m:ctrlPr>
+            </m:sSupPr>
+            <m:e>
+              <m:d>
+                <m:dPr>
+                  <m:ctrlPr>
+                    <w:rPr>
+                      <w:rFonts w:ascii="Cambria Math" w:hAnsi="Cambria Math"/>
+                      <w:i/>
+                    </w:rPr>
+                  </m:ctrlPr>
+                </m:dPr>
+                <m:e>
+                  <m:r>
+                    <w:rPr>
+                      <w:rFonts w:ascii="Cambria Math" w:hAnsi="Cambria Math"/>
+                    </w:rPr>
+                    <m:t>-1</m:t>
+                  </m:r>
+                </m:e>
+              </m:d>
+            </m:e>
+            <m:sup>
+              <m:r>
+                <w:rPr>
+                  <w:rFonts w:ascii="Cambria Math" w:hAnsi="Cambria Math"/>
+                </w:rPr>
+                <m:t>n</m:t>
+              </m:r>
+            </m:sup>
+          </m:sSup>
+          <m:r>
+            <w:rPr>
+              <w:rFonts w:ascii="Cambria Math" w:hAnsi="Cambria Math" w:hint="eastAsia"/>
+            </w:rPr>
+            <m:t>n</m:t>
+          </m:r>
+        </m:oMath>
+      </m:oMathPara>
+    </w:p>
+    <w:p>
+      <w:r>
+        <w:rPr>
+          <w:rFonts w:hint="eastAsia"/>
+        </w:rPr>
+        <w:t>偶数的时候容易理解，奇数的时候，</w:t>
+      </w:r>
+    </w:p>
+    <w:p>
+      <m:oMathPara>
+        <m:oMath>
+          <m:r>
+            <w:rPr>
+              <w:rFonts w:ascii="Cambria Math" w:hAnsi="Cambria Math"/>
+            </w:rPr>
+            <m:t>n</m:t>
+          </m:r>
+          <m:d>
+            <m:dPr>
+              <m:ctrlPr>
+                <w:rPr>
+                  <w:rFonts w:ascii="Cambria Math" w:hAnsi="Cambria Math"/>
+                  <w:i/>
+                </w:rPr>
+              </m:ctrlPr>
+            </m:dPr>
+            <m:e>
+              <m:sSub>
+                <m:sSubPr>
+                  <m:ctrlPr>
+                    <w:rPr>
+                      <w:rFonts w:ascii="Cambria Math" w:hAnsi="Cambria Math"/>
+                      <w:i/>
+                    </w:rPr>
+                  </m:ctrlPr>
+                </m:sSubPr>
+                <m:e>
+                  <m:r>
+                    <w:rPr>
+                      <w:rFonts w:ascii="Cambria Math" w:hAnsi="Cambria Math"/>
+                    </w:rPr>
+                    <m:t>i</m:t>
+                  </m:r>
+                </m:e>
+                <m:sub>
+                  <m:r>
+                    <w:rPr>
+                      <w:rFonts w:ascii="Cambria Math" w:hAnsi="Cambria Math"/>
+                    </w:rPr>
+                    <m:t>1</m:t>
+                  </m:r>
+                </m:sub>
+              </m:sSub>
+            </m:e>
+          </m:d>
+          <m:r>
+            <w:rPr>
+              <w:rFonts w:ascii="Cambria Math" w:hAnsi="Cambria Math"/>
+            </w:rPr>
+            <m:t>=</m:t>
+          </m:r>
+          <m:r>
+            <w:rPr>
+              <w:rFonts w:ascii="Cambria Math" w:hAnsi="Cambria Math" w:hint="eastAsia"/>
+            </w:rPr>
+            <m:t>n</m:t>
+          </m:r>
+          <m:sSup>
+            <m:sSupPr>
+              <m:ctrlPr>
+                <w:rPr>
+                  <w:rFonts w:ascii="Cambria Math" w:hAnsi="Cambria Math"/>
+                  <w:i/>
+                </w:rPr>
+              </m:ctrlPr>
+            </m:sSupPr>
+            <m:e>
+              <m:r>
+                <w:rPr>
+                  <w:rFonts w:ascii="Cambria Math" w:hAnsi="Cambria Math"/>
+                </w:rPr>
+                <m:t>i</m:t>
+              </m:r>
+            </m:e>
+            <m:sup>
+              <m:r>
+                <w:rPr>
+                  <w:rFonts w:ascii="Cambria Math" w:hAnsi="Cambria Math"/>
+                </w:rPr>
+                <m:t>2</m:t>
+              </m:r>
+            </m:sup>
+          </m:sSup>
+          <m:r>
+            <w:rPr>
+              <w:rFonts w:ascii="Cambria Math" w:hAnsi="Cambria Math"/>
+            </w:rPr>
+            <m:t>=</m:t>
+          </m:r>
+          <m:sSup>
+            <m:sSupPr>
+              <m:ctrlPr>
+                <w:rPr>
+                  <w:rFonts w:ascii="Cambria Math" w:hAnsi="Cambria Math"/>
+                  <w:i/>
+                </w:rPr>
+              </m:ctrlPr>
+            </m:sSupPr>
+            <m:e>
+              <m:d>
+                <m:dPr>
+                  <m:ctrlPr>
+                    <w:rPr>
+                      <w:rFonts w:ascii="Cambria Math" w:hAnsi="Cambria Math"/>
+                      <w:i/>
+                    </w:rPr>
+                  </m:ctrlPr>
+                </m:dPr>
+                <m:e>
+                  <m:sSup>
+                    <m:sSupPr>
+                      <m:ctrlPr>
+                        <w:rPr>
+                          <w:rFonts w:ascii="Cambria Math" w:hAnsi="Cambria Math"/>
+                          <w:i/>
+                        </w:rPr>
+                      </m:ctrlPr>
+                    </m:sSupPr>
+                    <m:e>
+                      <m:r>
+                        <w:rPr>
+                          <w:rFonts w:ascii="Cambria Math" w:hAnsi="Cambria Math"/>
+                        </w:rPr>
+                        <m:t>i</m:t>
+                      </m:r>
+                    </m:e>
+                    <m:sup>
+                      <m:r>
+                        <w:rPr>
+                          <w:rFonts w:ascii="Cambria Math" w:hAnsi="Cambria Math"/>
+                        </w:rPr>
+                        <m:t>2</m:t>
+                      </m:r>
+                    </m:sup>
+                  </m:sSup>
+                </m:e>
+              </m:d>
+            </m:e>
+            <m:sup>
+              <m:r>
+                <w:rPr>
+                  <w:rFonts w:ascii="Cambria Math" w:hAnsi="Cambria Math"/>
+                </w:rPr>
+                <m:t>n</m:t>
+              </m:r>
+            </m:sup>
+          </m:sSup>
+          <m:r>
+            <w:rPr>
+              <w:rFonts w:ascii="Cambria Math" w:hAnsi="Cambria Math"/>
+            </w:rPr>
+            <m:t>=</m:t>
+          </m:r>
+          <m:sSup>
+            <m:sSupPr>
+              <m:ctrlPr>
+                <w:rPr>
+                  <w:rFonts w:ascii="Cambria Math" w:hAnsi="Cambria Math"/>
+                  <w:i/>
+                </w:rPr>
+              </m:ctrlPr>
+            </m:sSupPr>
+            <m:e>
+              <m:r>
+                <w:rPr>
+                  <w:rFonts w:ascii="Cambria Math" w:hAnsi="Cambria Math"/>
+                </w:rPr>
+                <m:t>i</m:t>
+              </m:r>
+            </m:e>
+            <m:sup>
+              <m:r>
+                <w:rPr>
+                  <w:rFonts w:ascii="Cambria Math" w:hAnsi="Cambria Math"/>
+                </w:rPr>
+                <m:t>2n</m:t>
+              </m:r>
+            </m:sup>
+          </m:sSup>
+          <m:r>
+            <w:rPr>
+              <w:rFonts w:ascii="Cambria Math" w:hAnsi="Cambria Math"/>
+            </w:rPr>
+            <m:t>=2n(i)</m:t>
+          </m:r>
+        </m:oMath>
+      </m:oMathPara>
+    </w:p>
+    <w:p>
+      <w:r>
+        <w:rPr>
+          <w:rFonts w:hint="eastAsia"/>
+        </w:rPr>
+        <w:t>根据升降幂原则，奇数就可以在四分之一周期中找到一个对应的偶数，然后再把这个偶数分成两份，取其中一份。</w:t>
+      </w:r>
+      <w:r>
+        <w:rPr>
+          <w:rFonts w:hint="eastAsia"/>
+        </w:rPr>
+        <w:t>只是此时的单位下降为原来单位幂次的一半。</w:t>
+      </w:r>
+      <w:r>
+        <w:rPr>
+          <w:rFonts w:hint="eastAsia"/>
+        </w:rPr>
+        <w:t>但虚数单位的改变并不影响其倍率数值，也就是说，</w:t>
+      </w:r>
+    </w:p>
+    <w:p>
+      <w:pPr>
+        <w:rPr>
+          <w:rFonts w:hint="eastAsia"/>
+        </w:rPr>
+      </w:pPr>
+      <m:oMathPara>
+        <m:oMath>
+          <m:sSubSup>
+            <m:sSubSupPr>
+              <m:ctrlPr>
+                <w:rPr>
+                  <w:rFonts w:ascii="Cambria Math" w:hAnsi="Cambria Math"/>
+                  <w:i/>
+                </w:rPr>
+              </m:ctrlPr>
+            </m:sSubSupPr>
+            <m:e>
+              <m:r>
+                <w:rPr>
+                  <w:rFonts w:ascii="Cambria Math" w:hAnsi="Cambria Math"/>
+                </w:rPr>
+                <m:t>i</m:t>
+              </m:r>
+            </m:e>
+            <m:sub>
+              <m:r>
+                <w:rPr>
+                  <w:rFonts w:ascii="Cambria Math" w:hAnsi="Cambria Math"/>
+                </w:rPr>
+                <m:t>1</m:t>
+              </m:r>
+            </m:sub>
+            <m:sup>
+              <m:f>
+                <m:fPr>
+                  <m:ctrlPr>
+                    <w:rPr>
+                      <w:rFonts w:ascii="Cambria Math" w:hAnsi="Cambria Math"/>
+                      <w:i/>
+                    </w:rPr>
+                  </m:ctrlPr>
+                </m:fPr>
+                <m:num>
+                  <m:r>
+                    <w:rPr>
+                      <w:rFonts w:ascii="Cambria Math" w:hAnsi="Cambria Math"/>
+                    </w:rPr>
+                    <m:t>n</m:t>
+                  </m:r>
+                </m:num>
+                <m:den>
+                  <m:r>
+                    <w:rPr>
+                      <w:rFonts w:ascii="Cambria Math" w:hAnsi="Cambria Math"/>
+                    </w:rPr>
+                    <m:t>2</m:t>
+                  </m:r>
+                </m:den>
+              </m:f>
+            </m:sup>
+          </m:sSubSup>
+          <m:r>
+            <w:rPr>
+              <w:rFonts w:ascii="Cambria Math" w:hAnsi="Cambria Math"/>
+            </w:rPr>
+            <m:t>f</m:t>
+          </m:r>
+          <m:d>
+            <m:dPr>
+              <m:ctrlPr>
+                <w:rPr>
+                  <w:rFonts w:ascii="Cambria Math" w:hAnsi="Cambria Math"/>
+                  <w:i/>
+                </w:rPr>
+              </m:ctrlPr>
+            </m:dPr>
+            <m:e>
+              <m:r>
+                <w:rPr>
+                  <w:rFonts w:ascii="Cambria Math" w:hAnsi="Cambria Math"/>
+                </w:rPr>
+                <m:t>n</m:t>
+              </m:r>
+            </m:e>
+          </m:d>
+          <m:r>
+            <w:rPr>
+              <w:rFonts w:ascii="Cambria Math" w:hAnsi="Cambria Math"/>
+            </w:rPr>
+            <m:t>=</m:t>
+          </m:r>
+          <m:d>
+            <m:dPr>
+              <m:begChr m:val="{"/>
+              <m:endChr m:val=""/>
+              <m:ctrlPr>
+                <w:rPr>
+                  <w:rFonts w:ascii="Cambria Math" w:hAnsi="Cambria Math"/>
+                  <w:i/>
+                </w:rPr>
+              </m:ctrlPr>
+            </m:dPr>
+            <m:e>
+              <m:eqArr>
+                <m:eqArrPr>
+                  <m:ctrlPr>
+                    <w:rPr>
+                      <w:rFonts w:ascii="Cambria Math" w:hAnsi="Cambria Math"/>
+                      <w:i/>
+                    </w:rPr>
+                  </m:ctrlPr>
+                </m:eqArrPr>
+                <m:e>
+                  <m:sSub>
+                    <m:sSubPr>
+                      <m:ctrlPr>
+                        <w:rPr>
+                          <w:rFonts w:ascii="Cambria Math" w:hAnsi="Cambria Math"/>
+                          <w:i/>
+                        </w:rPr>
+                      </m:ctrlPr>
+                    </m:sSubPr>
+                    <m:e>
+                      <m:r>
+                        <w:rPr>
+                          <w:rFonts w:ascii="Cambria Math" w:hAnsi="Cambria Math"/>
+                        </w:rPr>
+                        <m:t>i</m:t>
+                      </m:r>
+                    </m:e>
+                    <m:sub>
+                      <m:r>
+                        <w:rPr>
+                          <w:rFonts w:ascii="Cambria Math" w:hAnsi="Cambria Math"/>
+                        </w:rPr>
+                        <m:t>1</m:t>
+                      </m:r>
+                    </m:sub>
+                  </m:sSub>
+                  <m:r>
+                    <w:rPr>
+                      <w:rFonts w:ascii="Cambria Math" w:hAnsi="Cambria Math"/>
+                    </w:rPr>
+                    <m:t>f</m:t>
+                  </m:r>
+                  <m:d>
+                    <m:dPr>
+                      <m:ctrlPr>
+                        <w:rPr>
+                          <w:rFonts w:ascii="Cambria Math" w:hAnsi="Cambria Math"/>
+                          <w:i/>
+                        </w:rPr>
+                      </m:ctrlPr>
+                    </m:dPr>
+                    <m:e>
+                      <m:r>
+                        <w:rPr>
+                          <w:rFonts w:ascii="Cambria Math" w:hAnsi="Cambria Math"/>
+                        </w:rPr>
+                        <m:t>n</m:t>
+                      </m:r>
+                    </m:e>
+                  </m:d>
+                  <m:r>
+                    <w:rPr>
+                      <w:rFonts w:ascii="Cambria Math" w:hAnsi="Cambria Math"/>
+                    </w:rPr>
+                    <m:t>=</m:t>
+                  </m:r>
+                  <m:sSub>
+                    <m:sSubPr>
+                      <m:ctrlPr>
+                        <w:rPr>
+                          <w:rFonts w:ascii="Cambria Math" w:hAnsi="Cambria Math"/>
+                          <w:i/>
+                        </w:rPr>
+                      </m:ctrlPr>
+                    </m:sSubPr>
+                    <m:e>
+                      <m:r>
+                        <w:rPr>
+                          <w:rFonts w:ascii="Cambria Math" w:hAnsi="Cambria Math"/>
+                        </w:rPr>
+                        <m:t>i</m:t>
+                      </m:r>
+                    </m:e>
+                    <m:sub>
+                      <m:r>
+                        <w:rPr>
+                          <w:rFonts w:ascii="Cambria Math" w:hAnsi="Cambria Math"/>
+                        </w:rPr>
+                        <m:t>1</m:t>
+                      </m:r>
+                    </m:sub>
+                  </m:sSub>
+                  <m:f>
+                    <m:fPr>
+                      <m:ctrlPr>
+                        <w:rPr>
+                          <w:rFonts w:ascii="Cambria Math" w:hAnsi="Cambria Math"/>
+                          <w:i/>
+                        </w:rPr>
+                      </m:ctrlPr>
+                    </m:fPr>
+                    <m:num>
+                      <m:r>
+                        <w:rPr>
+                          <w:rFonts w:ascii="Cambria Math" w:hAnsi="Cambria Math"/>
+                        </w:rPr>
+                        <m:t>n</m:t>
+                      </m:r>
+                    </m:num>
+                    <m:den>
+                      <m:r>
+                        <w:rPr>
+                          <w:rFonts w:ascii="Cambria Math" w:hAnsi="Cambria Math"/>
+                        </w:rPr>
+                        <m:t>2</m:t>
+                      </m:r>
+                    </m:den>
+                  </m:f>
+                  <m:r>
+                    <w:rPr>
+                      <w:rFonts w:ascii="Cambria Math" w:hAnsi="Cambria Math"/>
+                    </w:rPr>
+                    <m:t xml:space="preserve"> if n≡0 (mod 2)</m:t>
+                  </m:r>
+                </m:e>
+                <m:e>
+                  <m:sSub>
+                    <m:sSubPr>
+                      <m:ctrlPr>
+                        <w:rPr>
+                          <w:rFonts w:ascii="Cambria Math" w:hAnsi="Cambria Math"/>
+                          <w:i/>
+                        </w:rPr>
+                      </m:ctrlPr>
+                    </m:sSubPr>
+                    <m:e>
+                      <m:r>
+                        <w:rPr>
+                          <w:rFonts w:ascii="Cambria Math" w:hAnsi="Cambria Math" w:hint="eastAsia"/>
+                        </w:rPr>
+                        <m:t>i</m:t>
+                      </m:r>
+                      <m:ctrlPr>
+                        <w:rPr>
+                          <w:rFonts w:ascii="Cambria Math" w:hAnsi="Cambria Math" w:hint="eastAsia"/>
+                          <w:i/>
+                        </w:rPr>
+                      </m:ctrlPr>
+                    </m:e>
+                    <m:sub>
+                      <m:r>
+                        <w:rPr>
+                          <w:rFonts w:ascii="Cambria Math" w:hAnsi="Cambria Math"/>
+                        </w:rPr>
+                        <m:t>2</m:t>
+                      </m:r>
+                    </m:sub>
+                  </m:sSub>
+                  <m:r>
+                    <w:rPr>
+                      <w:rFonts w:ascii="Cambria Math" w:hAnsi="Cambria Math"/>
+                    </w:rPr>
+                    <m:t>f</m:t>
+                  </m:r>
+                  <m:d>
+                    <m:dPr>
+                      <m:ctrlPr>
+                        <w:rPr>
+                          <w:rFonts w:ascii="Cambria Math" w:hAnsi="Cambria Math"/>
+                          <w:i/>
+                        </w:rPr>
+                      </m:ctrlPr>
+                    </m:dPr>
+                    <m:e>
+                      <m:r>
+                        <w:rPr>
+                          <w:rFonts w:ascii="Cambria Math" w:hAnsi="Cambria Math"/>
+                        </w:rPr>
+                        <m:t>n</m:t>
+                      </m:r>
+                    </m:e>
+                  </m:d>
+                  <m:r>
+                    <w:rPr>
+                      <w:rFonts w:ascii="Cambria Math" w:hAnsi="Cambria Math"/>
+                    </w:rPr>
+                    <m:t>=</m:t>
+                  </m:r>
+                  <m:sSub>
+                    <m:sSubPr>
+                      <m:ctrlPr>
+                        <w:rPr>
+                          <w:rFonts w:ascii="Cambria Math" w:hAnsi="Cambria Math"/>
+                          <w:i/>
+                        </w:rPr>
+                      </m:ctrlPr>
+                    </m:sSubPr>
+                    <m:e>
+                      <m:r>
+                        <w:rPr>
+                          <w:rFonts w:ascii="Cambria Math" w:hAnsi="Cambria Math"/>
+                        </w:rPr>
+                        <m:t>i</m:t>
+                      </m:r>
+                    </m:e>
+                    <m:sub>
+                      <m:r>
+                        <w:rPr>
+                          <w:rFonts w:ascii="Cambria Math" w:hAnsi="Cambria Math"/>
+                        </w:rPr>
+                        <m:t>2</m:t>
+                      </m:r>
+                    </m:sub>
+                  </m:sSub>
+                  <m:f>
+                    <m:fPr>
+                      <m:ctrlPr>
+                        <w:rPr>
+                          <w:rFonts w:ascii="Cambria Math" w:hAnsi="Cambria Math"/>
+                          <w:i/>
+                        </w:rPr>
+                      </m:ctrlPr>
+                    </m:fPr>
+                    <m:num>
+                      <m:r>
+                        <w:rPr>
+                          <w:rFonts w:ascii="Cambria Math" w:hAnsi="Cambria Math"/>
+                        </w:rPr>
+                        <m:t>n</m:t>
+                      </m:r>
+                    </m:num>
+                    <m:den>
+                      <m:r>
+                        <w:rPr>
+                          <w:rFonts w:ascii="Cambria Math" w:hAnsi="Cambria Math"/>
+                        </w:rPr>
+                        <m:t>2</m:t>
+                      </m:r>
+                    </m:den>
+                  </m:f>
+                  <m:r>
+                    <w:rPr>
+                      <w:rFonts w:ascii="Cambria Math" w:hAnsi="Cambria Math"/>
+                    </w:rPr>
+                    <m:t xml:space="preserve"> if n≡1 (mod 2)</m:t>
+                  </m:r>
+                </m:e>
+              </m:eqArr>
+              <m:r>
+                <w:rPr>
+                  <w:rFonts w:ascii="Cambria Math" w:hAnsi="Cambria Math"/>
+                </w:rPr>
+                <m:t>,n∈</m:t>
+              </m:r>
+              <m:sSup>
+                <m:sSupPr>
+                  <m:ctrlPr>
+                    <w:rPr>
+                      <w:rFonts w:ascii="Cambria Math" w:hAnsi="Cambria Math"/>
+                      <w:i/>
+                    </w:rPr>
+                  </m:ctrlPr>
+                </m:sSupPr>
+                <m:e>
+                  <m:r>
+                    <w:rPr>
+                      <w:rFonts w:ascii="Cambria Math" w:hAnsi="Cambria Math"/>
+                    </w:rPr>
+                    <m:t>Z</m:t>
+                  </m:r>
+                </m:e>
+                <m:sup>
+                  <m:r>
+                    <w:rPr>
+                      <w:rFonts w:ascii="Cambria Math" w:hAnsi="Cambria Math"/>
+                    </w:rPr>
+                    <m:t>+</m:t>
+                  </m:r>
+                </m:sup>
+              </m:sSup>
+            </m:e>
+          </m:d>
+        </m:oMath>
+      </m:oMathPara>
+    </w:p>
+    <w:p>
+      <w:r>
+        <w:rPr>
+          <w:rFonts w:hint="eastAsia"/>
+        </w:rPr>
+        <w:t>可见考拉兹猜想也是虚数单位升降幂次的一种</w:t>
+      </w:r>
+      <w:r>
+        <w:rPr>
+          <w:rFonts w:hint="eastAsia"/>
+        </w:rPr>
+        <w:t>验证</w:t>
+      </w:r>
+      <w:r>
+        <w:rPr>
+          <w:rFonts w:hint="eastAsia"/>
+        </w:rPr>
+        <w:t>。</w:t>
+      </w:r>
+    </w:p>
+    <w:p>
+      <w:r>
+        <w:rPr>
+          <w:rFonts w:hint="eastAsia"/>
+        </w:rPr>
+        <w:t>那么，这到底是怎么做到的？</w:t>
+      </w:r>
+    </w:p>
+    <w:p>
+      <w:r>
+        <w:rPr>
+          <w:rFonts w:hint="eastAsia"/>
+        </w:rPr>
+        <w:t>简单说，都是取一个整数的一半，偶数取一半就得到奇数，但是奇数取一半会出现半个整数。可是，它也可以是另一种形式，比如我们可以用虚数单位的可伸缩性，将这个奇数放在巨大的空间里面，借助虚数单位无穷大或者无穷小且可变的身份，将具体的数量变成无穷形式下的另一种映射。因为本来偶数取一半也是无穷前提下的特殊对齐方式的映射，所以这种回归无穷的做法一点都不特殊，反而是事情的根本面貌。那么怎么才能到达无穷前提呢？就是递归或者自相似，递归表述的自相似保持了结构在任何前提下的不变性，那么无穷也就可以只是数量上的无穷和结构上的唯一了。</w:t>
+      </w:r>
+      <w:r>
+        <w:rPr>
+          <w:rFonts w:hint="eastAsia"/>
+        </w:rPr>
+        <w:t>既然无穷</w:t>
+      </w:r>
+      <w:r>
+        <w:rPr>
+          <w:rFonts w:hint="eastAsia"/>
+        </w:rPr>
+        <w:t>也就是无限（没有限制）</w:t>
+      </w:r>
+      <w:r>
+        <w:rPr>
+          <w:rFonts w:hint="eastAsia"/>
+        </w:rPr>
+        <w:t>都可以，那么任意</w:t>
+      </w:r>
+      <w:r>
+        <w:rPr>
+          <w:rFonts w:hint="eastAsia"/>
+        </w:rPr>
+        <w:t>（也就是没有限制）</w:t>
+      </w:r>
+      <w:r>
+        <w:rPr>
+          <w:rFonts w:hint="eastAsia"/>
+        </w:rPr>
+        <w:t>也就</w:t>
+      </w:r>
+      <w:r>
+        <w:rPr>
+          <w:rFonts w:hint="eastAsia"/>
+        </w:rPr>
+        <w:t>正常了</w:t>
+      </w:r>
+      <w:r>
+        <w:rPr>
+          <w:rFonts w:hint="eastAsia"/>
+        </w:rPr>
+        <w:t>。</w:t>
+      </w:r>
+    </w:p>
+    <w:p>
+      <w:r>
+        <w:rPr>
+          <w:rFonts w:hint="eastAsia"/>
+        </w:rPr>
+        <w:t>既然如此，有没有例外呢？</w:t>
+      </w:r>
+      <w:r>
+        <w:rPr>
+          <w:rFonts w:hint="eastAsia"/>
+        </w:rPr>
+        <w:t>你把自然数分成奇数和偶数，这是没有例外的，见到偶数除以二得到一半，这是没有例外的，见到奇数放到无穷空间里面除以二得到一半，也是没有例外的，然后就得到了新的偶数，所以这些操作加起来，为什么会有例外呢？显然是没有的。</w:t>
+      </w:r>
+      <w:r>
+        <w:rPr>
+          <w:rFonts w:hint="eastAsia"/>
+        </w:rPr>
+        <w:t>如果有例外，存在的连续性就破了，但是任何一个层次的虚数单位，本来就是根据比较而任意取值的（意思是本没有数，有了比较才有数），就算没有那个数，你仍然可以把那个数通过比较创造出来，那么怎么可能有例外呢。</w:t>
+      </w:r>
+      <w:r>
+        <w:rPr>
+          <w:rFonts w:hint="eastAsia"/>
+        </w:rPr>
+        <w:t>自圆其说这个要求，允许你无中生有，而实际上一切皆是如此。</w:t>
+      </w:r>
+    </w:p>
+    <w:p/>
+    <w:p>
+      <w:r>
+        <w:t>再说说边界条件，无限那一端不必限制，只看归一的一端。观察，</w:t>
+      </w:r>
+    </w:p>
+    <w:p>
+      <w:pPr>
+        <w:rPr>
+          <w:rFonts w:hint="eastAsia"/>
+        </w:rPr>
+      </w:pPr>
+      <m:oMathPara>
+        <m:oMath>
+          <m:sSubSup>
+            <m:sSubSupPr>
+              <m:ctrlPr>
+                <w:rPr>
+                  <w:rFonts w:ascii="Cambria Math" w:hAnsi="Cambria Math"/>
+                  <w:i/>
+                </w:rPr>
+              </m:ctrlPr>
+            </m:sSubSupPr>
+            <m:e>
+              <m:r>
+                <w:rPr>
+                  <w:rFonts w:ascii="Cambria Math" w:hAnsi="Cambria Math"/>
+                </w:rPr>
+                <m:t>i</m:t>
+              </m:r>
+            </m:e>
+            <m:sub>
+              <m:r>
+                <w:rPr>
+                  <w:rFonts w:ascii="Cambria Math" w:hAnsi="Cambria Math"/>
+                </w:rPr>
+                <m:t>1</m:t>
+              </m:r>
+            </m:sub>
+            <m:sup>
+              <m:f>
+                <m:fPr>
+                  <m:ctrlPr>
+                    <w:rPr>
+                      <w:rFonts w:ascii="Cambria Math" w:hAnsi="Cambria Math"/>
+                      <w:i/>
+                    </w:rPr>
+                  </m:ctrlPr>
+                </m:fPr>
+                <m:num>
+                  <m:r>
+                    <w:rPr>
+                      <w:rFonts w:ascii="Cambria Math" w:hAnsi="Cambria Math"/>
+                    </w:rPr>
+                    <m:t>n</m:t>
+                  </m:r>
+                </m:num>
+                <m:den>
+                  <m:r>
+                    <w:rPr>
+                      <w:rFonts w:ascii="Cambria Math" w:hAnsi="Cambria Math"/>
+                    </w:rPr>
+                    <m:t>2</m:t>
+                  </m:r>
+                </m:den>
+              </m:f>
+            </m:sup>
+          </m:sSubSup>
+          <m:r>
+            <w:rPr>
+              <w:rFonts w:ascii="Cambria Math" w:hAnsi="Cambria Math"/>
+            </w:rPr>
+            <m:t>f</m:t>
+          </m:r>
+          <m:d>
+            <m:dPr>
+              <m:ctrlPr>
+                <w:rPr>
+                  <w:rFonts w:ascii="Cambria Math" w:hAnsi="Cambria Math"/>
+                  <w:i/>
+                </w:rPr>
+              </m:ctrlPr>
+            </m:dPr>
+            <m:e>
+              <m:r>
+                <w:rPr>
+                  <w:rFonts w:ascii="Cambria Math" w:hAnsi="Cambria Math"/>
+                </w:rPr>
+                <m:t>n</m:t>
+              </m:r>
+            </m:e>
+          </m:d>
+          <m:r>
+            <w:rPr>
+              <w:rFonts w:ascii="Cambria Math" w:hAnsi="Cambria Math"/>
+            </w:rPr>
+            <m:t>=</m:t>
+          </m:r>
+          <m:d>
+            <m:dPr>
+              <m:begChr m:val="{"/>
+              <m:endChr m:val=""/>
+              <m:ctrlPr>
+                <w:rPr>
+                  <w:rFonts w:ascii="Cambria Math" w:hAnsi="Cambria Math"/>
+                  <w:i/>
+                </w:rPr>
+              </m:ctrlPr>
+            </m:dPr>
+            <m:e>
+              <m:eqArr>
+                <m:eqArrPr>
+                  <m:ctrlPr>
+                    <w:rPr>
+                      <w:rFonts w:ascii="Cambria Math" w:hAnsi="Cambria Math"/>
+                      <w:i/>
+                    </w:rPr>
+                  </m:ctrlPr>
+                </m:eqArrPr>
+                <m:e>
+                  <m:sSub>
+                    <m:sSubPr>
+                      <m:ctrlPr>
+                        <w:rPr>
+                          <w:rFonts w:ascii="Cambria Math" w:hAnsi="Cambria Math"/>
+                          <w:i/>
+                        </w:rPr>
+                      </m:ctrlPr>
+                    </m:sSubPr>
+                    <m:e>
+                      <m:r>
+                        <w:rPr>
+                          <w:rFonts w:ascii="Cambria Math" w:hAnsi="Cambria Math"/>
+                        </w:rPr>
+                        <m:t>i</m:t>
+                      </m:r>
+                    </m:e>
+                    <m:sub>
+                      <m:r>
+                        <w:rPr>
+                          <w:rFonts w:ascii="Cambria Math" w:hAnsi="Cambria Math"/>
+                        </w:rPr>
+                        <m:t>1</m:t>
+                      </m:r>
+                    </m:sub>
+                  </m:sSub>
+                  <m:r>
+                    <w:rPr>
+                      <w:rFonts w:ascii="Cambria Math" w:hAnsi="Cambria Math"/>
+                    </w:rPr>
+                    <m:t>f</m:t>
+                  </m:r>
+                  <m:d>
+                    <m:dPr>
+                      <m:ctrlPr>
+                        <w:rPr>
+                          <w:rFonts w:ascii="Cambria Math" w:hAnsi="Cambria Math"/>
+                          <w:i/>
+                        </w:rPr>
+                      </m:ctrlPr>
+                    </m:dPr>
+                    <m:e>
+                      <m:r>
+                        <w:rPr>
+                          <w:rFonts w:ascii="Cambria Math" w:hAnsi="Cambria Math"/>
+                        </w:rPr>
+                        <m:t>n</m:t>
+                      </m:r>
+                    </m:e>
+                  </m:d>
+                  <m:r>
+                    <w:rPr>
+                      <w:rFonts w:ascii="Cambria Math" w:hAnsi="Cambria Math"/>
+                    </w:rPr>
+                    <m:t>=</m:t>
+                  </m:r>
+                  <m:sSub>
+                    <m:sSubPr>
+                      <m:ctrlPr>
+                        <w:rPr>
+                          <w:rFonts w:ascii="Cambria Math" w:hAnsi="Cambria Math"/>
+                          <w:i/>
+                        </w:rPr>
+                      </m:ctrlPr>
+                    </m:sSubPr>
+                    <m:e>
+                      <m:r>
+                        <w:rPr>
+                          <w:rFonts w:ascii="Cambria Math" w:hAnsi="Cambria Math"/>
+                        </w:rPr>
+                        <m:t>i</m:t>
+                      </m:r>
+                    </m:e>
+                    <m:sub>
+                      <m:r>
+                        <w:rPr>
+                          <w:rFonts w:ascii="Cambria Math" w:hAnsi="Cambria Math"/>
+                        </w:rPr>
+                        <m:t>1</m:t>
+                      </m:r>
+                    </m:sub>
+                  </m:sSub>
+                  <m:f>
+                    <m:fPr>
+                      <m:ctrlPr>
+                        <w:rPr>
+                          <w:rFonts w:ascii="Cambria Math" w:hAnsi="Cambria Math"/>
+                          <w:i/>
+                        </w:rPr>
+                      </m:ctrlPr>
+                    </m:fPr>
+                    <m:num>
+                      <m:r>
+                        <w:rPr>
+                          <w:rFonts w:ascii="Cambria Math" w:hAnsi="Cambria Math"/>
+                        </w:rPr>
+                        <m:t>n</m:t>
+                      </m:r>
+                    </m:num>
+                    <m:den>
+                      <m:r>
+                        <w:rPr>
+                          <w:rFonts w:ascii="Cambria Math" w:hAnsi="Cambria Math"/>
+                        </w:rPr>
+                        <m:t>2</m:t>
+                      </m:r>
+                    </m:den>
+                  </m:f>
+                  <m:r>
+                    <w:rPr>
+                      <w:rFonts w:ascii="Cambria Math" w:hAnsi="Cambria Math"/>
+                    </w:rPr>
+                    <m:t xml:space="preserve"> if n≡0 (mod 2)</m:t>
+                  </m:r>
+                </m:e>
+                <m:e>
+                  <m:sSub>
+                    <m:sSubPr>
+                      <m:ctrlPr>
+                        <w:rPr>
+                          <w:rFonts w:ascii="Cambria Math" w:hAnsi="Cambria Math"/>
+                          <w:i/>
+                        </w:rPr>
+                      </m:ctrlPr>
+                    </m:sSubPr>
+                    <m:e>
+                      <m:r>
+                        <w:rPr>
+                          <w:rFonts w:ascii="Cambria Math" w:hAnsi="Cambria Math" w:hint="eastAsia"/>
+                        </w:rPr>
+                        <m:t>i</m:t>
+                      </m:r>
+                      <m:ctrlPr>
+                        <w:rPr>
+                          <w:rFonts w:ascii="Cambria Math" w:hAnsi="Cambria Math" w:hint="eastAsia"/>
+                          <w:i/>
+                        </w:rPr>
+                      </m:ctrlPr>
+                    </m:e>
+                    <m:sub>
+                      <m:r>
+                        <w:rPr>
+                          <w:rFonts w:ascii="Cambria Math" w:hAnsi="Cambria Math"/>
+                        </w:rPr>
+                        <m:t>2</m:t>
+                      </m:r>
+                    </m:sub>
+                  </m:sSub>
+                  <m:r>
+                    <w:rPr>
+                      <w:rFonts w:ascii="Cambria Math" w:hAnsi="Cambria Math"/>
+                    </w:rPr>
+                    <m:t>f</m:t>
+                  </m:r>
+                  <m:d>
+                    <m:dPr>
+                      <m:ctrlPr>
+                        <w:rPr>
+                          <w:rFonts w:ascii="Cambria Math" w:hAnsi="Cambria Math"/>
+                          <w:i/>
+                        </w:rPr>
+                      </m:ctrlPr>
+                    </m:dPr>
+                    <m:e>
+                      <m:r>
+                        <w:rPr>
+                          <w:rFonts w:ascii="Cambria Math" w:hAnsi="Cambria Math"/>
+                        </w:rPr>
+                        <m:t>n</m:t>
+                      </m:r>
+                    </m:e>
+                  </m:d>
+                  <m:r>
+                    <w:rPr>
+                      <w:rFonts w:ascii="Cambria Math" w:hAnsi="Cambria Math"/>
+                    </w:rPr>
+                    <m:t>=</m:t>
+                  </m:r>
+                  <m:sSub>
+                    <m:sSubPr>
+                      <m:ctrlPr>
+                        <w:rPr>
+                          <w:rFonts w:ascii="Cambria Math" w:hAnsi="Cambria Math"/>
+                          <w:i/>
+                        </w:rPr>
+                      </m:ctrlPr>
+                    </m:sSubPr>
+                    <m:e>
+                      <m:r>
+                        <w:rPr>
+                          <w:rFonts w:ascii="Cambria Math" w:hAnsi="Cambria Math"/>
+                        </w:rPr>
+                        <m:t>i</m:t>
+                      </m:r>
+                    </m:e>
+                    <m:sub>
+                      <m:r>
+                        <w:rPr>
+                          <w:rFonts w:ascii="Cambria Math" w:hAnsi="Cambria Math"/>
+                        </w:rPr>
+                        <m:t>2</m:t>
+                      </m:r>
+                    </m:sub>
+                  </m:sSub>
+                  <m:f>
+                    <m:fPr>
+                      <m:ctrlPr>
+                        <w:rPr>
+                          <w:rFonts w:ascii="Cambria Math" w:hAnsi="Cambria Math"/>
+                          <w:i/>
+                        </w:rPr>
+                      </m:ctrlPr>
+                    </m:fPr>
+                    <m:num>
+                      <m:r>
+                        <w:rPr>
+                          <w:rFonts w:ascii="Cambria Math" w:hAnsi="Cambria Math"/>
+                        </w:rPr>
+                        <m:t>n</m:t>
+                      </m:r>
+                    </m:num>
+                    <m:den>
+                      <m:r>
+                        <w:rPr>
+                          <w:rFonts w:ascii="Cambria Math" w:hAnsi="Cambria Math"/>
+                        </w:rPr>
+                        <m:t>2</m:t>
+                      </m:r>
+                    </m:den>
+                  </m:f>
+                  <m:r>
+                    <w:rPr>
+                      <w:rFonts w:ascii="Cambria Math" w:hAnsi="Cambria Math"/>
+                    </w:rPr>
+                    <m:t xml:space="preserve"> if n≡1 (mod 2)</m:t>
+                  </m:r>
+                </m:e>
+              </m:eqArr>
+              <m:r>
+                <w:rPr>
+                  <w:rFonts w:ascii="Cambria Math" w:hAnsi="Cambria Math"/>
+                </w:rPr>
+                <m:t>,n∈</m:t>
+              </m:r>
+              <m:sSup>
+                <m:sSupPr>
+                  <m:ctrlPr>
+                    <w:rPr>
+                      <w:rFonts w:ascii="Cambria Math" w:hAnsi="Cambria Math"/>
+                      <w:i/>
+                    </w:rPr>
+                  </m:ctrlPr>
+                </m:sSupPr>
+                <m:e>
+                  <m:r>
+                    <w:rPr>
+                      <w:rFonts w:ascii="Cambria Math" w:hAnsi="Cambria Math"/>
+                    </w:rPr>
+                    <m:t>Z</m:t>
+                  </m:r>
+                </m:e>
+                <m:sup>
+                  <m:r>
+                    <w:rPr>
+                      <w:rFonts w:ascii="Cambria Math" w:hAnsi="Cambria Math"/>
+                    </w:rPr>
+                    <m:t>+</m:t>
+                  </m:r>
+                </m:sup>
+              </m:sSup>
+            </m:e>
+          </m:d>
+        </m:oMath>
+      </m:oMathPara>
+    </w:p>
+    <w:p>
+      <w:r>
+        <w:rPr>
+          <w:rFonts w:hint="eastAsia"/>
+        </w:rPr>
+        <w:t>只要它是奇数，就会在</w:t>
+      </w:r>
+      <m:oMath>
+        <m:sSub>
+          <m:sSubPr>
+            <m:ctrlPr>
+              <w:rPr>
+                <w:rFonts w:ascii="Cambria Math" w:hAnsi="Cambria Math"/>
+                <w:i/>
+              </w:rPr>
+            </m:ctrlPr>
+          </m:sSubPr>
+          <m:e>
+            <m:r>
+              <w:rPr>
+                <w:rFonts w:ascii="Cambria Math" w:hAnsi="Cambria Math" w:hint="eastAsia"/>
+              </w:rPr>
+              <m:t>i</m:t>
+            </m:r>
+            <m:ctrlPr>
+              <w:rPr>
+                <w:rFonts w:ascii="Cambria Math" w:hAnsi="Cambria Math" w:hint="eastAsia"/>
+                <w:i/>
+              </w:rPr>
+            </m:ctrlPr>
+          </m:e>
+          <m:sub>
+            <m:r>
+              <w:rPr>
+                <w:rFonts w:ascii="Cambria Math" w:hAnsi="Cambria Math"/>
+              </w:rPr>
+              <m:t>2</m:t>
+            </m:r>
+          </m:sub>
+        </m:sSub>
+      </m:oMath>
+      <w:r>
+        <w:rPr>
+          <w:rFonts w:hint="eastAsia"/>
+        </w:rPr>
+        <w:t>空间里面转悠，也就是，</w:t>
+      </w:r>
+    </w:p>
+    <w:p>
+      <m:oMathPara>
+        <m:oMath>
+          <m:r>
+            <w:rPr>
+              <w:rFonts w:ascii="Cambria Math" w:hAnsi="Cambria Math"/>
+            </w:rPr>
+            <m:t>f</m:t>
+          </m:r>
+          <m:d>
+            <m:dPr>
+              <m:ctrlPr>
+                <w:rPr>
+                  <w:rFonts w:ascii="Cambria Math" w:hAnsi="Cambria Math"/>
+                  <w:i/>
+                </w:rPr>
+              </m:ctrlPr>
+            </m:dPr>
+            <m:e>
+              <m:r>
+                <w:rPr>
+                  <w:rFonts w:ascii="Cambria Math" w:hAnsi="Cambria Math"/>
+                </w:rPr>
+                <m:t>n</m:t>
+              </m:r>
+            </m:e>
+          </m:d>
+          <m:r>
+            <w:rPr>
+              <w:rFonts w:ascii="Cambria Math" w:hAnsi="Cambria Math"/>
+            </w:rPr>
+            <m:t>=</m:t>
+          </m:r>
+          <m:d>
+            <m:dPr>
+              <m:begChr m:val="{"/>
+              <m:endChr m:val=""/>
+              <m:ctrlPr>
+                <w:rPr>
+                  <w:rFonts w:ascii="Cambria Math" w:hAnsi="Cambria Math"/>
+                  <w:i/>
+                </w:rPr>
+              </m:ctrlPr>
+            </m:dPr>
+            <m:e>
+              <m:eqArr>
+                <m:eqArrPr>
+                  <m:ctrlPr>
+                    <w:rPr>
+                      <w:rFonts w:ascii="Cambria Math" w:hAnsi="Cambria Math"/>
+                      <w:i/>
+                    </w:rPr>
+                  </m:ctrlPr>
+                </m:eqArrPr>
+                <m:e>
+                  <m:f>
+                    <m:fPr>
+                      <m:ctrlPr>
+                        <w:rPr>
+                          <w:rFonts w:ascii="Cambria Math" w:hAnsi="Cambria Math"/>
+                          <w:i/>
+                        </w:rPr>
+                      </m:ctrlPr>
+                    </m:fPr>
+                    <m:num>
+                      <m:r>
+                        <w:rPr>
+                          <w:rFonts w:ascii="Cambria Math" w:hAnsi="Cambria Math"/>
+                        </w:rPr>
+                        <m:t>n</m:t>
+                      </m:r>
+                    </m:num>
+                    <m:den>
+                      <m:r>
+                        <w:rPr>
+                          <w:rFonts w:ascii="Cambria Math" w:hAnsi="Cambria Math"/>
+                        </w:rPr>
+                        <m:t>2</m:t>
+                      </m:r>
+                    </m:den>
+                  </m:f>
+                  <m:r>
+                    <w:rPr>
+                      <w:rFonts w:ascii="Cambria Math" w:hAnsi="Cambria Math"/>
+                    </w:rPr>
+                    <m:t xml:space="preserve"> if n≡0 (mod 2)</m:t>
+                  </m:r>
+                </m:e>
+                <m:e>
+                  <m:r>
+                    <w:rPr>
+                      <w:rFonts w:ascii="Cambria Math" w:hAnsi="Cambria Math"/>
+                    </w:rPr>
+                    <m:t>3n+1 if n≡1 (mod 2)</m:t>
+                  </m:r>
+                </m:e>
+              </m:eqArr>
+              <m:r>
+                <w:rPr>
+                  <w:rFonts w:ascii="Cambria Math" w:hAnsi="Cambria Math"/>
+                </w:rPr>
+                <m:t>,n∈</m:t>
+              </m:r>
+              <m:sSup>
+                <m:sSupPr>
+                  <m:ctrlPr>
+                    <w:rPr>
+                      <w:rFonts w:ascii="Cambria Math" w:hAnsi="Cambria Math"/>
+                      <w:i/>
+                    </w:rPr>
+                  </m:ctrlPr>
+                </m:sSupPr>
+                <m:e>
+                  <m:r>
+                    <w:rPr>
+                      <w:rFonts w:ascii="Cambria Math" w:hAnsi="Cambria Math"/>
+                    </w:rPr>
+                    <m:t>Z</m:t>
+                  </m:r>
+                </m:e>
+                <m:sup>
+                  <m:r>
+                    <w:rPr>
+                      <w:rFonts w:ascii="Cambria Math" w:hAnsi="Cambria Math"/>
+                    </w:rPr>
+                    <m:t>+</m:t>
+                  </m:r>
+                </m:sup>
+              </m:sSup>
+            </m:e>
+          </m:d>
+        </m:oMath>
+      </m:oMathPara>
+    </w:p>
+    <w:p>
+      <w:r>
+        <w:rPr>
+          <w:rFonts w:hint="eastAsia"/>
+        </w:rPr>
+        <w:t>中的，</w:t>
+      </w:r>
+    </w:p>
+    <w:p>
+      <m:oMathPara>
+        <m:oMath>
+          <m:r>
+            <w:rPr>
+              <w:rFonts w:ascii="Cambria Math" w:hAnsi="Cambria Math"/>
+            </w:rPr>
+            <m:t>f</m:t>
+          </m:r>
+          <m:d>
+            <m:dPr>
+              <m:ctrlPr>
+                <w:rPr>
+                  <w:rFonts w:ascii="Cambria Math" w:hAnsi="Cambria Math"/>
+                  <w:i/>
+                </w:rPr>
+              </m:ctrlPr>
+            </m:dPr>
+            <m:e>
+              <m:r>
+                <w:rPr>
+                  <w:rFonts w:ascii="Cambria Math" w:hAnsi="Cambria Math"/>
+                </w:rPr>
+                <m:t>n</m:t>
+              </m:r>
+            </m:e>
+          </m:d>
+          <m:r>
+            <w:rPr>
+              <w:rFonts w:ascii="Cambria Math" w:hAnsi="Cambria Math"/>
+            </w:rPr>
+            <m:t>=3n+1</m:t>
+          </m:r>
+        </m:oMath>
+      </m:oMathPara>
+    </w:p>
+    <w:p>
+      <w:r>
+        <w:rPr>
+          <w:rFonts w:hint="eastAsia"/>
+        </w:rPr>
+        <w:t>那么最后一个奇数，就只能是1，也就是</w:t>
+      </w:r>
+    </w:p>
+    <w:p>
+      <m:oMathPara>
+        <m:oMath>
+          <m:r>
+            <w:rPr>
+              <w:rFonts w:ascii="Cambria Math" w:hAnsi="Cambria Math"/>
+            </w:rPr>
+            <m:t>f</m:t>
+          </m:r>
+          <m:d>
+            <m:dPr>
+              <m:ctrlPr>
+                <w:rPr>
+                  <w:rFonts w:ascii="Cambria Math" w:hAnsi="Cambria Math"/>
+                  <w:i/>
+                </w:rPr>
+              </m:ctrlPr>
+            </m:dPr>
+            <m:e>
+              <m:r>
+                <w:rPr>
+                  <w:rFonts w:ascii="Cambria Math" w:hAnsi="Cambria Math"/>
+                </w:rPr>
+                <m:t>n</m:t>
+              </m:r>
+            </m:e>
+          </m:d>
+          <m:r>
+            <w:rPr>
+              <w:rFonts w:ascii="Cambria Math" w:hAnsi="Cambria Math"/>
+            </w:rPr>
+            <m:t>=3n+1</m:t>
+          </m:r>
+          <m:r>
+            <w:rPr>
+              <w:rFonts w:ascii="Cambria Math" w:hAnsi="Cambria Math"/>
+            </w:rPr>
+            <m:t>=3×1+1=4</m:t>
+          </m:r>
+        </m:oMath>
+      </m:oMathPara>
+    </w:p>
+    <w:p>
+      <w:r>
+        <w:rPr>
+          <w:rFonts w:hint="eastAsia"/>
+        </w:rPr>
+        <w:t>这个结果就是偶数了，那就走最后两步</w:t>
+      </w:r>
+    </w:p>
+    <w:p>
+      <m:oMathPara>
+        <m:oMath>
+          <m:r>
+            <w:rPr>
+              <w:rFonts w:ascii="Cambria Math" w:hAnsi="Cambria Math"/>
+            </w:rPr>
+            <m:t>f</m:t>
+          </m:r>
+          <m:d>
+            <m:dPr>
+              <m:ctrlPr>
+                <w:rPr>
+                  <w:rFonts w:ascii="Cambria Math" w:hAnsi="Cambria Math"/>
+                  <w:i/>
+                </w:rPr>
+              </m:ctrlPr>
+            </m:dPr>
+            <m:e>
+              <m:r>
+                <w:rPr>
+                  <w:rFonts w:ascii="Cambria Math" w:hAnsi="Cambria Math"/>
+                </w:rPr>
+                <m:t>n</m:t>
+              </m:r>
+            </m:e>
+          </m:d>
+          <m:r>
+            <w:rPr>
+              <w:rFonts w:ascii="Cambria Math" w:hAnsi="Cambria Math"/>
+            </w:rPr>
+            <m:t>=</m:t>
+          </m:r>
+          <m:f>
+            <m:fPr>
+              <m:ctrlPr>
+                <w:rPr>
+                  <w:rFonts w:ascii="Cambria Math" w:hAnsi="Cambria Math"/>
+                  <w:i/>
+                </w:rPr>
+              </m:ctrlPr>
+            </m:fPr>
+            <m:num>
+              <m:r>
+                <w:rPr>
+                  <w:rFonts w:ascii="Cambria Math" w:hAnsi="Cambria Math"/>
+                </w:rPr>
+                <m:t>n</m:t>
+              </m:r>
+            </m:num>
+            <m:den>
+              <m:r>
+                <w:rPr>
+                  <w:rFonts w:ascii="Cambria Math" w:hAnsi="Cambria Math"/>
+                </w:rPr>
+                <m:t>2</m:t>
+              </m:r>
+            </m:den>
+          </m:f>
+        </m:oMath>
+      </m:oMathPara>
+    </w:p>
+    <w:p>
+      <m:oMathPara>
+        <m:oMath>
+          <m:r>
+            <w:rPr>
+              <w:rFonts w:ascii="Cambria Math" w:hAnsi="Cambria Math"/>
+            </w:rPr>
+            <m:t>f</m:t>
+          </m:r>
+          <m:d>
+            <m:dPr>
+              <m:ctrlPr>
+                <w:rPr>
+                  <w:rFonts w:ascii="Cambria Math" w:hAnsi="Cambria Math"/>
+                  <w:i/>
+                </w:rPr>
+              </m:ctrlPr>
+            </m:dPr>
+            <m:e>
+              <m:r>
+                <w:rPr>
+                  <w:rFonts w:ascii="Cambria Math" w:hAnsi="Cambria Math"/>
+                </w:rPr>
+                <m:t>f</m:t>
+              </m:r>
+              <m:d>
+                <m:dPr>
+                  <m:ctrlPr>
+                    <w:rPr>
+                      <w:rFonts w:ascii="Cambria Math" w:hAnsi="Cambria Math"/>
+                      <w:i/>
+                    </w:rPr>
+                  </m:ctrlPr>
+                </m:dPr>
+                <m:e>
+                  <m:r>
+                    <w:rPr>
+                      <w:rFonts w:ascii="Cambria Math" w:hAnsi="Cambria Math"/>
+                    </w:rPr>
+                    <m:t>n</m:t>
+                  </m:r>
+                </m:e>
+              </m:d>
+            </m:e>
+          </m:d>
+          <m:r>
+            <w:rPr>
+              <w:rFonts w:ascii="Cambria Math" w:hAnsi="Cambria Math"/>
+            </w:rPr>
+            <m:t>=</m:t>
+          </m:r>
+          <m:f>
+            <m:fPr>
+              <m:ctrlPr>
+                <w:rPr>
+                  <w:rFonts w:ascii="Cambria Math" w:hAnsi="Cambria Math"/>
+                  <w:i/>
+                </w:rPr>
+              </m:ctrlPr>
+            </m:fPr>
+            <m:num>
+              <m:f>
+                <m:fPr>
+                  <m:ctrlPr>
+                    <w:rPr>
+                      <w:rFonts w:ascii="Cambria Math" w:hAnsi="Cambria Math"/>
+                      <w:i/>
+                    </w:rPr>
+                  </m:ctrlPr>
+                </m:fPr>
+                <m:num>
+                  <m:r>
+                    <w:rPr>
+                      <w:rFonts w:ascii="Cambria Math" w:hAnsi="Cambria Math"/>
+                    </w:rPr>
+                    <m:t>n</m:t>
+                  </m:r>
+                </m:num>
+                <m:den>
+                  <m:r>
+                    <w:rPr>
+                      <w:rFonts w:ascii="Cambria Math" w:hAnsi="Cambria Math"/>
+                    </w:rPr>
+                    <m:t>2</m:t>
+                  </m:r>
+                </m:den>
+              </m:f>
+            </m:num>
+            <m:den>
+              <m:r>
+                <w:rPr>
+                  <w:rFonts w:ascii="Cambria Math" w:hAnsi="Cambria Math"/>
+                </w:rPr>
+                <m:t>2</m:t>
+              </m:r>
+            </m:den>
+          </m:f>
+          <m:r>
+            <w:rPr>
+              <w:rFonts w:ascii="Cambria Math" w:hAnsi="Cambria Math"/>
+            </w:rPr>
+            <m:t>=</m:t>
+          </m:r>
+          <m:f>
+            <m:fPr>
+              <m:ctrlPr>
+                <w:rPr>
+                  <w:rFonts w:ascii="Cambria Math" w:hAnsi="Cambria Math"/>
+                  <w:i/>
+                </w:rPr>
+              </m:ctrlPr>
+            </m:fPr>
+            <m:num>
+              <m:r>
+                <w:rPr>
+                  <w:rFonts w:ascii="Cambria Math" w:hAnsi="Cambria Math"/>
+                </w:rPr>
+                <m:t>n</m:t>
+              </m:r>
+            </m:num>
+            <m:den>
+              <m:r>
+                <w:rPr>
+                  <w:rFonts w:ascii="Cambria Math" w:hAnsi="Cambria Math"/>
+                </w:rPr>
+                <m:t>4</m:t>
+              </m:r>
+            </m:den>
+          </m:f>
+          <m:r>
+            <w:rPr>
+              <w:rFonts w:ascii="Cambria Math" w:hAnsi="Cambria Math"/>
+            </w:rPr>
+            <m:t>=</m:t>
+          </m:r>
+          <m:f>
+            <m:fPr>
+              <m:ctrlPr>
+                <w:rPr>
+                  <w:rFonts w:ascii="Cambria Math" w:hAnsi="Cambria Math"/>
+                  <w:i/>
+                </w:rPr>
+              </m:ctrlPr>
+            </m:fPr>
+            <m:num>
+              <m:r>
+                <w:rPr>
+                  <w:rFonts w:ascii="Cambria Math" w:hAnsi="Cambria Math"/>
+                </w:rPr>
+                <m:t>4</m:t>
+              </m:r>
+            </m:num>
+            <m:den>
+              <m:r>
+                <w:rPr>
+                  <w:rFonts w:ascii="Cambria Math" w:hAnsi="Cambria Math"/>
+                </w:rPr>
+                <m:t>4</m:t>
+              </m:r>
+            </m:den>
+          </m:f>
+          <m:r>
+            <w:rPr>
+              <w:rFonts w:ascii="Cambria Math" w:hAnsi="Cambria Math"/>
+            </w:rPr>
+            <m:t>=1</m:t>
+          </m:r>
+        </m:oMath>
+      </m:oMathPara>
+    </w:p>
+    <w:p>
+      <w:r>
+        <w:rPr>
+          <w:rFonts w:hint="eastAsia"/>
+        </w:rPr>
+        <w:t>回归到1，而如果始终在偶数里面转悠，最后一个偶数是2，就会走最后一步，</w:t>
+      </w:r>
+    </w:p>
+    <w:p>
+      <m:oMathPara>
+        <m:oMath>
+          <m:r>
+            <w:rPr>
+              <w:rFonts w:ascii="Cambria Math" w:hAnsi="Cambria Math"/>
+            </w:rPr>
+            <m:t>f</m:t>
+          </m:r>
+          <m:d>
+            <m:dPr>
+              <m:ctrlPr>
+                <w:rPr>
+                  <w:rFonts w:ascii="Cambria Math" w:hAnsi="Cambria Math"/>
+                  <w:i/>
+                </w:rPr>
+              </m:ctrlPr>
+            </m:dPr>
+            <m:e>
+              <m:r>
+                <w:rPr>
+                  <w:rFonts w:ascii="Cambria Math" w:hAnsi="Cambria Math"/>
+                </w:rPr>
+                <m:t>n</m:t>
+              </m:r>
+            </m:e>
+          </m:d>
+          <m:r>
+            <w:rPr>
+              <w:rFonts w:ascii="Cambria Math" w:hAnsi="Cambria Math"/>
+            </w:rPr>
+            <m:t>=</m:t>
+          </m:r>
+          <m:f>
+            <m:fPr>
+              <m:ctrlPr>
+                <w:rPr>
+                  <w:rFonts w:ascii="Cambria Math" w:hAnsi="Cambria Math"/>
+                  <w:i/>
+                </w:rPr>
+              </m:ctrlPr>
+            </m:fPr>
+            <m:num>
+              <m:r>
+                <w:rPr>
+                  <w:rFonts w:ascii="Cambria Math" w:hAnsi="Cambria Math"/>
+                </w:rPr>
+                <m:t>n</m:t>
+              </m:r>
+            </m:num>
+            <m:den>
+              <m:r>
+                <w:rPr>
+                  <w:rFonts w:ascii="Cambria Math" w:hAnsi="Cambria Math"/>
+                </w:rPr>
+                <m:t>2</m:t>
+              </m:r>
+            </m:den>
+          </m:f>
+          <m:r>
+            <w:rPr>
+              <w:rFonts w:ascii="Cambria Math" w:hAnsi="Cambria Math"/>
+            </w:rPr>
+            <m:t>=</m:t>
+          </m:r>
+          <m:f>
+            <m:fPr>
+              <m:ctrlPr>
+                <w:rPr>
+                  <w:rFonts w:ascii="Cambria Math" w:hAnsi="Cambria Math"/>
+                  <w:i/>
+                </w:rPr>
+              </m:ctrlPr>
+            </m:fPr>
+            <m:num>
+              <m:r>
+                <w:rPr>
+                  <w:rFonts w:ascii="Cambria Math" w:hAnsi="Cambria Math"/>
+                </w:rPr>
+                <m:t>2</m:t>
+              </m:r>
+            </m:num>
+            <m:den>
+              <m:r>
+                <w:rPr>
+                  <w:rFonts w:ascii="Cambria Math" w:hAnsi="Cambria Math"/>
+                </w:rPr>
+                <m:t>2</m:t>
+              </m:r>
+            </m:den>
+          </m:f>
+          <m:r>
+            <w:rPr>
+              <w:rFonts w:ascii="Cambria Math" w:hAnsi="Cambria Math"/>
+            </w:rPr>
+            <m:t>=1</m:t>
+          </m:r>
+        </m:oMath>
+      </m:oMathPara>
+    </w:p>
+    <w:p>
+      <w:pPr>
+        <w:rPr>
+          <w:rFonts w:hint="eastAsia"/>
+        </w:rPr>
+      </w:pPr>
+      <w:r>
+        <w:rPr>
+          <w:rFonts w:hint="eastAsia"/>
+        </w:rPr>
+        <w:t>两个分支，殊途同归，边界条件检查完毕。</w:t>
+      </w:r>
+    </w:p>
+    <w:p>
+      <w:pPr>
+        <w:rPr>
+          <w:rFonts w:hint="eastAsia"/>
+        </w:rPr>
+      </w:pPr>
     </w:p>
     <w:sectPr>
       <w:pgSz w:w="11906" w:h="16838"/>

--- a/考拉兹猜想.docx
+++ b/考拉兹猜想.docx
@@ -3821,12 +3821,28 @@
       </w:r>
     </w:p>
     <w:p>
+      <w:pPr>
+        <w:rPr>
+          <w:rFonts w:hint="eastAsia"/>
+        </w:rPr>
+      </w:pPr>
       <w:r>
         <w:t>P.S. 有些步骤可能过于短路了，目前这套符号系统在两个概念系统之间切换，缺少明确的转换原则。致使某些概念的表述显得模糊和跳跃。这种情况不利于信息的准确传播。需要更多的工作将这些符号在不同前提下的意义提炼出特定的书写形式，以避免佯谬。</w:t>
       </w:r>
     </w:p>
-    <w:p/>
-    <w:p>
+    <w:p>
+      <w:pPr>
+        <w:rPr>
+          <w:rFonts w:hint="eastAsia"/>
+        </w:rPr>
+      </w:pPr>
+    </w:p>
+    <w:p>
+      <w:pPr>
+        <w:rPr>
+          <w:rFonts w:hint="eastAsia"/>
+        </w:rPr>
+      </w:pPr>
       <w:r>
         <w:t>让我们再</w:t>
       </w:r>
@@ -4064,6 +4080,11 @@
       </m:oMathPara>
     </w:p>
     <w:p>
+      <w:pPr>
+        <w:rPr>
+          <w:rFonts w:hint="eastAsia"/>
+        </w:rPr>
+      </w:pPr>
       <w:r>
         <w:rPr>
           <w:rFonts w:hint="eastAsia"/>
@@ -4072,6 +4093,11 @@
       </w:r>
     </w:p>
     <w:p>
+      <w:pPr>
+        <w:rPr>
+          <w:rFonts w:hint="eastAsia"/>
+        </w:rPr>
+      </w:pPr>
       <m:oMathPara>
         <m:oMath>
           <m:r>
@@ -4134,19 +4160,18 @@
       </m:oMathPara>
     </w:p>
     <w:p>
+      <w:pPr>
+        <w:rPr>
+          <w:rFonts w:hint="eastAsia"/>
+        </w:rPr>
+      </w:pPr>
       <m:oMathPara>
         <m:oMath>
           <m:r>
             <w:rPr>
               <w:rFonts w:ascii="Cambria Math" w:hAnsi="Cambria Math"/>
             </w:rPr>
-            <m:t>n=</m:t>
-          </m:r>
-          <m:r>
-            <w:rPr>
-              <w:rFonts w:ascii="Cambria Math" w:hAnsi="Cambria Math"/>
-            </w:rPr>
-            <m:t xml:space="preserve">3n+1, n=1 </m:t>
+            <m:t xml:space="preserve">n=3n+1, n=1 </m:t>
           </m:r>
           <m:d>
             <m:dPr>
@@ -4170,6 +4195,11 @@
       </m:oMathPara>
     </w:p>
     <w:p>
+      <w:pPr>
+        <w:rPr>
+          <w:rFonts w:hint="eastAsia"/>
+        </w:rPr>
+      </w:pPr>
       <w:r>
         <w:rPr>
           <w:rFonts w:hint="eastAsia"/>
@@ -4190,25 +4220,18 @@
       </w:r>
     </w:p>
     <w:p>
+      <w:pPr>
+        <w:rPr>
+          <w:rFonts w:hint="eastAsia"/>
+        </w:rPr>
+      </w:pPr>
       <m:oMathPara>
         <m:oMath>
           <m:r>
             <w:rPr>
               <w:rFonts w:ascii="Cambria Math" w:hAnsi="Cambria Math"/>
             </w:rPr>
-            <m:t>n</m:t>
-          </m:r>
-          <m:r>
-            <w:rPr>
-              <w:rFonts w:ascii="Cambria Math" w:hAnsi="Cambria Math"/>
-            </w:rPr>
-            <m:t>:</m:t>
-          </m:r>
-          <m:r>
-            <w:rPr>
-              <w:rFonts w:ascii="Cambria Math" w:hAnsi="Cambria Math"/>
-            </w:rPr>
-            <m:t>=</m:t>
+            <m:t>n:=</m:t>
           </m:r>
           <m:f>
             <m:fPr>
@@ -4246,6 +4269,11 @@
       </m:oMathPara>
     </w:p>
     <w:p>
+      <w:pPr>
+        <w:rPr>
+          <w:rFonts w:hint="eastAsia"/>
+        </w:rPr>
+      </w:pPr>
       <w:r>
         <w:rPr>
           <w:rFonts w:hint="eastAsia"/>
@@ -4254,6 +4282,11 @@
       </w:r>
     </w:p>
     <w:p>
+      <w:pPr>
+        <w:rPr>
+          <w:rFonts w:hint="eastAsia"/>
+        </w:rPr>
+      </w:pPr>
       <m:oMathPara>
         <m:oMath>
           <m:r>
@@ -4266,19 +4299,18 @@
       </m:oMathPara>
     </w:p>
     <w:p>
+      <w:pPr>
+        <w:rPr>
+          <w:rFonts w:hint="eastAsia"/>
+        </w:rPr>
+      </w:pPr>
       <m:oMathPara>
         <m:oMath>
           <m:r>
             <w:rPr>
               <w:rFonts w:ascii="Cambria Math" w:hAnsi="Cambria Math"/>
             </w:rPr>
-            <m:t>n</m:t>
-          </m:r>
-          <m:r>
-            <w:rPr>
-              <w:rFonts w:ascii="Cambria Math" w:hAnsi="Cambria Math"/>
-            </w:rPr>
-            <m:t>-3</m:t>
+            <m:t>n-3</m:t>
           </m:r>
           <m:r>
             <w:rPr>
@@ -4296,19 +4328,18 @@
       </m:oMathPara>
     </w:p>
     <w:p>
+      <w:pPr>
+        <w:rPr>
+          <w:rFonts w:hint="eastAsia"/>
+        </w:rPr>
+      </w:pPr>
       <m:oMathPara>
         <m:oMath>
           <m:r>
             <w:rPr>
               <w:rFonts w:ascii="Cambria Math" w:hAnsi="Cambria Math"/>
             </w:rPr>
-            <m:t>-</m:t>
-          </m:r>
-          <m:r>
-            <w:rPr>
-              <w:rFonts w:ascii="Cambria Math" w:hAnsi="Cambria Math"/>
-            </w:rPr>
-            <m:t>2</m:t>
+            <m:t>-2</m:t>
           </m:r>
           <m:r>
             <w:rPr>
@@ -4326,6 +4357,11 @@
       </m:oMathPara>
     </w:p>
     <w:p>
+      <w:pPr>
+        <w:rPr>
+          <w:rFonts w:hint="eastAsia"/>
+        </w:rPr>
+      </w:pPr>
       <m:oMathPara>
         <m:oMath>
           <m:r>
@@ -4370,6 +4406,11 @@
       </m:oMathPara>
     </w:p>
     <w:p>
+      <w:pPr>
+        <w:rPr>
+          <w:rFonts w:hint="eastAsia"/>
+        </w:rPr>
+      </w:pPr>
       <w:r>
         <w:rPr>
           <w:rFonts w:hint="eastAsia"/>
@@ -4390,6 +4431,11 @@
       </w:r>
     </w:p>
     <w:p>
+      <w:pPr>
+        <w:rPr>
+          <w:rFonts w:hint="eastAsia"/>
+        </w:rPr>
+      </w:pPr>
       <m:oMathPara>
         <m:oMath>
           <m:r>
@@ -4402,13 +4448,7 @@
             <w:rPr>
               <w:rFonts w:ascii="Cambria Math" w:hAnsi="Cambria Math"/>
             </w:rPr>
-            <m:t>≔</m:t>
-          </m:r>
-          <m:r>
-            <w:rPr>
-              <w:rFonts w:ascii="Cambria Math" w:hAnsi="Cambria Math"/>
-            </w:rPr>
-            <m:t>-</m:t>
+            <m:t>≔-</m:t>
           </m:r>
           <m:f>
             <m:fPr>
@@ -4446,13 +4486,7 @@
             <w:rPr>
               <w:rFonts w:ascii="Cambria Math" w:hAnsi="Cambria Math"/>
             </w:rPr>
-            <m:t xml:space="preserve">, </m:t>
-          </m:r>
-          <m:r>
-            <w:rPr>
-              <w:rFonts w:ascii="Cambria Math" w:hAnsi="Cambria Math"/>
-            </w:rPr>
-            <m:t>n=1 (mod 2)</m:t>
+            <m:t>, n=1 (mod 2)</m:t>
           </m:r>
         </m:oMath>
       </m:oMathPara>
@@ -4489,13 +4523,7 @@
             <w:rPr>
               <w:rFonts w:ascii="Cambria Math" w:hAnsi="Cambria Math"/>
             </w:rPr>
-            <m:t>n=</m:t>
-          </m:r>
-          <m:r>
-            <w:rPr>
-              <w:rFonts w:ascii="Cambria Math" w:hAnsi="Cambria Math"/>
-            </w:rPr>
-            <m:t>+</m:t>
+            <m:t>n=+</m:t>
           </m:r>
           <m:f>
             <m:fPr>
@@ -4533,6 +4561,11 @@
       </m:oMathPara>
     </w:p>
     <w:p>
+      <w:pPr>
+        <w:rPr>
+          <w:rFonts w:hint="eastAsia"/>
+        </w:rPr>
+      </w:pPr>
       <m:oMathPara>
         <m:oMath>
           <m:r>
@@ -4545,13 +4578,7 @@
             <w:rPr>
               <w:rFonts w:ascii="Cambria Math" w:hAnsi="Cambria Math"/>
             </w:rPr>
-            <m:t>=</m:t>
-          </m:r>
-          <m:r>
-            <w:rPr>
-              <w:rFonts w:ascii="Cambria Math" w:hAnsi="Cambria Math"/>
-            </w:rPr>
-            <m:t>-</m:t>
+            <m:t>=-</m:t>
           </m:r>
           <m:f>
             <m:fPr>
@@ -4602,6 +4629,11 @@
       </w:r>
     </w:p>
     <w:p>
+      <w:pPr>
+        <w:rPr>
+          <w:rFonts w:hint="eastAsia"/>
+        </w:rPr>
+      </w:pPr>
       <m:oMathPara>
         <m:oMath>
           <m:r>
@@ -4703,6 +4735,11 @@
       </w:r>
     </w:p>
     <w:p>
+      <w:pPr>
+        <w:rPr>
+          <w:rFonts w:hint="eastAsia"/>
+        </w:rPr>
+      </w:pPr>
       <m:oMathPara>
         <m:oMath>
           <m:r>
@@ -4787,6 +4824,11 @@
       </m:oMathPara>
     </w:p>
     <w:p>
+      <w:pPr>
+        <w:rPr>
+          <w:rFonts w:hint="eastAsia"/>
+        </w:rPr>
+      </w:pPr>
       <m:oMath>
         <m:r>
           <w:rPr>
@@ -4820,8 +4862,19 @@
         <w:t>。</w:t>
       </w:r>
     </w:p>
-    <w:p/>
-    <w:p>
+    <w:p>
+      <w:pPr>
+        <w:rPr>
+          <w:rFonts w:hint="eastAsia"/>
+        </w:rPr>
+      </w:pPr>
+    </w:p>
+    <w:p>
+      <w:pPr>
+        <w:rPr>
+          <w:rFonts w:hint="eastAsia"/>
+        </w:rPr>
+      </w:pPr>
       <w:r>
         <w:rPr>
           <w:rFonts w:hint="eastAsia"/>
@@ -4888,6 +4941,11 @@
       </w:r>
     </w:p>
     <w:p>
+      <w:pPr>
+        <w:rPr>
+          <w:rFonts w:hint="eastAsia"/>
+        </w:rPr>
+      </w:pPr>
       <m:oMathPara>
         <m:oMath>
           <m:sSub>
@@ -5069,6 +5127,11 @@
       </w:r>
     </w:p>
     <w:p>
+      <w:pPr>
+        <w:rPr>
+          <w:rFonts w:hint="eastAsia"/>
+        </w:rPr>
+      </w:pPr>
       <m:oMathPara>
         <m:oMath>
           <m:sSub>
@@ -5138,6 +5201,11 @@
       </w:r>
     </w:p>
     <w:p>
+      <w:pPr>
+        <w:rPr>
+          <w:rFonts w:hint="eastAsia"/>
+        </w:rPr>
+      </w:pPr>
       <m:oMathPara>
         <m:oMath>
           <m:sSub>
@@ -5387,19 +5455,18 @@
       </w:r>
     </w:p>
     <w:p>
+      <w:pPr>
+        <w:rPr>
+          <w:rFonts w:hint="eastAsia"/>
+        </w:rPr>
+      </w:pPr>
       <m:oMathPara>
         <m:oMath>
           <m:r>
             <w:rPr>
               <w:rFonts w:ascii="Cambria Math" w:hAnsi="Cambria Math"/>
             </w:rPr>
-            <m:t>1</m:t>
-          </m:r>
-          <m:r>
-            <w:rPr>
-              <w:rFonts w:ascii="Cambria Math" w:hAnsi="Cambria Math"/>
-            </w:rPr>
-            <m:t>≔</m:t>
+            <m:t>1≔</m:t>
           </m:r>
           <m:f>
             <m:fPr>
@@ -5500,19 +5567,18 @@
       </w:r>
     </w:p>
     <w:p>
+      <w:pPr>
+        <w:rPr>
+          <w:rFonts w:hint="eastAsia"/>
+        </w:rPr>
+      </w:pPr>
       <m:oMathPara>
         <m:oMath>
           <m:r>
             <w:rPr>
               <w:rFonts w:ascii="Cambria Math" w:hAnsi="Cambria Math"/>
             </w:rPr>
-            <m:t>2</m:t>
-          </m:r>
-          <m:r>
-            <w:rPr>
-              <w:rFonts w:ascii="Cambria Math" w:hAnsi="Cambria Math"/>
-            </w:rPr>
-            <m:t>≔</m:t>
+            <m:t>2≔</m:t>
           </m:r>
           <m:f>
             <m:fPr>
@@ -5686,6 +5752,11 @@
       </w:r>
     </w:p>
     <w:p>
+      <w:pPr>
+        <w:rPr>
+          <w:rFonts w:hint="eastAsia"/>
+        </w:rPr>
+      </w:pPr>
       <m:oMathPara>
         <m:oMath>
           <m:r>
@@ -5774,6 +5845,11 @@
       </m:oMathPara>
     </w:p>
     <w:p>
+      <w:pPr>
+        <w:rPr>
+          <w:rFonts w:hint="eastAsia"/>
+        </w:rPr>
+      </w:pPr>
       <w:r>
         <w:rPr>
           <w:rFonts w:hint="eastAsia"/>
@@ -5782,6 +5858,11 @@
       </w:r>
     </w:p>
     <w:p>
+      <w:pPr>
+        <w:rPr>
+          <w:rFonts w:hint="eastAsia"/>
+        </w:rPr>
+      </w:pPr>
       <m:oMathPara>
         <m:oMath>
           <m:r>
@@ -5972,6 +6053,11 @@
       </m:oMathPara>
     </w:p>
     <w:p>
+      <w:pPr>
+        <w:rPr>
+          <w:rFonts w:hint="eastAsia"/>
+        </w:rPr>
+      </w:pPr>
       <w:r>
         <w:rPr>
           <w:rFonts w:hint="eastAsia"/>
@@ -6381,6 +6467,11 @@
       </m:oMathPara>
     </w:p>
     <w:p>
+      <w:pPr>
+        <w:rPr>
+          <w:rFonts w:hint="eastAsia"/>
+        </w:rPr>
+      </w:pPr>
       <w:r>
         <w:rPr>
           <w:rFonts w:hint="eastAsia"/>
@@ -6401,6 +6492,11 @@
       </w:r>
     </w:p>
     <w:p>
+      <w:pPr>
+        <w:rPr>
+          <w:rFonts w:hint="eastAsia"/>
+        </w:rPr>
+      </w:pPr>
       <w:r>
         <w:rPr>
           <w:rFonts w:hint="eastAsia"/>
@@ -6409,6 +6505,11 @@
       </w:r>
     </w:p>
     <w:p>
+      <w:pPr>
+        <w:rPr>
+          <w:rFonts w:hint="eastAsia"/>
+        </w:rPr>
+      </w:pPr>
       <w:r>
         <w:rPr>
           <w:rFonts w:hint="eastAsia"/>
@@ -6459,6 +6560,11 @@
       </w:r>
     </w:p>
     <w:p>
+      <w:pPr>
+        <w:rPr>
+          <w:rFonts w:hint="eastAsia"/>
+        </w:rPr>
+      </w:pPr>
       <w:r>
         <w:rPr>
           <w:rFonts w:hint="eastAsia"/>
@@ -6484,8 +6590,19 @@
         <w:t>自圆其说这个要求，允许你无中生有，而实际上一切皆是如此。</w:t>
       </w:r>
     </w:p>
-    <w:p/>
-    <w:p>
+    <w:p>
+      <w:pPr>
+        <w:rPr>
+          <w:rFonts w:hint="eastAsia"/>
+        </w:rPr>
+      </w:pPr>
+    </w:p>
+    <w:p>
+      <w:pPr>
+        <w:rPr>
+          <w:rFonts w:hint="eastAsia"/>
+        </w:rPr>
+      </w:pPr>
       <w:r>
         <w:t>再说说边界条件，无限那一端不必限制，只看归一的一端。观察，</w:t>
       </w:r>
@@ -6880,6 +6997,11 @@
       </m:oMathPara>
     </w:p>
     <w:p>
+      <w:pPr>
+        <w:rPr>
+          <w:rFonts w:hint="eastAsia"/>
+        </w:rPr>
+      </w:pPr>
       <w:r>
         <w:rPr>
           <w:rFonts w:hint="eastAsia"/>
@@ -6928,6 +7050,11 @@
       </w:r>
     </w:p>
     <w:p>
+      <w:pPr>
+        <w:rPr>
+          <w:rFonts w:hint="eastAsia"/>
+        </w:rPr>
+      </w:pPr>
       <m:oMathPara>
         <m:oMath>
           <m:r>
@@ -7062,6 +7189,11 @@
       </m:oMathPara>
     </w:p>
     <w:p>
+      <w:pPr>
+        <w:rPr>
+          <w:rFonts w:hint="eastAsia"/>
+        </w:rPr>
+      </w:pPr>
       <w:r>
         <w:rPr>
           <w:rFonts w:hint="eastAsia"/>
@@ -7070,6 +7202,11 @@
       </w:r>
     </w:p>
     <w:p>
+      <w:pPr>
+        <w:rPr>
+          <w:rFonts w:hint="eastAsia"/>
+        </w:rPr>
+      </w:pPr>
       <m:oMathPara>
         <m:oMath>
           <m:r>
@@ -7106,6 +7243,11 @@
       </m:oMathPara>
     </w:p>
     <w:p>
+      <w:pPr>
+        <w:rPr>
+          <w:rFonts w:hint="eastAsia"/>
+        </w:rPr>
+      </w:pPr>
       <w:r>
         <w:rPr>
           <w:rFonts w:hint="eastAsia"/>
@@ -7114,6 +7256,11 @@
       </w:r>
     </w:p>
     <w:p>
+      <w:pPr>
+        <w:rPr>
+          <w:rFonts w:hint="eastAsia"/>
+        </w:rPr>
+      </w:pPr>
       <m:oMathPara>
         <m:oMath>
           <m:r>
@@ -7144,18 +7291,17 @@
             <w:rPr>
               <w:rFonts w:ascii="Cambria Math" w:hAnsi="Cambria Math"/>
             </w:rPr>
-            <m:t>=3n+1</m:t>
-          </m:r>
-          <m:r>
-            <w:rPr>
-              <w:rFonts w:ascii="Cambria Math" w:hAnsi="Cambria Math"/>
-            </w:rPr>
-            <m:t>=3×1+1=4</m:t>
+            <m:t>=3n+1=3×1+1=4</m:t>
           </m:r>
         </m:oMath>
       </m:oMathPara>
     </w:p>
     <w:p>
+      <w:pPr>
+        <w:rPr>
+          <w:rFonts w:hint="eastAsia"/>
+        </w:rPr>
+      </w:pPr>
       <w:r>
         <w:rPr>
           <w:rFonts w:hint="eastAsia"/>
@@ -7164,6 +7310,11 @@
       </w:r>
     </w:p>
     <w:p>
+      <w:pPr>
+        <w:rPr>
+          <w:rFonts w:hint="eastAsia"/>
+        </w:rPr>
+      </w:pPr>
       <m:oMathPara>
         <m:oMath>
           <m:r>
@@ -7226,6 +7377,11 @@
       </m:oMathPara>
     </w:p>
     <w:p>
+      <w:pPr>
+        <w:rPr>
+          <w:rFonts w:hint="eastAsia"/>
+        </w:rPr>
+      </w:pPr>
       <m:oMathPara>
         <m:oMath>
           <m:r>
@@ -7396,6 +7552,11 @@
       </m:oMathPara>
     </w:p>
     <w:p>
+      <w:pPr>
+        <w:rPr>
+          <w:rFonts w:hint="eastAsia"/>
+        </w:rPr>
+      </w:pPr>
       <w:r>
         <w:rPr>
           <w:rFonts w:hint="eastAsia"/>
@@ -7404,6 +7565,11 @@
       </w:r>
     </w:p>
     <w:p>
+      <w:pPr>
+        <w:rPr>
+          <w:rFonts w:hint="eastAsia"/>
+        </w:rPr>
+      </w:pPr>
       <m:oMathPara>
         <m:oMath>
           <m:r>
@@ -7516,12 +7682,3454 @@
         <w:t>两个分支，殊途同归，边界条件检查完毕。</w:t>
       </w:r>
     </w:p>
-    <w:p>
-      <w:pPr>
-        <w:rPr>
-          <w:rFonts w:hint="eastAsia"/>
-        </w:rPr>
-      </w:pPr>
+    <w:p/>
+    <w:p>
+      <w:r>
+        <w:rPr>
+          <w:rFonts w:hint="eastAsia"/>
+        </w:rPr>
+        <w:t>再看一遍，</w:t>
+      </w:r>
+    </w:p>
+    <w:p>
+      <w:pPr>
+        <w:rPr>
+          <w:rFonts w:hint="eastAsia"/>
+        </w:rPr>
+      </w:pPr>
+      <m:oMathPara>
+        <m:oMath>
+          <m:r>
+            <w:rPr>
+              <w:rFonts w:ascii="Cambria Math" w:hAnsi="Cambria Math"/>
+            </w:rPr>
+            <m:t>n=</m:t>
+          </m:r>
+          <m:f>
+            <m:fPr>
+              <m:ctrlPr>
+                <w:rPr>
+                  <w:rFonts w:ascii="Cambria Math" w:hAnsi="Cambria Math"/>
+                  <w:i/>
+                </w:rPr>
+              </m:ctrlPr>
+            </m:fPr>
+            <m:num>
+              <m:r>
+                <w:rPr>
+                  <w:rFonts w:ascii="Cambria Math" w:hAnsi="Cambria Math"/>
+                </w:rPr>
+                <m:t>n</m:t>
+              </m:r>
+            </m:num>
+            <m:den>
+              <m:r>
+                <w:rPr>
+                  <w:rFonts w:ascii="Cambria Math" w:hAnsi="Cambria Math"/>
+                </w:rPr>
+                <m:t>2</m:t>
+              </m:r>
+            </m:den>
+          </m:f>
+          <m:r>
+            <w:rPr>
+              <w:rFonts w:ascii="Cambria Math" w:hAnsi="Cambria Math"/>
+            </w:rPr>
+            <m:t xml:space="preserve">, n=0 </m:t>
+          </m:r>
+          <m:d>
+            <m:dPr>
+              <m:ctrlPr>
+                <w:rPr>
+                  <w:rFonts w:ascii="Cambria Math" w:hAnsi="Cambria Math"/>
+                  <w:i/>
+                </w:rPr>
+              </m:ctrlPr>
+            </m:dPr>
+            <m:e>
+              <m:r>
+                <w:rPr>
+                  <w:rFonts w:ascii="Cambria Math" w:hAnsi="Cambria Math"/>
+                </w:rPr>
+                <m:t>mod 2</m:t>
+              </m:r>
+            </m:e>
+          </m:d>
+        </m:oMath>
+      </m:oMathPara>
+    </w:p>
+    <w:p>
+      <w:pPr>
+        <w:rPr>
+          <w:rFonts w:hint="eastAsia"/>
+        </w:rPr>
+      </w:pPr>
+      <m:oMathPara>
+        <m:oMath>
+          <m:r>
+            <w:rPr>
+              <w:rFonts w:ascii="Cambria Math" w:hAnsi="Cambria Math"/>
+            </w:rPr>
+            <m:t xml:space="preserve">n=3n+1, n=1 </m:t>
+          </m:r>
+          <m:d>
+            <m:dPr>
+              <m:ctrlPr>
+                <w:rPr>
+                  <w:rFonts w:ascii="Cambria Math" w:hAnsi="Cambria Math"/>
+                  <w:i/>
+                </w:rPr>
+              </m:ctrlPr>
+            </m:dPr>
+            <m:e>
+              <m:r>
+                <w:rPr>
+                  <w:rFonts w:ascii="Cambria Math" w:hAnsi="Cambria Math"/>
+                </w:rPr>
+                <m:t>mod 2</m:t>
+              </m:r>
+            </m:e>
+          </m:d>
+        </m:oMath>
+      </m:oMathPara>
+    </w:p>
+    <w:p>
+      <w:r>
+        <w:rPr>
+          <w:rFonts w:hint="eastAsia"/>
+        </w:rPr>
+        <w:t>在</w:t>
+      </w:r>
+      <m:oMath>
+        <m:r>
+          <w:rPr>
+            <w:rFonts w:ascii="Cambria Math" w:hAnsi="Cambria Math"/>
+          </w:rPr>
+          <m:t>n</m:t>
+        </m:r>
+      </m:oMath>
+      <w:r>
+        <w:rPr>
+          <w:rFonts w:hint="eastAsia"/>
+        </w:rPr>
+        <w:t>为偶数时，</w:t>
+      </w:r>
+    </w:p>
+    <w:p>
+      <m:oMathPara>
+        <m:oMath>
+          <m:r>
+            <w:rPr>
+              <w:rFonts w:ascii="Cambria Math" w:hAnsi="Cambria Math"/>
+            </w:rPr>
+            <m:t>n=</m:t>
+          </m:r>
+          <m:f>
+            <m:fPr>
+              <m:ctrlPr>
+                <w:rPr>
+                  <w:rFonts w:ascii="Cambria Math" w:hAnsi="Cambria Math"/>
+                  <w:i/>
+                </w:rPr>
+              </m:ctrlPr>
+            </m:fPr>
+            <m:num>
+              <m:r>
+                <w:rPr>
+                  <w:rFonts w:ascii="Cambria Math" w:hAnsi="Cambria Math"/>
+                </w:rPr>
+                <m:t>n</m:t>
+              </m:r>
+            </m:num>
+            <m:den>
+              <m:r>
+                <w:rPr>
+                  <w:rFonts w:ascii="Cambria Math" w:hAnsi="Cambria Math"/>
+                </w:rPr>
+                <m:t>2</m:t>
+              </m:r>
+            </m:den>
+          </m:f>
+        </m:oMath>
+      </m:oMathPara>
+    </w:p>
+    <w:p>
+      <w:r>
+        <w:rPr>
+          <w:rFonts w:hint="eastAsia"/>
+        </w:rPr>
+        <w:t>在</w:t>
+      </w:r>
+      <m:oMath>
+        <m:r>
+          <w:rPr>
+            <w:rFonts w:ascii="Cambria Math" w:hAnsi="Cambria Math"/>
+          </w:rPr>
+          <m:t>n</m:t>
+        </m:r>
+      </m:oMath>
+      <w:r>
+        <w:rPr>
+          <w:rFonts w:hint="eastAsia"/>
+        </w:rPr>
+        <w:t>为奇数时，</w:t>
+      </w:r>
+    </w:p>
+    <w:p>
+      <m:oMathPara>
+        <m:oMath>
+          <m:r>
+            <w:rPr>
+              <w:rFonts w:ascii="Cambria Math" w:hAnsi="Cambria Math"/>
+            </w:rPr>
+            <m:t>n=3n+1</m:t>
+          </m:r>
+        </m:oMath>
+      </m:oMathPara>
+    </w:p>
+    <w:p>
+      <w:r>
+        <w:rPr>
+          <w:rFonts w:hint="eastAsia"/>
+        </w:rPr>
+        <w:lastRenderedPageBreak/>
+        <w:t>两端减去</w:t>
+      </w:r>
+      <m:oMath>
+        <m:r>
+          <w:rPr>
+            <w:rFonts w:ascii="Cambria Math" w:hAnsi="Cambria Math"/>
+          </w:rPr>
+          <m:t>n</m:t>
+        </m:r>
+      </m:oMath>
+      <w:r>
+        <w:rPr>
+          <w:rFonts w:hint="eastAsia"/>
+        </w:rPr>
+        <w:t>，</w:t>
+      </w:r>
+    </w:p>
+    <w:p>
+      <m:oMathPara>
+        <m:oMath>
+          <m:r>
+            <w:rPr>
+              <w:rFonts w:ascii="Cambria Math" w:hAnsi="Cambria Math"/>
+            </w:rPr>
+            <m:t>n</m:t>
+          </m:r>
+          <m:r>
+            <w:rPr>
+              <w:rFonts w:ascii="Cambria Math" w:hAnsi="Cambria Math"/>
+            </w:rPr>
+            <m:t>-</m:t>
+          </m:r>
+          <m:r>
+            <w:rPr>
+              <w:rFonts w:ascii="Cambria Math" w:hAnsi="Cambria Math" w:hint="eastAsia"/>
+            </w:rPr>
+            <m:t>n</m:t>
+          </m:r>
+          <m:r>
+            <w:rPr>
+              <w:rFonts w:ascii="Cambria Math" w:hAnsi="Cambria Math"/>
+            </w:rPr>
+            <m:t>=3n+1</m:t>
+          </m:r>
+          <m:r>
+            <w:rPr>
+              <w:rFonts w:ascii="Cambria Math" w:hAnsi="Cambria Math"/>
+            </w:rPr>
+            <m:t>-n</m:t>
+          </m:r>
+        </m:oMath>
+      </m:oMathPara>
+    </w:p>
+    <w:p>
+      <m:oMathPara>
+        <m:oMath>
+          <m:r>
+            <w:rPr>
+              <w:rFonts w:ascii="Cambria Math" w:hAnsi="Cambria Math"/>
+            </w:rPr>
+            <m:t>0</m:t>
+          </m:r>
+          <m:r>
+            <w:rPr>
+              <w:rFonts w:ascii="Cambria Math" w:hAnsi="Cambria Math"/>
+            </w:rPr>
+            <m:t>=</m:t>
+          </m:r>
+          <m:r>
+            <w:rPr>
+              <w:rFonts w:ascii="Cambria Math" w:hAnsi="Cambria Math"/>
+            </w:rPr>
+            <m:t>2</m:t>
+          </m:r>
+          <m:r>
+            <w:rPr>
+              <w:rFonts w:ascii="Cambria Math" w:hAnsi="Cambria Math"/>
+            </w:rPr>
+            <m:t>n+1</m:t>
+          </m:r>
+        </m:oMath>
+      </m:oMathPara>
+    </w:p>
+    <w:p>
+      <w:r>
+        <w:rPr>
+          <w:rFonts w:hint="eastAsia"/>
+        </w:rPr>
+        <w:t>两边减去1，</w:t>
+      </w:r>
+    </w:p>
+    <w:p>
+      <m:oMathPara>
+        <m:oMath>
+          <m:r>
+            <w:rPr>
+              <w:rFonts w:ascii="Cambria Math" w:hAnsi="Cambria Math"/>
+            </w:rPr>
+            <m:t>0</m:t>
+          </m:r>
+          <m:r>
+            <w:rPr>
+              <w:rFonts w:ascii="Cambria Math" w:hAnsi="Cambria Math"/>
+            </w:rPr>
+            <m:t>-1</m:t>
+          </m:r>
+          <m:r>
+            <w:rPr>
+              <w:rFonts w:ascii="Cambria Math" w:hAnsi="Cambria Math"/>
+            </w:rPr>
+            <m:t>=2n+1</m:t>
+          </m:r>
+          <m:r>
+            <w:rPr>
+              <w:rFonts w:ascii="Cambria Math" w:hAnsi="Cambria Math"/>
+            </w:rPr>
+            <m:t>-1</m:t>
+          </m:r>
+        </m:oMath>
+      </m:oMathPara>
+    </w:p>
+    <w:p>
+      <m:oMathPara>
+        <m:oMath>
+          <m:r>
+            <w:rPr>
+              <w:rFonts w:ascii="Cambria Math" w:hAnsi="Cambria Math"/>
+            </w:rPr>
+            <m:t>-1=2n</m:t>
+          </m:r>
+        </m:oMath>
+      </m:oMathPara>
+    </w:p>
+    <w:p>
+      <w:pPr>
+        <w:rPr>
+          <w:rFonts w:hint="eastAsia"/>
+        </w:rPr>
+      </w:pPr>
+      <w:r>
+        <w:rPr>
+          <w:rFonts w:hint="eastAsia"/>
+        </w:rPr>
+        <w:t>左右交换，</w:t>
+      </w:r>
+    </w:p>
+    <w:p>
+      <m:oMathPara>
+        <m:oMath>
+          <m:r>
+            <w:rPr>
+              <w:rFonts w:ascii="Cambria Math" w:hAnsi="Cambria Math"/>
+            </w:rPr>
+            <m:t>2n</m:t>
+          </m:r>
+          <m:r>
+            <w:rPr>
+              <w:rFonts w:ascii="Cambria Math" w:hAnsi="Cambria Math"/>
+            </w:rPr>
+            <m:t>=-1</m:t>
+          </m:r>
+        </m:oMath>
+      </m:oMathPara>
+    </w:p>
+    <w:p>
+      <w:r>
+        <w:rPr>
+          <w:rFonts w:hint="eastAsia"/>
+        </w:rPr>
+        <w:t>此时右边</w:t>
+      </w:r>
+      <w:r>
+        <w:rPr>
+          <w:rFonts w:hint="eastAsia"/>
+        </w:rPr>
+        <w:t>为</w:t>
+      </w:r>
+      <w:r>
+        <w:rPr>
+          <w:rFonts w:hint="eastAsia"/>
+        </w:rPr>
+        <w:t>虚数单位</w:t>
+      </w:r>
+      <m:oMath>
+        <m:sSub>
+          <m:sSubPr>
+            <m:ctrlPr>
+              <w:rPr>
+                <w:rFonts w:ascii="Cambria Math" w:hAnsi="Cambria Math"/>
+                <w:i/>
+              </w:rPr>
+            </m:ctrlPr>
+          </m:sSubPr>
+          <m:e>
+            <m:r>
+              <w:rPr>
+                <w:rFonts w:ascii="Cambria Math" w:hAnsi="Cambria Math"/>
+              </w:rPr>
+              <m:t>i</m:t>
+            </m:r>
+          </m:e>
+          <m:sub>
+            <m:r>
+              <w:rPr>
+                <w:rFonts w:ascii="Cambria Math" w:hAnsi="Cambria Math"/>
+              </w:rPr>
+              <m:t>1</m:t>
+            </m:r>
+          </m:sub>
+        </m:sSub>
+        <m:r>
+          <w:rPr>
+            <w:rFonts w:ascii="Cambria Math" w:hAnsi="Cambria Math"/>
+          </w:rPr>
+          <m:t>=-1</m:t>
+        </m:r>
+      </m:oMath>
+      <w:r>
+        <w:rPr>
+          <w:rFonts w:hint="eastAsia"/>
+        </w:rPr>
+        <w:t>，等价关系说明左边也一样，两边同时乘以</w:t>
+      </w:r>
+      <m:oMath>
+        <m:f>
+          <m:fPr>
+            <m:ctrlPr>
+              <w:rPr>
+                <w:rFonts w:ascii="Cambria Math" w:hAnsi="Cambria Math"/>
+                <w:i/>
+              </w:rPr>
+            </m:ctrlPr>
+          </m:fPr>
+          <m:num>
+            <m:r>
+              <w:rPr>
+                <w:rFonts w:ascii="Cambria Math" w:hAnsi="Cambria Math"/>
+              </w:rPr>
+              <m:t>1</m:t>
+            </m:r>
+          </m:num>
+          <m:den>
+            <m:r>
+              <w:rPr>
+                <w:rFonts w:ascii="Cambria Math" w:hAnsi="Cambria Math"/>
+              </w:rPr>
+              <m:t>2</m:t>
+            </m:r>
+          </m:den>
+        </m:f>
+      </m:oMath>
+      <w:r>
+        <w:rPr>
+          <w:rFonts w:hint="eastAsia"/>
+        </w:rPr>
+        <w:t>，</w:t>
+      </w:r>
+    </w:p>
+    <w:p>
+      <m:oMathPara>
+        <m:oMath>
+          <m:f>
+            <m:fPr>
+              <m:ctrlPr>
+                <w:rPr>
+                  <w:rFonts w:ascii="Cambria Math" w:hAnsi="Cambria Math"/>
+                  <w:i/>
+                </w:rPr>
+              </m:ctrlPr>
+            </m:fPr>
+            <m:num>
+              <m:r>
+                <w:rPr>
+                  <w:rFonts w:ascii="Cambria Math" w:hAnsi="Cambria Math"/>
+                </w:rPr>
+                <m:t>1</m:t>
+              </m:r>
+            </m:num>
+            <m:den>
+              <m:r>
+                <w:rPr>
+                  <w:rFonts w:ascii="Cambria Math" w:hAnsi="Cambria Math"/>
+                </w:rPr>
+                <m:t>2</m:t>
+              </m:r>
+            </m:den>
+          </m:f>
+          <m:r>
+            <w:rPr>
+              <w:rFonts w:ascii="Cambria Math" w:hAnsi="Cambria Math"/>
+            </w:rPr>
+            <m:t>×</m:t>
+          </m:r>
+          <m:r>
+            <w:rPr>
+              <w:rFonts w:ascii="Cambria Math" w:hAnsi="Cambria Math"/>
+            </w:rPr>
+            <m:t>2n=</m:t>
+          </m:r>
+          <m:f>
+            <m:fPr>
+              <m:ctrlPr>
+                <w:rPr>
+                  <w:rFonts w:ascii="Cambria Math" w:hAnsi="Cambria Math"/>
+                  <w:i/>
+                </w:rPr>
+              </m:ctrlPr>
+            </m:fPr>
+            <m:num>
+              <m:r>
+                <w:rPr>
+                  <w:rFonts w:ascii="Cambria Math" w:hAnsi="Cambria Math"/>
+                </w:rPr>
+                <m:t>1</m:t>
+              </m:r>
+            </m:num>
+            <m:den>
+              <m:r>
+                <w:rPr>
+                  <w:rFonts w:ascii="Cambria Math" w:hAnsi="Cambria Math"/>
+                </w:rPr>
+                <m:t>2</m:t>
+              </m:r>
+            </m:den>
+          </m:f>
+          <m:r>
+            <w:rPr>
+              <w:rFonts w:ascii="Cambria Math" w:hAnsi="Cambria Math"/>
+            </w:rPr>
+            <m:t>×</m:t>
+          </m:r>
+          <m:d>
+            <m:dPr>
+              <m:ctrlPr>
+                <w:rPr>
+                  <w:rFonts w:ascii="Cambria Math" w:hAnsi="Cambria Math"/>
+                  <w:i/>
+                </w:rPr>
+              </m:ctrlPr>
+            </m:dPr>
+            <m:e>
+              <m:r>
+                <w:rPr>
+                  <w:rFonts w:ascii="Cambria Math" w:hAnsi="Cambria Math"/>
+                </w:rPr>
+                <m:t>-1</m:t>
+              </m:r>
+            </m:e>
+          </m:d>
+          <m:r>
+            <w:rPr>
+              <w:rFonts w:ascii="Cambria Math" w:hAnsi="Cambria Math"/>
+            </w:rPr>
+            <m:t>=</m:t>
+          </m:r>
+          <m:f>
+            <m:fPr>
+              <m:ctrlPr>
+                <w:rPr>
+                  <w:rFonts w:ascii="Cambria Math" w:hAnsi="Cambria Math"/>
+                  <w:i/>
+                </w:rPr>
+              </m:ctrlPr>
+            </m:fPr>
+            <m:num>
+              <m:r>
+                <w:rPr>
+                  <w:rFonts w:ascii="Cambria Math" w:hAnsi="Cambria Math"/>
+                </w:rPr>
+                <m:t>1</m:t>
+              </m:r>
+            </m:num>
+            <m:den>
+              <m:r>
+                <w:rPr>
+                  <w:rFonts w:ascii="Cambria Math" w:hAnsi="Cambria Math"/>
+                </w:rPr>
+                <m:t>2</m:t>
+              </m:r>
+            </m:den>
+          </m:f>
+          <m:sSub>
+            <m:sSubPr>
+              <m:ctrlPr>
+                <w:rPr>
+                  <w:rFonts w:ascii="Cambria Math" w:hAnsi="Cambria Math"/>
+                  <w:i/>
+                </w:rPr>
+              </m:ctrlPr>
+            </m:sSubPr>
+            <m:e>
+              <m:r>
+                <w:rPr>
+                  <w:rFonts w:ascii="Cambria Math" w:hAnsi="Cambria Math"/>
+                </w:rPr>
+                <m:t>i</m:t>
+              </m:r>
+            </m:e>
+            <m:sub>
+              <m:r>
+                <w:rPr>
+                  <w:rFonts w:ascii="Cambria Math" w:hAnsi="Cambria Math"/>
+                </w:rPr>
+                <m:t>1</m:t>
+              </m:r>
+            </m:sub>
+          </m:sSub>
+        </m:oMath>
+      </m:oMathPara>
+    </w:p>
+    <w:p>
+      <m:oMathPara>
+        <m:oMath>
+          <m:r>
+            <w:rPr>
+              <w:rFonts w:ascii="Cambria Math" w:hAnsi="Cambria Math"/>
+            </w:rPr>
+            <m:t>1</m:t>
+          </m:r>
+          <m:r>
+            <w:rPr>
+              <w:rFonts w:ascii="Cambria Math" w:hAnsi="Cambria Math"/>
+            </w:rPr>
+            <m:t>n</m:t>
+          </m:r>
+          <m:r>
+            <w:rPr>
+              <w:rFonts w:ascii="Cambria Math" w:hAnsi="Cambria Math"/>
+            </w:rPr>
+            <m:t>=</m:t>
+          </m:r>
+          <m:f>
+            <m:fPr>
+              <m:ctrlPr>
+                <w:rPr>
+                  <w:rFonts w:ascii="Cambria Math" w:hAnsi="Cambria Math"/>
+                  <w:i/>
+                </w:rPr>
+              </m:ctrlPr>
+            </m:fPr>
+            <m:num>
+              <m:r>
+                <w:rPr>
+                  <w:rFonts w:ascii="Cambria Math" w:hAnsi="Cambria Math"/>
+                </w:rPr>
+                <m:t>1</m:t>
+              </m:r>
+            </m:num>
+            <m:den>
+              <m:r>
+                <w:rPr>
+                  <w:rFonts w:ascii="Cambria Math" w:hAnsi="Cambria Math"/>
+                </w:rPr>
+                <m:t>2</m:t>
+              </m:r>
+            </m:den>
+          </m:f>
+          <m:sSub>
+            <m:sSubPr>
+              <m:ctrlPr>
+                <w:rPr>
+                  <w:rFonts w:ascii="Cambria Math" w:hAnsi="Cambria Math"/>
+                  <w:i/>
+                </w:rPr>
+              </m:ctrlPr>
+            </m:sSubPr>
+            <m:e>
+              <m:r>
+                <w:rPr>
+                  <w:rFonts w:ascii="Cambria Math" w:hAnsi="Cambria Math"/>
+                </w:rPr>
+                <m:t>i</m:t>
+              </m:r>
+            </m:e>
+            <m:sub>
+              <m:r>
+                <w:rPr>
+                  <w:rFonts w:ascii="Cambria Math" w:hAnsi="Cambria Math"/>
+                </w:rPr>
+                <m:t>1</m:t>
+              </m:r>
+            </m:sub>
+          </m:sSub>
+        </m:oMath>
+      </m:oMathPara>
+    </w:p>
+    <w:p>
+      <m:oMathPara>
+        <m:oMath>
+          <m:sSub>
+            <m:sSubPr>
+              <m:ctrlPr>
+                <w:rPr>
+                  <w:rFonts w:ascii="Cambria Math" w:hAnsi="Cambria Math"/>
+                  <w:i/>
+                </w:rPr>
+              </m:ctrlPr>
+            </m:sSubPr>
+            <m:e>
+              <m:r>
+                <w:rPr>
+                  <w:rFonts w:ascii="Cambria Math" w:hAnsi="Cambria Math" w:hint="eastAsia"/>
+                </w:rPr>
+                <m:t>i</m:t>
+              </m:r>
+              <m:ctrlPr>
+                <w:rPr>
+                  <w:rFonts w:ascii="Cambria Math" w:hAnsi="Cambria Math" w:hint="eastAsia"/>
+                  <w:i/>
+                </w:rPr>
+              </m:ctrlPr>
+            </m:e>
+            <m:sub>
+              <m:r>
+                <w:rPr>
+                  <w:rFonts w:ascii="Cambria Math" w:hAnsi="Cambria Math"/>
+                </w:rPr>
+                <m:t>0</m:t>
+              </m:r>
+            </m:sub>
+          </m:sSub>
+          <m:r>
+            <w:rPr>
+              <w:rFonts w:ascii="Cambria Math" w:hAnsi="Cambria Math"/>
+            </w:rPr>
+            <m:t>n=</m:t>
+          </m:r>
+          <m:f>
+            <m:fPr>
+              <m:ctrlPr>
+                <w:rPr>
+                  <w:rFonts w:ascii="Cambria Math" w:hAnsi="Cambria Math"/>
+                  <w:i/>
+                </w:rPr>
+              </m:ctrlPr>
+            </m:fPr>
+            <m:num>
+              <m:r>
+                <w:rPr>
+                  <w:rFonts w:ascii="Cambria Math" w:hAnsi="Cambria Math"/>
+                </w:rPr>
+                <m:t>1</m:t>
+              </m:r>
+            </m:num>
+            <m:den>
+              <m:r>
+                <w:rPr>
+                  <w:rFonts w:ascii="Cambria Math" w:hAnsi="Cambria Math"/>
+                </w:rPr>
+                <m:t>2</m:t>
+              </m:r>
+            </m:den>
+          </m:f>
+          <m:sSub>
+            <m:sSubPr>
+              <m:ctrlPr>
+                <w:rPr>
+                  <w:rFonts w:ascii="Cambria Math" w:hAnsi="Cambria Math"/>
+                  <w:i/>
+                </w:rPr>
+              </m:ctrlPr>
+            </m:sSubPr>
+            <m:e>
+              <m:r>
+                <w:rPr>
+                  <w:rFonts w:ascii="Cambria Math" w:hAnsi="Cambria Math"/>
+                </w:rPr>
+                <m:t>i</m:t>
+              </m:r>
+            </m:e>
+            <m:sub>
+              <m:r>
+                <w:rPr>
+                  <w:rFonts w:ascii="Cambria Math" w:hAnsi="Cambria Math"/>
+                </w:rPr>
+                <m:t>1</m:t>
+              </m:r>
+            </m:sub>
+          </m:sSub>
+        </m:oMath>
+      </m:oMathPara>
+    </w:p>
+    <w:p>
+      <w:r>
+        <w:rPr>
+          <w:rFonts w:hint="eastAsia"/>
+        </w:rPr>
+        <w:t>此处，</w:t>
+      </w:r>
+    </w:p>
+    <w:p>
+      <m:oMathPara>
+        <m:oMath>
+          <m:sSub>
+            <m:sSubPr>
+              <m:ctrlPr>
+                <w:rPr>
+                  <w:rFonts w:ascii="Cambria Math" w:hAnsi="Cambria Math"/>
+                  <w:i/>
+                </w:rPr>
+              </m:ctrlPr>
+            </m:sSubPr>
+            <m:e>
+              <m:r>
+                <w:rPr>
+                  <w:rFonts w:ascii="Cambria Math" w:hAnsi="Cambria Math"/>
+                </w:rPr>
+                <m:t>i</m:t>
+              </m:r>
+            </m:e>
+            <m:sub>
+              <m:r>
+                <w:rPr>
+                  <w:rFonts w:ascii="Cambria Math" w:hAnsi="Cambria Math"/>
+                </w:rPr>
+                <m:t>0</m:t>
+              </m:r>
+            </m:sub>
+          </m:sSub>
+          <m:r>
+            <w:rPr>
+              <w:rFonts w:ascii="Cambria Math" w:hAnsi="Cambria Math"/>
+            </w:rPr>
+            <m:t>=</m:t>
+          </m:r>
+          <m:sSubSup>
+            <m:sSubSupPr>
+              <m:ctrlPr>
+                <w:rPr>
+                  <w:rFonts w:ascii="Cambria Math" w:hAnsi="Cambria Math"/>
+                  <w:i/>
+                </w:rPr>
+              </m:ctrlPr>
+            </m:sSubSupPr>
+            <m:e>
+              <m:r>
+                <w:rPr>
+                  <w:rFonts w:ascii="Cambria Math" w:hAnsi="Cambria Math" w:hint="eastAsia"/>
+                </w:rPr>
+                <m:t>i</m:t>
+              </m:r>
+              <m:ctrlPr>
+                <w:rPr>
+                  <w:rFonts w:ascii="Cambria Math" w:hAnsi="Cambria Math" w:hint="eastAsia"/>
+                  <w:i/>
+                </w:rPr>
+              </m:ctrlPr>
+            </m:e>
+            <m:sub>
+              <m:r>
+                <w:rPr>
+                  <w:rFonts w:ascii="Cambria Math" w:hAnsi="Cambria Math"/>
+                </w:rPr>
+                <m:t>1</m:t>
+              </m:r>
+            </m:sub>
+            <m:sup>
+              <m:r>
+                <w:rPr>
+                  <w:rFonts w:ascii="Cambria Math" w:hAnsi="Cambria Math"/>
+                </w:rPr>
+                <m:t>2</m:t>
+              </m:r>
+            </m:sup>
+          </m:sSubSup>
+          <m:r>
+            <w:rPr>
+              <w:rFonts w:ascii="Cambria Math" w:hAnsi="Cambria Math"/>
+            </w:rPr>
+            <m:t>=</m:t>
+          </m:r>
+          <m:sSup>
+            <m:sSupPr>
+              <m:ctrlPr>
+                <w:rPr>
+                  <w:rFonts w:ascii="Cambria Math" w:hAnsi="Cambria Math"/>
+                  <w:i/>
+                </w:rPr>
+              </m:ctrlPr>
+            </m:sSupPr>
+            <m:e>
+              <m:d>
+                <m:dPr>
+                  <m:ctrlPr>
+                    <w:rPr>
+                      <w:rFonts w:ascii="Cambria Math" w:hAnsi="Cambria Math"/>
+                      <w:i/>
+                    </w:rPr>
+                  </m:ctrlPr>
+                </m:dPr>
+                <m:e>
+                  <m:r>
+                    <w:rPr>
+                      <w:rFonts w:ascii="Cambria Math" w:hAnsi="Cambria Math"/>
+                    </w:rPr>
+                    <m:t>-1</m:t>
+                  </m:r>
+                </m:e>
+              </m:d>
+            </m:e>
+            <m:sup>
+              <m:r>
+                <w:rPr>
+                  <w:rFonts w:ascii="Cambria Math" w:hAnsi="Cambria Math"/>
+                </w:rPr>
+                <m:t>2</m:t>
+              </m:r>
+            </m:sup>
+          </m:sSup>
+          <m:r>
+            <w:rPr>
+              <w:rFonts w:ascii="Cambria Math" w:hAnsi="Cambria Math"/>
+            </w:rPr>
+            <m:t>=1</m:t>
+          </m:r>
+        </m:oMath>
+      </m:oMathPara>
+    </w:p>
+    <w:p>
+      <w:r>
+        <w:rPr>
+          <w:rFonts w:hint="eastAsia"/>
+        </w:rPr>
+        <w:t>正如，</w:t>
+      </w:r>
+    </w:p>
+    <w:p>
+      <w:pPr>
+        <w:rPr>
+          <w:rFonts w:hint="eastAsia"/>
+        </w:rPr>
+      </w:pPr>
+      <m:oMathPara>
+        <m:oMath>
+          <m:sSub>
+            <m:sSubPr>
+              <m:ctrlPr>
+                <w:rPr>
+                  <w:rFonts w:ascii="Cambria Math" w:hAnsi="Cambria Math"/>
+                  <w:i/>
+                </w:rPr>
+              </m:ctrlPr>
+            </m:sSubPr>
+            <m:e>
+              <m:r>
+                <w:rPr>
+                  <w:rFonts w:ascii="Cambria Math" w:hAnsi="Cambria Math"/>
+                </w:rPr>
+                <m:t>i</m:t>
+              </m:r>
+            </m:e>
+            <m:sub>
+              <m:r>
+                <w:rPr>
+                  <w:rFonts w:ascii="Cambria Math" w:hAnsi="Cambria Math"/>
+                </w:rPr>
+                <m:t>1</m:t>
+              </m:r>
+            </m:sub>
+          </m:sSub>
+          <m:r>
+            <w:rPr>
+              <w:rFonts w:ascii="Cambria Math" w:hAnsi="Cambria Math"/>
+            </w:rPr>
+            <m:t>=</m:t>
+          </m:r>
+          <m:sSubSup>
+            <m:sSubSupPr>
+              <m:ctrlPr>
+                <w:rPr>
+                  <w:rFonts w:ascii="Cambria Math" w:hAnsi="Cambria Math"/>
+                  <w:i/>
+                </w:rPr>
+              </m:ctrlPr>
+            </m:sSubSupPr>
+            <m:e>
+              <m:r>
+                <w:rPr>
+                  <w:rFonts w:ascii="Cambria Math" w:hAnsi="Cambria Math" w:hint="eastAsia"/>
+                </w:rPr>
+                <m:t>i</m:t>
+              </m:r>
+              <m:ctrlPr>
+                <w:rPr>
+                  <w:rFonts w:ascii="Cambria Math" w:hAnsi="Cambria Math" w:hint="eastAsia"/>
+                  <w:i/>
+                </w:rPr>
+              </m:ctrlPr>
+            </m:e>
+            <m:sub>
+              <m:r>
+                <w:rPr>
+                  <w:rFonts w:ascii="Cambria Math" w:hAnsi="Cambria Math"/>
+                </w:rPr>
+                <m:t>2</m:t>
+              </m:r>
+            </m:sub>
+            <m:sup>
+              <m:r>
+                <w:rPr>
+                  <w:rFonts w:ascii="Cambria Math" w:hAnsi="Cambria Math"/>
+                </w:rPr>
+                <m:t>2</m:t>
+              </m:r>
+            </m:sup>
+          </m:sSubSup>
+          <m:r>
+            <w:rPr>
+              <w:rFonts w:ascii="Cambria Math" w:hAnsi="Cambria Math"/>
+            </w:rPr>
+            <m:t>=</m:t>
+          </m:r>
+          <m:sSup>
+            <m:sSupPr>
+              <m:ctrlPr>
+                <w:rPr>
+                  <w:rFonts w:ascii="Cambria Math" w:hAnsi="Cambria Math"/>
+                  <w:i/>
+                </w:rPr>
+              </m:ctrlPr>
+            </m:sSupPr>
+            <m:e>
+              <m:r>
+                <w:rPr>
+                  <w:rFonts w:ascii="Cambria Math" w:hAnsi="Cambria Math"/>
+                </w:rPr>
+                <m:t>i</m:t>
+              </m:r>
+            </m:e>
+            <m:sup>
+              <m:r>
+                <w:rPr>
+                  <w:rFonts w:ascii="Cambria Math" w:hAnsi="Cambria Math"/>
+                </w:rPr>
+                <m:t>2</m:t>
+              </m:r>
+            </m:sup>
+          </m:sSup>
+          <m:r>
+            <w:rPr>
+              <w:rFonts w:ascii="Cambria Math" w:hAnsi="Cambria Math"/>
+            </w:rPr>
+            <m:t>=</m:t>
+          </m:r>
+          <m:sSup>
+            <m:sSupPr>
+              <m:ctrlPr>
+                <w:rPr>
+                  <w:rFonts w:ascii="Cambria Math" w:hAnsi="Cambria Math"/>
+                  <w:i/>
+                </w:rPr>
+              </m:ctrlPr>
+            </m:sSupPr>
+            <m:e>
+              <m:d>
+                <m:dPr>
+                  <m:ctrlPr>
+                    <w:rPr>
+                      <w:rFonts w:ascii="Cambria Math" w:hAnsi="Cambria Math"/>
+                      <w:i/>
+                    </w:rPr>
+                  </m:ctrlPr>
+                </m:dPr>
+                <m:e>
+                  <m:rad>
+                    <m:radPr>
+                      <m:degHide m:val="1"/>
+                      <m:ctrlPr>
+                        <w:rPr>
+                          <w:rFonts w:ascii="Cambria Math" w:hAnsi="Cambria Math"/>
+                          <w:i/>
+                        </w:rPr>
+                      </m:ctrlPr>
+                    </m:radPr>
+                    <m:deg/>
+                    <m:e>
+                      <m:r>
+                        <w:rPr>
+                          <w:rFonts w:ascii="Cambria Math" w:hAnsi="Cambria Math"/>
+                        </w:rPr>
+                        <m:t>-1</m:t>
+                      </m:r>
+                    </m:e>
+                  </m:rad>
+                </m:e>
+              </m:d>
+            </m:e>
+            <m:sup>
+              <m:r>
+                <w:rPr>
+                  <w:rFonts w:ascii="Cambria Math" w:hAnsi="Cambria Math"/>
+                </w:rPr>
+                <m:t>2</m:t>
+              </m:r>
+            </m:sup>
+          </m:sSup>
+          <m:r>
+            <w:rPr>
+              <w:rFonts w:ascii="Cambria Math" w:hAnsi="Cambria Math"/>
+            </w:rPr>
+            <m:t>=-1</m:t>
+          </m:r>
+        </m:oMath>
+      </m:oMathPara>
+    </w:p>
+    <w:p>
+      <w:r>
+        <w:rPr>
+          <w:rFonts w:hint="eastAsia"/>
+        </w:rPr>
+        <w:t>左右两边</w:t>
+      </w:r>
+      <w:r>
+        <w:rPr>
+          <w:rFonts w:hint="eastAsia"/>
+        </w:rPr>
+        <w:t>根据升幂原则，</w:t>
+      </w:r>
+    </w:p>
+    <w:p>
+      <m:oMathPara>
+        <m:oMath>
+          <m:sSub>
+            <m:sSubPr>
+              <m:ctrlPr>
+                <w:rPr>
+                  <w:rFonts w:ascii="Cambria Math" w:hAnsi="Cambria Math"/>
+                  <w:i/>
+                </w:rPr>
+              </m:ctrlPr>
+            </m:sSubPr>
+            <m:e>
+              <m:r>
+                <w:rPr>
+                  <w:rFonts w:ascii="Cambria Math" w:hAnsi="Cambria Math" w:hint="eastAsia"/>
+                </w:rPr>
+                <m:t>i</m:t>
+              </m:r>
+              <m:ctrlPr>
+                <w:rPr>
+                  <w:rFonts w:ascii="Cambria Math" w:hAnsi="Cambria Math" w:hint="eastAsia"/>
+                  <w:i/>
+                </w:rPr>
+              </m:ctrlPr>
+            </m:e>
+            <m:sub>
+              <m:r>
+                <w:rPr>
+                  <w:rFonts w:ascii="Cambria Math" w:hAnsi="Cambria Math"/>
+                </w:rPr>
+                <m:t>0</m:t>
+              </m:r>
+            </m:sub>
+          </m:sSub>
+          <m:r>
+            <w:rPr>
+              <w:rFonts w:ascii="Cambria Math" w:hAnsi="Cambria Math"/>
+            </w:rPr>
+            <m:t>n</m:t>
+          </m:r>
+          <m:r>
+            <w:rPr>
+              <w:rFonts w:ascii="Cambria Math" w:hAnsi="Cambria Math"/>
+            </w:rPr>
+            <m:t>=</m:t>
+          </m:r>
+          <m:sSubSup>
+            <m:sSubSupPr>
+              <m:ctrlPr>
+                <w:rPr>
+                  <w:rFonts w:ascii="Cambria Math" w:hAnsi="Cambria Math"/>
+                  <w:i/>
+                </w:rPr>
+              </m:ctrlPr>
+            </m:sSubSupPr>
+            <m:e>
+              <m:r>
+                <w:rPr>
+                  <w:rFonts w:ascii="Cambria Math" w:hAnsi="Cambria Math" w:hint="eastAsia"/>
+                </w:rPr>
+                <m:t>i</m:t>
+              </m:r>
+              <m:ctrlPr>
+                <w:rPr>
+                  <w:rFonts w:ascii="Cambria Math" w:hAnsi="Cambria Math" w:hint="eastAsia"/>
+                  <w:i/>
+                </w:rPr>
+              </m:ctrlPr>
+            </m:e>
+            <m:sub>
+              <m:r>
+                <w:rPr>
+                  <w:rFonts w:ascii="Cambria Math" w:hAnsi="Cambria Math"/>
+                </w:rPr>
+                <m:t>0</m:t>
+              </m:r>
+            </m:sub>
+            <m:sup>
+              <m:r>
+                <w:rPr>
+                  <w:rFonts w:ascii="Cambria Math" w:hAnsi="Cambria Math"/>
+                </w:rPr>
+                <m:t>n</m:t>
+              </m:r>
+            </m:sup>
+          </m:sSubSup>
+        </m:oMath>
+      </m:oMathPara>
+    </w:p>
+    <w:p>
+      <m:oMathPara>
+        <m:oMath>
+          <m:f>
+            <m:fPr>
+              <m:ctrlPr>
+                <w:rPr>
+                  <w:rFonts w:ascii="Cambria Math" w:hAnsi="Cambria Math"/>
+                  <w:i/>
+                </w:rPr>
+              </m:ctrlPr>
+            </m:fPr>
+            <m:num>
+              <m:r>
+                <w:rPr>
+                  <w:rFonts w:ascii="Cambria Math" w:hAnsi="Cambria Math"/>
+                </w:rPr>
+                <m:t>1</m:t>
+              </m:r>
+            </m:num>
+            <m:den>
+              <m:r>
+                <w:rPr>
+                  <w:rFonts w:ascii="Cambria Math" w:hAnsi="Cambria Math"/>
+                </w:rPr>
+                <m:t>2</m:t>
+              </m:r>
+            </m:den>
+          </m:f>
+          <m:sSub>
+            <m:sSubPr>
+              <m:ctrlPr>
+                <w:rPr>
+                  <w:rFonts w:ascii="Cambria Math" w:hAnsi="Cambria Math"/>
+                  <w:i/>
+                </w:rPr>
+              </m:ctrlPr>
+            </m:sSubPr>
+            <m:e>
+              <m:r>
+                <w:rPr>
+                  <w:rFonts w:ascii="Cambria Math" w:hAnsi="Cambria Math"/>
+                </w:rPr>
+                <m:t>i</m:t>
+              </m:r>
+            </m:e>
+            <m:sub>
+              <m:r>
+                <w:rPr>
+                  <w:rFonts w:ascii="Cambria Math" w:hAnsi="Cambria Math"/>
+                </w:rPr>
+                <m:t>1</m:t>
+              </m:r>
+            </m:sub>
+          </m:sSub>
+          <m:r>
+            <w:rPr>
+              <w:rFonts w:ascii="Cambria Math" w:hAnsi="Cambria Math"/>
+            </w:rPr>
+            <m:t>=</m:t>
+          </m:r>
+          <m:sSubSup>
+            <m:sSubSupPr>
+              <m:ctrlPr>
+                <w:rPr>
+                  <w:rFonts w:ascii="Cambria Math" w:hAnsi="Cambria Math"/>
+                  <w:i/>
+                </w:rPr>
+              </m:ctrlPr>
+            </m:sSubSupPr>
+            <m:e>
+              <m:r>
+                <w:rPr>
+                  <w:rFonts w:ascii="Cambria Math" w:hAnsi="Cambria Math"/>
+                </w:rPr>
+                <m:t>i</m:t>
+              </m:r>
+            </m:e>
+            <m:sub>
+              <m:r>
+                <w:rPr>
+                  <w:rFonts w:ascii="Cambria Math" w:hAnsi="Cambria Math"/>
+                </w:rPr>
+                <m:t>1</m:t>
+              </m:r>
+            </m:sub>
+            <m:sup>
+              <m:f>
+                <m:fPr>
+                  <m:ctrlPr>
+                    <w:rPr>
+                      <w:rFonts w:ascii="Cambria Math" w:hAnsi="Cambria Math"/>
+                      <w:i/>
+                    </w:rPr>
+                  </m:ctrlPr>
+                </m:fPr>
+                <m:num>
+                  <m:r>
+                    <w:rPr>
+                      <w:rFonts w:ascii="Cambria Math" w:hAnsi="Cambria Math"/>
+                    </w:rPr>
+                    <m:t>1</m:t>
+                  </m:r>
+                </m:num>
+                <m:den>
+                  <m:r>
+                    <w:rPr>
+                      <w:rFonts w:ascii="Cambria Math" w:hAnsi="Cambria Math"/>
+                    </w:rPr>
+                    <m:t>2</m:t>
+                  </m:r>
+                </m:den>
+              </m:f>
+            </m:sup>
+          </m:sSubSup>
+          <m:r>
+            <w:rPr>
+              <w:rFonts w:ascii="Cambria Math" w:hAnsi="Cambria Math"/>
+            </w:rPr>
+            <m:t>=</m:t>
+          </m:r>
+          <m:rad>
+            <m:radPr>
+              <m:degHide m:val="1"/>
+              <m:ctrlPr>
+                <w:rPr>
+                  <w:rFonts w:ascii="Cambria Math" w:hAnsi="Cambria Math"/>
+                  <w:i/>
+                </w:rPr>
+              </m:ctrlPr>
+            </m:radPr>
+            <m:deg/>
+            <m:e>
+              <m:sSub>
+                <m:sSubPr>
+                  <m:ctrlPr>
+                    <w:rPr>
+                      <w:rFonts w:ascii="Cambria Math" w:hAnsi="Cambria Math"/>
+                      <w:i/>
+                    </w:rPr>
+                  </m:ctrlPr>
+                </m:sSubPr>
+                <m:e>
+                  <m:r>
+                    <w:rPr>
+                      <w:rFonts w:ascii="Cambria Math" w:hAnsi="Cambria Math"/>
+                    </w:rPr>
+                    <m:t>i</m:t>
+                  </m:r>
+                </m:e>
+                <m:sub>
+                  <m:r>
+                    <w:rPr>
+                      <w:rFonts w:ascii="Cambria Math" w:hAnsi="Cambria Math"/>
+                    </w:rPr>
+                    <m:t>1</m:t>
+                  </m:r>
+                </m:sub>
+              </m:sSub>
+            </m:e>
+          </m:rad>
+          <m:r>
+            <w:rPr>
+              <w:rFonts w:ascii="Cambria Math" w:hAnsi="Cambria Math"/>
+            </w:rPr>
+            <m:t>=</m:t>
+          </m:r>
+          <m:sSub>
+            <m:sSubPr>
+              <m:ctrlPr>
+                <w:rPr>
+                  <w:rFonts w:ascii="Cambria Math" w:hAnsi="Cambria Math"/>
+                  <w:i/>
+                </w:rPr>
+              </m:ctrlPr>
+            </m:sSubPr>
+            <m:e>
+              <m:r>
+                <w:rPr>
+                  <w:rFonts w:ascii="Cambria Math" w:hAnsi="Cambria Math"/>
+                </w:rPr>
+                <m:t>i</m:t>
+              </m:r>
+            </m:e>
+            <m:sub>
+              <m:r>
+                <w:rPr>
+                  <w:rFonts w:ascii="Cambria Math" w:hAnsi="Cambria Math"/>
+                </w:rPr>
+                <m:t>2</m:t>
+              </m:r>
+            </m:sub>
+          </m:sSub>
+        </m:oMath>
+      </m:oMathPara>
+    </w:p>
+    <w:p>
+      <w:pPr>
+        <w:rPr>
+          <w:rFonts w:hint="eastAsia"/>
+        </w:rPr>
+      </w:pPr>
+      <w:r>
+        <w:rPr>
+          <w:rFonts w:hint="eastAsia"/>
+        </w:rPr>
+        <w:t>得到，</w:t>
+      </w:r>
+    </w:p>
+    <w:p>
+      <m:oMathPara>
+        <m:oMath>
+          <m:sSubSup>
+            <m:sSubSupPr>
+              <m:ctrlPr>
+                <w:rPr>
+                  <w:rFonts w:ascii="Cambria Math" w:hAnsi="Cambria Math"/>
+                  <w:i/>
+                </w:rPr>
+              </m:ctrlPr>
+            </m:sSubSupPr>
+            <m:e>
+              <m:r>
+                <w:rPr>
+                  <w:rFonts w:ascii="Cambria Math" w:hAnsi="Cambria Math" w:hint="eastAsia"/>
+                </w:rPr>
+                <m:t>i</m:t>
+              </m:r>
+              <m:ctrlPr>
+                <w:rPr>
+                  <w:rFonts w:ascii="Cambria Math" w:hAnsi="Cambria Math" w:hint="eastAsia"/>
+                  <w:i/>
+                </w:rPr>
+              </m:ctrlPr>
+            </m:e>
+            <m:sub>
+              <m:r>
+                <w:rPr>
+                  <w:rFonts w:ascii="Cambria Math" w:hAnsi="Cambria Math"/>
+                </w:rPr>
+                <m:t>0</m:t>
+              </m:r>
+            </m:sub>
+            <m:sup>
+              <m:r>
+                <w:rPr>
+                  <w:rFonts w:ascii="Cambria Math" w:hAnsi="Cambria Math"/>
+                </w:rPr>
+                <m:t>n</m:t>
+              </m:r>
+            </m:sup>
+          </m:sSubSup>
+          <m:r>
+            <w:rPr>
+              <w:rFonts w:ascii="Cambria Math" w:hAnsi="Cambria Math"/>
+            </w:rPr>
+            <m:t>=</m:t>
+          </m:r>
+          <m:sSub>
+            <m:sSubPr>
+              <m:ctrlPr>
+                <w:rPr>
+                  <w:rFonts w:ascii="Cambria Math" w:hAnsi="Cambria Math"/>
+                  <w:i/>
+                </w:rPr>
+              </m:ctrlPr>
+            </m:sSubPr>
+            <m:e>
+              <m:r>
+                <w:rPr>
+                  <w:rFonts w:ascii="Cambria Math" w:hAnsi="Cambria Math"/>
+                </w:rPr>
+                <m:t>i</m:t>
+              </m:r>
+            </m:e>
+            <m:sub>
+              <m:r>
+                <w:rPr>
+                  <w:rFonts w:ascii="Cambria Math" w:hAnsi="Cambria Math"/>
+                </w:rPr>
+                <m:t>2</m:t>
+              </m:r>
+            </m:sub>
+          </m:sSub>
+        </m:oMath>
+      </m:oMathPara>
+    </w:p>
+    <w:p>
+      <w:r>
+        <w:rPr>
+          <w:rFonts w:hint="eastAsia"/>
+        </w:rPr>
+        <w:t>左侧降幂，</w:t>
+      </w:r>
+    </w:p>
+    <w:p>
+      <w:pPr>
+        <w:rPr>
+          <w:rFonts w:hint="eastAsia"/>
+        </w:rPr>
+      </w:pPr>
+      <m:oMathPara>
+        <m:oMath>
+          <m:r>
+            <w:rPr>
+              <w:rFonts w:ascii="Cambria Math" w:hAnsi="Cambria Math"/>
+            </w:rPr>
+            <m:t>n</m:t>
+          </m:r>
+          <m:sSub>
+            <m:sSubPr>
+              <m:ctrlPr>
+                <w:rPr>
+                  <w:rFonts w:ascii="Cambria Math" w:hAnsi="Cambria Math"/>
+                  <w:i/>
+                </w:rPr>
+              </m:ctrlPr>
+            </m:sSubPr>
+            <m:e>
+              <m:r>
+                <w:rPr>
+                  <w:rFonts w:ascii="Cambria Math" w:hAnsi="Cambria Math" w:hint="eastAsia"/>
+                </w:rPr>
+                <m:t>i</m:t>
+              </m:r>
+              <m:ctrlPr>
+                <w:rPr>
+                  <w:rFonts w:ascii="Cambria Math" w:hAnsi="Cambria Math" w:hint="eastAsia"/>
+                  <w:i/>
+                </w:rPr>
+              </m:ctrlPr>
+            </m:e>
+            <m:sub>
+              <m:r>
+                <w:rPr>
+                  <w:rFonts w:ascii="Cambria Math" w:hAnsi="Cambria Math"/>
+                </w:rPr>
+                <m:t>0</m:t>
+              </m:r>
+            </m:sub>
+          </m:sSub>
+          <m:r>
+            <w:rPr>
+              <w:rFonts w:ascii="Cambria Math" w:hAnsi="Cambria Math"/>
+            </w:rPr>
+            <m:t>=n=</m:t>
+          </m:r>
+          <m:sSub>
+            <m:sSubPr>
+              <m:ctrlPr>
+                <w:rPr>
+                  <w:rFonts w:ascii="Cambria Math" w:hAnsi="Cambria Math"/>
+                  <w:i/>
+                </w:rPr>
+              </m:ctrlPr>
+            </m:sSubPr>
+            <m:e>
+              <m:r>
+                <w:rPr>
+                  <w:rFonts w:ascii="Cambria Math" w:hAnsi="Cambria Math"/>
+                </w:rPr>
+                <m:t>i</m:t>
+              </m:r>
+            </m:e>
+            <m:sub>
+              <m:r>
+                <w:rPr>
+                  <w:rFonts w:ascii="Cambria Math" w:hAnsi="Cambria Math"/>
+                </w:rPr>
+                <m:t>2</m:t>
+              </m:r>
+            </m:sub>
+          </m:sSub>
+        </m:oMath>
+      </m:oMathPara>
+    </w:p>
+    <w:p>
+      <w:pPr>
+        <w:rPr>
+          <w:rFonts w:hint="eastAsia"/>
+        </w:rPr>
+      </w:pPr>
+      <w:r>
+        <w:rPr>
+          <w:rFonts w:hint="eastAsia"/>
+        </w:rPr>
+        <w:t>所以当</w:t>
+      </w:r>
+      <m:oMath>
+        <m:r>
+          <w:rPr>
+            <w:rFonts w:ascii="Cambria Math" w:hAnsi="Cambria Math"/>
+          </w:rPr>
+          <m:t>n</m:t>
+        </m:r>
+      </m:oMath>
+      <w:r>
+        <w:rPr>
+          <w:rFonts w:hint="eastAsia"/>
+        </w:rPr>
+        <w:t>为奇数时，它等于虚数单位</w:t>
+      </w:r>
+      <m:oMath>
+        <m:sSub>
+          <m:sSubPr>
+            <m:ctrlPr>
+              <w:rPr>
+                <w:rFonts w:ascii="Cambria Math" w:hAnsi="Cambria Math"/>
+                <w:i/>
+              </w:rPr>
+            </m:ctrlPr>
+          </m:sSubPr>
+          <m:e>
+            <m:r>
+              <w:rPr>
+                <w:rFonts w:ascii="Cambria Math" w:hAnsi="Cambria Math"/>
+              </w:rPr>
+              <m:t>i</m:t>
+            </m:r>
+          </m:e>
+          <m:sub>
+            <m:r>
+              <w:rPr>
+                <w:rFonts w:ascii="Cambria Math" w:hAnsi="Cambria Math"/>
+              </w:rPr>
+              <m:t>2</m:t>
+            </m:r>
+          </m:sub>
+        </m:sSub>
+      </m:oMath>
+      <w:r>
+        <w:rPr>
+          <w:rFonts w:hint="eastAsia"/>
+        </w:rPr>
+        <w:t>。</w:t>
+      </w:r>
+      <w:r>
+        <w:rPr>
+          <w:rFonts w:hint="eastAsia"/>
+        </w:rPr>
+        <w:t>由此，运算的规则简化为，</w:t>
+      </w:r>
+    </w:p>
+    <w:p>
+      <w:pPr>
+        <w:rPr>
+          <w:rFonts w:hint="eastAsia"/>
+        </w:rPr>
+      </w:pPr>
+      <m:oMathPara>
+        <m:oMath>
+          <m:r>
+            <w:rPr>
+              <w:rFonts w:ascii="Cambria Math" w:hAnsi="Cambria Math"/>
+            </w:rPr>
+            <w:lastRenderedPageBreak/>
+            <m:t>n=</m:t>
+          </m:r>
+          <m:sSub>
+            <m:sSubPr>
+              <m:ctrlPr>
+                <w:rPr>
+                  <w:rFonts w:ascii="Cambria Math" w:hAnsi="Cambria Math"/>
+                  <w:i/>
+                </w:rPr>
+              </m:ctrlPr>
+            </m:sSubPr>
+            <m:e>
+              <m:r>
+                <w:rPr>
+                  <w:rFonts w:ascii="Cambria Math" w:hAnsi="Cambria Math" w:hint="eastAsia"/>
+                </w:rPr>
+                <m:t>i</m:t>
+              </m:r>
+              <m:ctrlPr>
+                <w:rPr>
+                  <w:rFonts w:ascii="Cambria Math" w:hAnsi="Cambria Math" w:hint="eastAsia"/>
+                  <w:i/>
+                </w:rPr>
+              </m:ctrlPr>
+            </m:e>
+            <m:sub>
+              <m:r>
+                <w:rPr>
+                  <w:rFonts w:ascii="Cambria Math" w:hAnsi="Cambria Math"/>
+                </w:rPr>
+                <m:t>2</m:t>
+              </m:r>
+            </m:sub>
+          </m:sSub>
+        </m:oMath>
+      </m:oMathPara>
+    </w:p>
+    <w:p>
+      <w:pPr>
+        <w:rPr>
+          <w:iCs/>
+        </w:rPr>
+      </w:pPr>
+      <w:r>
+        <w:rPr>
+          <w:rFonts w:hint="eastAsia"/>
+          <w:iCs/>
+        </w:rPr>
+        <w:t>再</w:t>
+      </w:r>
+      <w:r>
+        <w:rPr>
+          <w:rFonts w:hint="eastAsia"/>
+          <w:iCs/>
+        </w:rPr>
+        <w:t>看这</w:t>
+      </w:r>
+      <w:r>
+        <w:rPr>
+          <w:rFonts w:hint="eastAsia"/>
+          <w:iCs/>
+        </w:rPr>
+        <w:t>第二个方程</w:t>
+      </w:r>
+      <w:r>
+        <w:rPr>
+          <w:rFonts w:hint="eastAsia"/>
+          <w:iCs/>
+        </w:rPr>
+        <w:t>，</w:t>
+      </w:r>
+    </w:p>
+    <w:p>
+      <w:pPr>
+        <w:rPr>
+          <w:i/>
+        </w:rPr>
+      </w:pPr>
+      <m:oMathPara>
+        <m:oMath>
+          <m:r>
+            <w:rPr>
+              <w:rFonts w:ascii="Cambria Math" w:hAnsi="Cambria Math"/>
+            </w:rPr>
+            <m:t>n=</m:t>
+          </m:r>
+          <m:sSub>
+            <m:sSubPr>
+              <m:ctrlPr>
+                <w:rPr>
+                  <w:rFonts w:ascii="Cambria Math" w:hAnsi="Cambria Math"/>
+                  <w:i/>
+                </w:rPr>
+              </m:ctrlPr>
+            </m:sSubPr>
+            <m:e>
+              <m:r>
+                <w:rPr>
+                  <w:rFonts w:ascii="Cambria Math" w:hAnsi="Cambria Math" w:hint="eastAsia"/>
+                </w:rPr>
+                <m:t>i</m:t>
+              </m:r>
+              <m:ctrlPr>
+                <w:rPr>
+                  <w:rFonts w:ascii="Cambria Math" w:hAnsi="Cambria Math" w:hint="eastAsia"/>
+                  <w:i/>
+                </w:rPr>
+              </m:ctrlPr>
+            </m:e>
+            <m:sub>
+              <m:r>
+                <w:rPr>
+                  <w:rFonts w:ascii="Cambria Math" w:hAnsi="Cambria Math"/>
+                </w:rPr>
+                <m:t>2</m:t>
+              </m:r>
+            </m:sub>
+          </m:sSub>
+          <m:r>
+            <w:rPr>
+              <w:rFonts w:ascii="Cambria Math" w:hAnsi="Cambria Math"/>
+            </w:rPr>
+            <m:t>=</m:t>
+          </m:r>
+          <m:r>
+            <w:rPr>
+              <w:rFonts w:ascii="Cambria Math" w:hAnsi="Cambria Math"/>
+            </w:rPr>
+            <m:t>-</m:t>
+          </m:r>
+          <m:f>
+            <m:fPr>
+              <m:ctrlPr>
+                <w:rPr>
+                  <w:rFonts w:ascii="Cambria Math" w:hAnsi="Cambria Math"/>
+                  <w:i/>
+                </w:rPr>
+              </m:ctrlPr>
+            </m:fPr>
+            <m:num>
+              <m:r>
+                <w:rPr>
+                  <w:rFonts w:ascii="Cambria Math" w:hAnsi="Cambria Math"/>
+                </w:rPr>
+                <m:t>1</m:t>
+              </m:r>
+            </m:num>
+            <m:den>
+              <m:r>
+                <w:rPr>
+                  <w:rFonts w:ascii="Cambria Math" w:hAnsi="Cambria Math"/>
+                </w:rPr>
+                <m:t>2</m:t>
+              </m:r>
+            </m:den>
+          </m:f>
+          <m:r>
+            <w:rPr>
+              <w:rFonts w:ascii="Cambria Math" w:hAnsi="Cambria Math"/>
+            </w:rPr>
+            <m:t>∙</m:t>
+          </m:r>
+          <m:sSub>
+            <m:sSubPr>
+              <m:ctrlPr>
+                <w:rPr>
+                  <w:rFonts w:ascii="Cambria Math" w:hAnsi="Cambria Math"/>
+                  <w:i/>
+                </w:rPr>
+              </m:ctrlPr>
+            </m:sSubPr>
+            <m:e>
+              <m:r>
+                <w:rPr>
+                  <w:rFonts w:ascii="Cambria Math" w:hAnsi="Cambria Math"/>
+                </w:rPr>
+                <m:t>i</m:t>
+              </m:r>
+            </m:e>
+            <m:sub>
+              <m:r>
+                <w:rPr>
+                  <w:rFonts w:ascii="Cambria Math" w:hAnsi="Cambria Math"/>
+                </w:rPr>
+                <m:t>0</m:t>
+              </m:r>
+            </m:sub>
+          </m:sSub>
+          <m:r>
+            <w:rPr>
+              <w:rFonts w:ascii="Cambria Math" w:hAnsi="Cambria Math"/>
+            </w:rPr>
+            <m:t>=</m:t>
+          </m:r>
+          <m:sSub>
+            <m:sSubPr>
+              <m:ctrlPr>
+                <w:rPr>
+                  <w:rFonts w:ascii="Cambria Math" w:hAnsi="Cambria Math"/>
+                  <w:i/>
+                </w:rPr>
+              </m:ctrlPr>
+            </m:sSubPr>
+            <m:e>
+              <m:r>
+                <w:rPr>
+                  <w:rFonts w:ascii="Cambria Math" w:hAnsi="Cambria Math" w:hint="eastAsia"/>
+                </w:rPr>
+                <m:t>i</m:t>
+              </m:r>
+              <m:ctrlPr>
+                <w:rPr>
+                  <w:rFonts w:ascii="Cambria Math" w:hAnsi="Cambria Math" w:hint="eastAsia"/>
+                  <w:i/>
+                </w:rPr>
+              </m:ctrlPr>
+            </m:e>
+            <m:sub>
+              <m:r>
+                <w:rPr>
+                  <w:rFonts w:ascii="Cambria Math" w:hAnsi="Cambria Math"/>
+                </w:rPr>
+                <m:t>1</m:t>
+              </m:r>
+            </m:sub>
+          </m:sSub>
+          <m:r>
+            <w:rPr>
+              <w:rFonts w:ascii="Cambria Math" w:hAnsi="Cambria Math"/>
+            </w:rPr>
+            <m:t>∙</m:t>
+          </m:r>
+          <m:f>
+            <m:fPr>
+              <m:ctrlPr>
+                <w:rPr>
+                  <w:rFonts w:ascii="Cambria Math" w:hAnsi="Cambria Math"/>
+                  <w:i/>
+                </w:rPr>
+              </m:ctrlPr>
+            </m:fPr>
+            <m:num>
+              <m:r>
+                <w:rPr>
+                  <w:rFonts w:ascii="Cambria Math" w:hAnsi="Cambria Math"/>
+                </w:rPr>
+                <m:t>1</m:t>
+              </m:r>
+            </m:num>
+            <m:den>
+              <m:r>
+                <w:rPr>
+                  <w:rFonts w:ascii="Cambria Math" w:hAnsi="Cambria Math"/>
+                </w:rPr>
+                <m:t>2</m:t>
+              </m:r>
+            </m:den>
+          </m:f>
+          <m:r>
+            <w:rPr>
+              <w:rFonts w:ascii="Cambria Math" w:hAnsi="Cambria Math"/>
+            </w:rPr>
+            <m:t>∙</m:t>
+          </m:r>
+          <m:sSub>
+            <m:sSubPr>
+              <m:ctrlPr>
+                <w:rPr>
+                  <w:rFonts w:ascii="Cambria Math" w:hAnsi="Cambria Math"/>
+                  <w:i/>
+                </w:rPr>
+              </m:ctrlPr>
+            </m:sSubPr>
+            <m:e>
+              <m:r>
+                <w:rPr>
+                  <w:rFonts w:ascii="Cambria Math" w:hAnsi="Cambria Math"/>
+                </w:rPr>
+                <m:t>i</m:t>
+              </m:r>
+            </m:e>
+            <m:sub>
+              <m:r>
+                <w:rPr>
+                  <w:rFonts w:ascii="Cambria Math" w:hAnsi="Cambria Math"/>
+                </w:rPr>
+                <m:t>0</m:t>
+              </m:r>
+            </m:sub>
+          </m:sSub>
+          <m:r>
+            <w:rPr>
+              <w:rFonts w:ascii="Cambria Math" w:hAnsi="Cambria Math"/>
+            </w:rPr>
+            <m:t>=</m:t>
+          </m:r>
+          <m:f>
+            <m:fPr>
+              <m:ctrlPr>
+                <w:rPr>
+                  <w:rFonts w:ascii="Cambria Math" w:hAnsi="Cambria Math"/>
+                  <w:i/>
+                </w:rPr>
+              </m:ctrlPr>
+            </m:fPr>
+            <m:num>
+              <m:r>
+                <w:rPr>
+                  <w:rFonts w:ascii="Cambria Math" w:hAnsi="Cambria Math"/>
+                </w:rPr>
+                <m:t>1</m:t>
+              </m:r>
+            </m:num>
+            <m:den>
+              <m:r>
+                <w:rPr>
+                  <w:rFonts w:ascii="Cambria Math" w:hAnsi="Cambria Math"/>
+                </w:rPr>
+                <m:t>2</m:t>
+              </m:r>
+            </m:den>
+          </m:f>
+          <m:r>
+            <w:rPr>
+              <w:rFonts w:ascii="Cambria Math" w:hAnsi="Cambria Math"/>
+            </w:rPr>
+            <m:t>∙</m:t>
+          </m:r>
+          <m:sSub>
+            <m:sSubPr>
+              <m:ctrlPr>
+                <w:rPr>
+                  <w:rFonts w:ascii="Cambria Math" w:hAnsi="Cambria Math" w:cs="Cambria Math"/>
+                  <w:i/>
+                </w:rPr>
+              </m:ctrlPr>
+            </m:sSubPr>
+            <m:e>
+              <m:r>
+                <w:rPr>
+                  <w:rFonts w:ascii="Cambria Math" w:hAnsi="Cambria Math"/>
+                </w:rPr>
+                <m:t>i</m:t>
+              </m:r>
+              <m:ctrlPr>
+                <w:rPr>
+                  <w:rFonts w:ascii="Cambria Math" w:hAnsi="Cambria Math"/>
+                  <w:i/>
+                </w:rPr>
+              </m:ctrlPr>
+            </m:e>
+            <m:sub>
+              <m:r>
+                <w:rPr>
+                  <w:rFonts w:ascii="Cambria Math" w:hAnsi="Cambria Math" w:cs="Cambria Math"/>
+                </w:rPr>
+                <m:t>0</m:t>
+              </m:r>
+            </m:sub>
+          </m:sSub>
+          <m:r>
+            <w:rPr>
+              <w:rFonts w:ascii="Cambria Math" w:hAnsi="Cambria Math"/>
+            </w:rPr>
+            <m:t>∙</m:t>
+          </m:r>
+          <m:f>
+            <m:fPr>
+              <m:ctrlPr>
+                <w:rPr>
+                  <w:rFonts w:ascii="Cambria Math" w:hAnsi="Cambria Math"/>
+                  <w:i/>
+                </w:rPr>
+              </m:ctrlPr>
+            </m:fPr>
+            <m:num>
+              <m:r>
+                <w:rPr>
+                  <w:rFonts w:ascii="Cambria Math" w:hAnsi="Cambria Math"/>
+                </w:rPr>
+                <m:t>1</m:t>
+              </m:r>
+            </m:num>
+            <m:den>
+              <m:r>
+                <w:rPr>
+                  <w:rFonts w:ascii="Cambria Math" w:hAnsi="Cambria Math"/>
+                </w:rPr>
+                <m:t>2</m:t>
+              </m:r>
+            </m:den>
+          </m:f>
+          <m:r>
+            <w:rPr>
+              <w:rFonts w:ascii="Cambria Math" w:hAnsi="Cambria Math"/>
+            </w:rPr>
+            <m:t>∙</m:t>
+          </m:r>
+          <m:sSub>
+            <m:sSubPr>
+              <m:ctrlPr>
+                <w:rPr>
+                  <w:rFonts w:ascii="Cambria Math" w:hAnsi="Cambria Math"/>
+                  <w:i/>
+                </w:rPr>
+              </m:ctrlPr>
+            </m:sSubPr>
+            <m:e>
+              <m:r>
+                <w:rPr>
+                  <w:rFonts w:ascii="Cambria Math" w:hAnsi="Cambria Math"/>
+                </w:rPr>
+                <m:t>i</m:t>
+              </m:r>
+            </m:e>
+            <m:sub>
+              <m:r>
+                <w:rPr>
+                  <w:rFonts w:ascii="Cambria Math" w:hAnsi="Cambria Math"/>
+                </w:rPr>
+                <m:t>0</m:t>
+              </m:r>
+            </m:sub>
+          </m:sSub>
+          <m:r>
+            <w:rPr>
+              <w:rFonts w:ascii="Cambria Math" w:hAnsi="Cambria Math" w:cs="Cambria Math"/>
+            </w:rPr>
+            <m:t>=</m:t>
+          </m:r>
+          <m:f>
+            <m:fPr>
+              <m:ctrlPr>
+                <w:rPr>
+                  <w:rFonts w:ascii="Cambria Math" w:hAnsi="Cambria Math" w:cs="Cambria Math"/>
+                  <w:i/>
+                </w:rPr>
+              </m:ctrlPr>
+            </m:fPr>
+            <m:num>
+              <m:r>
+                <w:rPr>
+                  <w:rFonts w:ascii="Cambria Math" w:hAnsi="Cambria Math" w:cs="Cambria Math"/>
+                </w:rPr>
+                <m:t>1</m:t>
+              </m:r>
+            </m:num>
+            <m:den>
+              <m:r>
+                <w:rPr>
+                  <w:rFonts w:ascii="Cambria Math" w:hAnsi="Cambria Math" w:cs="Cambria Math"/>
+                </w:rPr>
+                <m:t>4</m:t>
+              </m:r>
+            </m:den>
+          </m:f>
+          <m:sSub>
+            <m:sSubPr>
+              <m:ctrlPr>
+                <w:rPr>
+                  <w:rFonts w:ascii="Cambria Math" w:hAnsi="Cambria Math" w:cs="Cambria Math"/>
+                  <w:i/>
+                </w:rPr>
+              </m:ctrlPr>
+            </m:sSubPr>
+            <m:e>
+              <m:r>
+                <w:rPr>
+                  <w:rFonts w:ascii="Cambria Math" w:hAnsi="Cambria Math" w:cs="Cambria Math"/>
+                </w:rPr>
+                <m:t>i</m:t>
+              </m:r>
+            </m:e>
+            <m:sub>
+              <m:r>
+                <w:rPr>
+                  <w:rFonts w:ascii="Cambria Math" w:hAnsi="Cambria Math" w:cs="Cambria Math"/>
+                </w:rPr>
+                <m:t>0</m:t>
+              </m:r>
+            </m:sub>
+          </m:sSub>
+          <m:r>
+            <w:rPr>
+              <w:rFonts w:ascii="Cambria Math" w:hAnsi="Cambria Math"/>
+            </w:rPr>
+            <m:t>∙</m:t>
+          </m:r>
+          <m:sSub>
+            <m:sSubPr>
+              <m:ctrlPr>
+                <w:rPr>
+                  <w:rFonts w:ascii="Cambria Math" w:hAnsi="Cambria Math"/>
+                  <w:i/>
+                </w:rPr>
+              </m:ctrlPr>
+            </m:sSubPr>
+            <m:e>
+              <m:r>
+                <w:rPr>
+                  <w:rFonts w:ascii="Cambria Math" w:hAnsi="Cambria Math"/>
+                </w:rPr>
+                <m:t>i</m:t>
+              </m:r>
+            </m:e>
+            <m:sub>
+              <m:r>
+                <w:rPr>
+                  <w:rFonts w:ascii="Cambria Math" w:hAnsi="Cambria Math"/>
+                </w:rPr>
+                <m:t>0</m:t>
+              </m:r>
+            </m:sub>
+          </m:sSub>
+          <m:r>
+            <w:rPr>
+              <w:rFonts w:ascii="Cambria Math" w:hAnsi="Cambria Math" w:cs="Cambria Math"/>
+            </w:rPr>
+            <m:t>=</m:t>
+          </m:r>
+          <m:sSubSup>
+            <m:sSubSupPr>
+              <m:ctrlPr>
+                <w:rPr>
+                  <w:rFonts w:ascii="Cambria Math" w:hAnsi="Cambria Math" w:cs="Cambria Math"/>
+                  <w:i/>
+                </w:rPr>
+              </m:ctrlPr>
+            </m:sSubSupPr>
+            <m:e>
+              <m:r>
+                <w:rPr>
+                  <w:rFonts w:ascii="Cambria Math" w:hAnsi="Cambria Math" w:cs="Cambria Math" w:hint="eastAsia"/>
+                </w:rPr>
+                <m:t>i</m:t>
+              </m:r>
+              <m:ctrlPr>
+                <w:rPr>
+                  <w:rFonts w:ascii="Cambria Math" w:hAnsi="Cambria Math" w:cs="Cambria Math" w:hint="eastAsia"/>
+                  <w:i/>
+                </w:rPr>
+              </m:ctrlPr>
+            </m:e>
+            <m:sub>
+              <m:r>
+                <w:rPr>
+                  <w:rFonts w:ascii="Cambria Math" w:hAnsi="Cambria Math" w:cs="Cambria Math"/>
+                </w:rPr>
+                <m:t>0</m:t>
+              </m:r>
+            </m:sub>
+            <m:sup>
+              <m:f>
+                <m:fPr>
+                  <m:ctrlPr>
+                    <w:rPr>
+                      <w:rFonts w:ascii="Cambria Math" w:hAnsi="Cambria Math" w:cs="Cambria Math"/>
+                      <w:i/>
+                    </w:rPr>
+                  </m:ctrlPr>
+                </m:fPr>
+                <m:num>
+                  <m:r>
+                    <w:rPr>
+                      <w:rFonts w:ascii="Cambria Math" w:hAnsi="Cambria Math" w:cs="Cambria Math"/>
+                    </w:rPr>
+                    <m:t>2</m:t>
+                  </m:r>
+                </m:num>
+                <m:den>
+                  <m:r>
+                    <w:rPr>
+                      <w:rFonts w:ascii="Cambria Math" w:hAnsi="Cambria Math" w:cs="Cambria Math"/>
+                    </w:rPr>
+                    <m:t>4</m:t>
+                  </m:r>
+                </m:den>
+              </m:f>
+            </m:sup>
+          </m:sSubSup>
+          <m:r>
+            <w:rPr>
+              <w:rFonts w:ascii="Cambria Math" w:hAnsi="Cambria Math" w:cs="Cambria Math"/>
+            </w:rPr>
+            <m:t>=</m:t>
+          </m:r>
+          <m:sSubSup>
+            <m:sSubSupPr>
+              <m:ctrlPr>
+                <w:rPr>
+                  <w:rFonts w:ascii="Cambria Math" w:hAnsi="Cambria Math" w:cs="Cambria Math"/>
+                  <w:i/>
+                </w:rPr>
+              </m:ctrlPr>
+            </m:sSubSupPr>
+            <m:e>
+              <m:r>
+                <w:rPr>
+                  <w:rFonts w:ascii="Cambria Math" w:hAnsi="Cambria Math" w:cs="Cambria Math" w:hint="eastAsia"/>
+                </w:rPr>
+                <m:t>i</m:t>
+              </m:r>
+              <m:ctrlPr>
+                <w:rPr>
+                  <w:rFonts w:ascii="Cambria Math" w:hAnsi="Cambria Math" w:cs="Cambria Math" w:hint="eastAsia"/>
+                  <w:i/>
+                </w:rPr>
+              </m:ctrlPr>
+            </m:e>
+            <m:sub>
+              <m:r>
+                <w:rPr>
+                  <w:rFonts w:ascii="Cambria Math" w:hAnsi="Cambria Math" w:cs="Cambria Math"/>
+                </w:rPr>
+                <m:t>0</m:t>
+              </m:r>
+            </m:sub>
+            <m:sup>
+              <m:f>
+                <m:fPr>
+                  <m:ctrlPr>
+                    <w:rPr>
+                      <w:rFonts w:ascii="Cambria Math" w:hAnsi="Cambria Math" w:cs="Cambria Math"/>
+                      <w:i/>
+                    </w:rPr>
+                  </m:ctrlPr>
+                </m:fPr>
+                <m:num>
+                  <m:r>
+                    <w:rPr>
+                      <w:rFonts w:ascii="Cambria Math" w:hAnsi="Cambria Math" w:cs="Cambria Math"/>
+                    </w:rPr>
+                    <m:t>1</m:t>
+                  </m:r>
+                </m:num>
+                <m:den>
+                  <m:r>
+                    <w:rPr>
+                      <w:rFonts w:ascii="Cambria Math" w:hAnsi="Cambria Math" w:cs="Cambria Math"/>
+                    </w:rPr>
+                    <m:t>2</m:t>
+                  </m:r>
+                </m:den>
+              </m:f>
+            </m:sup>
+          </m:sSubSup>
+          <m:r>
+            <w:rPr>
+              <w:rFonts w:ascii="Cambria Math" w:hAnsi="Cambria Math" w:cs="Cambria Math"/>
+            </w:rPr>
+            <m:t>=</m:t>
+          </m:r>
+          <m:sSub>
+            <m:sSubPr>
+              <m:ctrlPr>
+                <w:rPr>
+                  <w:rFonts w:ascii="Cambria Math" w:hAnsi="Cambria Math" w:cs="Cambria Math"/>
+                  <w:i/>
+                </w:rPr>
+              </m:ctrlPr>
+            </m:sSubPr>
+            <m:e>
+              <m:r>
+                <w:rPr>
+                  <w:rFonts w:ascii="Cambria Math" w:hAnsi="Cambria Math" w:cs="Cambria Math"/>
+                </w:rPr>
+                <m:t>i</m:t>
+              </m:r>
+            </m:e>
+            <m:sub>
+              <m:r>
+                <w:rPr>
+                  <w:rFonts w:ascii="Cambria Math" w:hAnsi="Cambria Math" w:cs="Cambria Math"/>
+                </w:rPr>
+                <m:t>1</m:t>
+              </m:r>
+            </m:sub>
+          </m:sSub>
+        </m:oMath>
+      </m:oMathPara>
+    </w:p>
+    <w:p>
+      <w:pPr>
+        <w:rPr>
+          <w:iCs/>
+        </w:rPr>
+      </w:pPr>
+      <w:r>
+        <w:rPr>
+          <w:rFonts w:hint="eastAsia"/>
+          <w:iCs/>
+        </w:rPr>
+        <w:t>也就是</w:t>
+      </w:r>
+      <w:r>
+        <w:rPr>
+          <w:rFonts w:hint="eastAsia"/>
+          <w:iCs/>
+        </w:rPr>
+        <w:t>，</w:t>
+      </w:r>
+    </w:p>
+    <w:p>
+      <m:oMathPara>
+        <m:oMath>
+          <m:r>
+            <w:rPr>
+              <w:rFonts w:ascii="Cambria Math" w:hAnsi="Cambria Math"/>
+            </w:rPr>
+            <m:t>n</m:t>
+          </m:r>
+          <m:r>
+            <w:rPr>
+              <w:rFonts w:ascii="Cambria Math" w:hAnsi="Cambria Math"/>
+            </w:rPr>
+            <m:t>=</m:t>
+          </m:r>
+          <m:sSub>
+            <m:sSubPr>
+              <m:ctrlPr>
+                <w:rPr>
+                  <w:rFonts w:ascii="Cambria Math" w:hAnsi="Cambria Math"/>
+                  <w:i/>
+                </w:rPr>
+              </m:ctrlPr>
+            </m:sSubPr>
+            <m:e>
+              <m:r>
+                <w:rPr>
+                  <w:rFonts w:ascii="Cambria Math" w:hAnsi="Cambria Math" w:hint="eastAsia"/>
+                </w:rPr>
+                <m:t>i</m:t>
+              </m:r>
+              <m:ctrlPr>
+                <w:rPr>
+                  <w:rFonts w:ascii="Cambria Math" w:hAnsi="Cambria Math" w:hint="eastAsia"/>
+                  <w:i/>
+                </w:rPr>
+              </m:ctrlPr>
+            </m:e>
+            <m:sub>
+              <m:r>
+                <w:rPr>
+                  <w:rFonts w:ascii="Cambria Math" w:hAnsi="Cambria Math" w:hint="eastAsia"/>
+                </w:rPr>
+                <m:t>1</m:t>
+              </m:r>
+            </m:sub>
+          </m:sSub>
+        </m:oMath>
+      </m:oMathPara>
+    </w:p>
+    <w:p>
+      <w:r>
+        <w:rPr>
+          <w:rFonts w:hint="eastAsia"/>
+        </w:rPr>
+        <w:t>所以</w:t>
+      </w:r>
+      <w:r>
+        <w:rPr>
+          <w:rFonts w:hint="eastAsia"/>
+        </w:rPr>
+        <w:t>，</w:t>
+      </w:r>
+    </w:p>
+    <w:p>
+      <w:pPr>
+        <w:rPr>
+          <w:rFonts w:hint="eastAsia"/>
+        </w:rPr>
+      </w:pPr>
+      <m:oMathPara>
+        <m:oMath>
+          <m:r>
+            <w:rPr>
+              <w:rFonts w:ascii="Cambria Math" w:hAnsi="Cambria Math"/>
+            </w:rPr>
+            <m:t>n=</m:t>
+          </m:r>
+          <m:sSub>
+            <m:sSubPr>
+              <m:ctrlPr>
+                <w:rPr>
+                  <w:rFonts w:ascii="Cambria Math" w:hAnsi="Cambria Math"/>
+                  <w:i/>
+                </w:rPr>
+              </m:ctrlPr>
+            </m:sSubPr>
+            <m:e>
+              <m:r>
+                <w:rPr>
+                  <w:rFonts w:ascii="Cambria Math" w:hAnsi="Cambria Math" w:hint="eastAsia"/>
+                </w:rPr>
+                <m:t>i</m:t>
+              </m:r>
+              <m:ctrlPr>
+                <w:rPr>
+                  <w:rFonts w:ascii="Cambria Math" w:hAnsi="Cambria Math" w:hint="eastAsia"/>
+                  <w:i/>
+                </w:rPr>
+              </m:ctrlPr>
+            </m:e>
+            <m:sub>
+              <m:r>
+                <w:rPr>
+                  <w:rFonts w:ascii="Cambria Math" w:hAnsi="Cambria Math" w:hint="eastAsia"/>
+                </w:rPr>
+                <m:t>1</m:t>
+              </m:r>
+            </m:sub>
+          </m:sSub>
+          <m:r>
+            <w:rPr>
+              <w:rFonts w:ascii="Cambria Math" w:hAnsi="Cambria Math"/>
+            </w:rPr>
+            <m:t>=</m:t>
+          </m:r>
+          <m:sSub>
+            <m:sSubPr>
+              <m:ctrlPr>
+                <w:rPr>
+                  <w:rFonts w:ascii="Cambria Math" w:hAnsi="Cambria Math"/>
+                  <w:i/>
+                </w:rPr>
+              </m:ctrlPr>
+            </m:sSubPr>
+            <m:e>
+              <m:r>
+                <w:rPr>
+                  <w:rFonts w:ascii="Cambria Math" w:hAnsi="Cambria Math"/>
+                </w:rPr>
+                <m:t>i</m:t>
+              </m:r>
+            </m:e>
+            <m:sub>
+              <m:r>
+                <w:rPr>
+                  <w:rFonts w:ascii="Cambria Math" w:hAnsi="Cambria Math"/>
+                </w:rPr>
+                <m:t>2</m:t>
+              </m:r>
+            </m:sub>
+          </m:sSub>
+        </m:oMath>
+      </m:oMathPara>
+    </w:p>
+    <w:p>
+      <w:r>
+        <w:rPr>
+          <w:rFonts w:hint="eastAsia"/>
+        </w:rPr>
+        <w:t>可见</w:t>
+      </w:r>
+      <w:r>
+        <w:rPr>
+          <w:rFonts w:hint="eastAsia"/>
+        </w:rPr>
+        <w:t>由，</w:t>
+      </w:r>
+    </w:p>
+    <w:p>
+      <m:oMathPara>
+        <m:oMath>
+          <m:r>
+            <w:rPr>
+              <w:rFonts w:ascii="Cambria Math" w:hAnsi="Cambria Math"/>
+            </w:rPr>
+            <m:t>n=3n+1</m:t>
+          </m:r>
+        </m:oMath>
+      </m:oMathPara>
+    </w:p>
+    <w:p>
+      <w:r>
+        <w:rPr>
+          <w:rFonts w:hint="eastAsia"/>
+        </w:rPr>
+        <w:t>导出的，</w:t>
+      </w:r>
+    </w:p>
+    <w:p>
+      <w:pPr>
+        <w:rPr>
+          <w:rFonts w:hint="eastAsia"/>
+        </w:rPr>
+      </w:pPr>
+      <m:oMathPara>
+        <m:oMath>
+          <m:r>
+            <w:rPr>
+              <w:rFonts w:ascii="Cambria Math" w:hAnsi="Cambria Math"/>
+            </w:rPr>
+            <m:t>n=-</m:t>
+          </m:r>
+          <m:f>
+            <m:fPr>
+              <m:ctrlPr>
+                <w:rPr>
+                  <w:rFonts w:ascii="Cambria Math" w:hAnsi="Cambria Math"/>
+                  <w:i/>
+                </w:rPr>
+              </m:ctrlPr>
+            </m:fPr>
+            <m:num>
+              <m:r>
+                <w:rPr>
+                  <w:rFonts w:ascii="Cambria Math" w:hAnsi="Cambria Math"/>
+                </w:rPr>
+                <m:t>1</m:t>
+              </m:r>
+            </m:num>
+            <m:den>
+              <m:r>
+                <w:rPr>
+                  <w:rFonts w:ascii="Cambria Math" w:hAnsi="Cambria Math"/>
+                </w:rPr>
+                <m:t>2</m:t>
+              </m:r>
+            </m:den>
+          </m:f>
+        </m:oMath>
+      </m:oMathPara>
+    </w:p>
+    <w:p>
+      <w:r>
+        <w:rPr>
+          <w:rFonts w:hint="eastAsia"/>
+        </w:rPr>
+        <w:t>实际上就是</w:t>
+      </w:r>
+      <w:r>
+        <w:rPr>
+          <w:rFonts w:hint="eastAsia"/>
+        </w:rPr>
+        <w:t>，</w:t>
+      </w:r>
+    </w:p>
+    <w:p>
+      <m:oMathPara>
+        <m:oMath>
+          <m:sSub>
+            <m:sSubPr>
+              <m:ctrlPr>
+                <w:rPr>
+                  <w:rFonts w:ascii="Cambria Math" w:hAnsi="Cambria Math"/>
+                  <w:i/>
+                </w:rPr>
+              </m:ctrlPr>
+            </m:sSubPr>
+            <m:e>
+              <m:r>
+                <w:rPr>
+                  <w:rFonts w:ascii="Cambria Math" w:hAnsi="Cambria Math" w:hint="eastAsia"/>
+                </w:rPr>
+                <m:t>i</m:t>
+              </m:r>
+              <m:ctrlPr>
+                <w:rPr>
+                  <w:rFonts w:ascii="Cambria Math" w:hAnsi="Cambria Math" w:hint="eastAsia"/>
+                  <w:i/>
+                </w:rPr>
+              </m:ctrlPr>
+            </m:e>
+            <m:sub>
+              <m:r>
+                <w:rPr>
+                  <w:rFonts w:ascii="Cambria Math" w:hAnsi="Cambria Math" w:hint="eastAsia"/>
+                </w:rPr>
+                <m:t>2</m:t>
+              </m:r>
+            </m:sub>
+          </m:sSub>
+          <m:r>
+            <w:rPr>
+              <w:rFonts w:ascii="Cambria Math" w:hAnsi="Cambria Math"/>
+            </w:rPr>
+            <m:t>=</m:t>
+          </m:r>
+          <m:f>
+            <m:fPr>
+              <m:ctrlPr>
+                <w:rPr>
+                  <w:rFonts w:ascii="Cambria Math" w:hAnsi="Cambria Math"/>
+                  <w:i/>
+                </w:rPr>
+              </m:ctrlPr>
+            </m:fPr>
+            <m:num>
+              <m:r>
+                <w:rPr>
+                  <w:rFonts w:ascii="Cambria Math" w:hAnsi="Cambria Math"/>
+                </w:rPr>
+                <m:t>1</m:t>
+              </m:r>
+            </m:num>
+            <m:den>
+              <m:r>
+                <w:rPr>
+                  <w:rFonts w:ascii="Cambria Math" w:hAnsi="Cambria Math"/>
+                </w:rPr>
+                <m:t>2</m:t>
+              </m:r>
+            </m:den>
+          </m:f>
+          <m:sSub>
+            <m:sSubPr>
+              <m:ctrlPr>
+                <w:rPr>
+                  <w:rFonts w:ascii="Cambria Math" w:hAnsi="Cambria Math"/>
+                  <w:i/>
+                </w:rPr>
+              </m:ctrlPr>
+            </m:sSubPr>
+            <m:e>
+              <m:r>
+                <w:rPr>
+                  <w:rFonts w:ascii="Cambria Math" w:hAnsi="Cambria Math"/>
+                </w:rPr>
+                <m:t>i</m:t>
+              </m:r>
+            </m:e>
+            <m:sub>
+              <m:r>
+                <w:rPr>
+                  <w:rFonts w:ascii="Cambria Math" w:hAnsi="Cambria Math"/>
+                </w:rPr>
+                <m:t>1</m:t>
+              </m:r>
+            </m:sub>
+          </m:sSub>
+        </m:oMath>
+      </m:oMathPara>
+    </w:p>
+    <w:p>
+      <w:pPr>
+        <w:rPr>
+          <w:rFonts w:hint="eastAsia"/>
+        </w:rPr>
+      </w:pPr>
+      <w:r>
+        <w:rPr>
+          <w:rFonts w:hint="eastAsia"/>
+        </w:rPr>
+        <w:t>此前已经</w:t>
+      </w:r>
+      <w:r>
+        <w:rPr>
+          <w:rFonts w:hint="eastAsia"/>
+        </w:rPr>
+        <w:t>得到</w:t>
+      </w:r>
+      <w:r>
+        <w:rPr>
+          <w:rFonts w:hint="eastAsia"/>
+        </w:rPr>
+        <w:t>了</w:t>
+      </w:r>
+      <w:r>
+        <w:rPr>
+          <w:rFonts w:hint="eastAsia"/>
+        </w:rPr>
+        <w:t>，</w:t>
+      </w:r>
+    </w:p>
+    <w:p>
+      <m:oMathPara>
+        <m:oMath>
+          <m:r>
+            <w:rPr>
+              <w:rFonts w:ascii="Cambria Math" w:hAnsi="Cambria Math"/>
+            </w:rPr>
+            <m:t>n=</m:t>
+          </m:r>
+          <m:sSub>
+            <m:sSubPr>
+              <m:ctrlPr>
+                <w:rPr>
+                  <w:rFonts w:ascii="Cambria Math" w:hAnsi="Cambria Math"/>
+                  <w:i/>
+                </w:rPr>
+              </m:ctrlPr>
+            </m:sSubPr>
+            <m:e>
+              <m:r>
+                <w:rPr>
+                  <w:rFonts w:ascii="Cambria Math" w:hAnsi="Cambria Math" w:hint="eastAsia"/>
+                </w:rPr>
+                <m:t>i</m:t>
+              </m:r>
+              <m:ctrlPr>
+                <w:rPr>
+                  <w:rFonts w:ascii="Cambria Math" w:hAnsi="Cambria Math" w:hint="eastAsia"/>
+                  <w:i/>
+                </w:rPr>
+              </m:ctrlPr>
+            </m:e>
+            <m:sub>
+              <m:r>
+                <w:rPr>
+                  <w:rFonts w:ascii="Cambria Math" w:hAnsi="Cambria Math" w:hint="eastAsia"/>
+                </w:rPr>
+                <m:t>2</m:t>
+              </m:r>
+            </m:sub>
+          </m:sSub>
+          <m:r>
+            <w:rPr>
+              <w:rFonts w:ascii="Cambria Math" w:hAnsi="Cambria Math"/>
+            </w:rPr>
+            <m:t>=</m:t>
+          </m:r>
+          <m:sSub>
+            <m:sSubPr>
+              <m:ctrlPr>
+                <w:rPr>
+                  <w:rFonts w:ascii="Cambria Math" w:hAnsi="Cambria Math"/>
+                  <w:i/>
+                </w:rPr>
+              </m:ctrlPr>
+            </m:sSubPr>
+            <m:e>
+              <m:r>
+                <w:rPr>
+                  <w:rFonts w:ascii="Cambria Math" w:hAnsi="Cambria Math"/>
+                </w:rPr>
+                <m:t>i</m:t>
+              </m:r>
+            </m:e>
+            <m:sub>
+              <m:r>
+                <w:rPr>
+                  <w:rFonts w:ascii="Cambria Math" w:hAnsi="Cambria Math"/>
+                </w:rPr>
+                <m:t>1</m:t>
+              </m:r>
+            </m:sub>
+          </m:sSub>
+        </m:oMath>
+      </m:oMathPara>
+    </w:p>
+    <w:p>
+      <w:r>
+        <w:rPr>
+          <w:rFonts w:hint="eastAsia"/>
+        </w:rPr>
+        <w:t>所以</w:t>
+      </w:r>
+      <m:oMath>
+        <m:r>
+          <w:rPr>
+            <w:rFonts w:ascii="Cambria Math" w:hAnsi="Cambria Math"/>
+          </w:rPr>
+          <m:t>n</m:t>
+        </m:r>
+      </m:oMath>
+      <w:r>
+        <w:rPr>
+          <w:rFonts w:hint="eastAsia"/>
+        </w:rPr>
+        <w:t>为奇数的时候，</w:t>
+      </w:r>
+      <w:r>
+        <w:rPr>
+          <w:rFonts w:hint="eastAsia"/>
+        </w:rPr>
+        <w:t>用</w:t>
+      </w:r>
+      <m:oMath>
+        <m:r>
+          <w:rPr>
+            <w:rFonts w:ascii="Cambria Math" w:hAnsi="Cambria Math"/>
+          </w:rPr>
+          <m:t>n</m:t>
+        </m:r>
+      </m:oMath>
+      <w:r>
+        <w:rPr>
+          <w:rFonts w:hint="eastAsia"/>
+        </w:rPr>
+        <w:t>替换</w:t>
+      </w:r>
+      <m:oMath>
+        <m:sSub>
+          <m:sSubPr>
+            <m:ctrlPr>
+              <w:rPr>
+                <w:rFonts w:ascii="Cambria Math" w:hAnsi="Cambria Math"/>
+                <w:i/>
+              </w:rPr>
+            </m:ctrlPr>
+          </m:sSubPr>
+          <m:e>
+            <m:r>
+              <w:rPr>
+                <w:rFonts w:ascii="Cambria Math" w:hAnsi="Cambria Math" w:hint="eastAsia"/>
+              </w:rPr>
+              <m:t>i</m:t>
+            </m:r>
+            <m:ctrlPr>
+              <w:rPr>
+                <w:rFonts w:ascii="Cambria Math" w:hAnsi="Cambria Math" w:hint="eastAsia"/>
+                <w:i/>
+              </w:rPr>
+            </m:ctrlPr>
+          </m:e>
+          <m:sub>
+            <m:r>
+              <w:rPr>
+                <w:rFonts w:ascii="Cambria Math" w:hAnsi="Cambria Math"/>
+              </w:rPr>
+              <m:t>1</m:t>
+            </m:r>
+          </m:sub>
+        </m:sSub>
+      </m:oMath>
+      <w:r>
+        <w:rPr>
+          <w:rFonts w:hint="eastAsia"/>
+        </w:rPr>
+        <w:t>和</w:t>
+      </w:r>
+      <m:oMath>
+        <m:sSub>
+          <m:sSubPr>
+            <m:ctrlPr>
+              <w:rPr>
+                <w:rFonts w:ascii="Cambria Math" w:hAnsi="Cambria Math"/>
+                <w:i/>
+              </w:rPr>
+            </m:ctrlPr>
+          </m:sSubPr>
+          <m:e>
+            <m:r>
+              <w:rPr>
+                <w:rFonts w:ascii="Cambria Math" w:hAnsi="Cambria Math" w:hint="eastAsia"/>
+              </w:rPr>
+              <m:t>i</m:t>
+            </m:r>
+            <m:ctrlPr>
+              <w:rPr>
+                <w:rFonts w:ascii="Cambria Math" w:hAnsi="Cambria Math" w:hint="eastAsia"/>
+                <w:i/>
+              </w:rPr>
+            </m:ctrlPr>
+          </m:e>
+          <m:sub>
+            <m:r>
+              <w:rPr>
+                <w:rFonts w:ascii="Cambria Math" w:hAnsi="Cambria Math" w:hint="eastAsia"/>
+              </w:rPr>
+              <m:t>2</m:t>
+            </m:r>
+          </m:sub>
+        </m:sSub>
+      </m:oMath>
+      <w:r>
+        <w:rPr>
+          <w:rFonts w:hint="eastAsia"/>
+        </w:rPr>
+        <w:t>，</w:t>
+      </w:r>
+      <w:r>
+        <w:rPr>
+          <w:rFonts w:hint="eastAsia"/>
+        </w:rPr>
+        <w:t>也得到，</w:t>
+      </w:r>
+    </w:p>
+    <w:p>
+      <m:oMathPara>
+        <m:oMath>
+          <m:r>
+            <w:rPr>
+              <w:rFonts w:ascii="Cambria Math" w:hAnsi="Cambria Math" w:hint="eastAsia"/>
+            </w:rPr>
+            <m:t>n</m:t>
+          </m:r>
+          <m:r>
+            <w:rPr>
+              <w:rFonts w:ascii="Cambria Math" w:hAnsi="Cambria Math"/>
+            </w:rPr>
+            <m:t>=</m:t>
+          </m:r>
+          <m:f>
+            <m:fPr>
+              <m:ctrlPr>
+                <w:rPr>
+                  <w:rFonts w:ascii="Cambria Math" w:hAnsi="Cambria Math"/>
+                  <w:i/>
+                </w:rPr>
+              </m:ctrlPr>
+            </m:fPr>
+            <m:num>
+              <m:r>
+                <w:rPr>
+                  <w:rFonts w:ascii="Cambria Math" w:hAnsi="Cambria Math"/>
+                </w:rPr>
+                <m:t>n</m:t>
+              </m:r>
+            </m:num>
+            <m:den>
+              <m:r>
+                <w:rPr>
+                  <w:rFonts w:ascii="Cambria Math" w:hAnsi="Cambria Math"/>
+                </w:rPr>
+                <m:t>2</m:t>
+              </m:r>
+            </m:den>
+          </m:f>
+        </m:oMath>
+      </m:oMathPara>
+    </w:p>
+    <w:p>
+      <w:r>
+        <w:rPr>
+          <w:rFonts w:hint="eastAsia"/>
+        </w:rPr>
+        <w:t>综合</w:t>
+      </w:r>
+      <m:oMath>
+        <m:r>
+          <w:rPr>
+            <w:rFonts w:ascii="Cambria Math" w:hAnsi="Cambria Math"/>
+          </w:rPr>
+          <m:t>n</m:t>
+        </m:r>
+      </m:oMath>
+      <w:r>
+        <w:rPr>
+          <w:rFonts w:hint="eastAsia"/>
+        </w:rPr>
+        <w:t>为奇数和偶数两种情况</w:t>
+      </w:r>
+      <w:r>
+        <w:rPr>
+          <w:rFonts w:hint="eastAsia"/>
+        </w:rPr>
+        <w:t>都得出</w:t>
+      </w:r>
+      <w:r>
+        <w:rPr>
+          <w:rFonts w:hint="eastAsia"/>
+        </w:rPr>
+        <w:t>，</w:t>
+      </w:r>
+    </w:p>
+    <w:p>
+      <m:oMathPara>
+        <m:oMath>
+          <m:r>
+            <w:rPr>
+              <w:rFonts w:ascii="Cambria Math" w:hAnsi="Cambria Math" w:hint="eastAsia"/>
+            </w:rPr>
+            <m:t>n</m:t>
+          </m:r>
+          <m:r>
+            <w:rPr>
+              <w:rFonts w:ascii="Cambria Math" w:hAnsi="Cambria Math"/>
+            </w:rPr>
+            <m:t>=</m:t>
+          </m:r>
+          <m:f>
+            <m:fPr>
+              <m:ctrlPr>
+                <w:rPr>
+                  <w:rFonts w:ascii="Cambria Math" w:hAnsi="Cambria Math"/>
+                  <w:i/>
+                </w:rPr>
+              </m:ctrlPr>
+            </m:fPr>
+            <m:num>
+              <m:r>
+                <w:rPr>
+                  <w:rFonts w:ascii="Cambria Math" w:hAnsi="Cambria Math"/>
+                </w:rPr>
+                <m:t>n</m:t>
+              </m:r>
+            </m:num>
+            <m:den>
+              <m:r>
+                <w:rPr>
+                  <w:rFonts w:ascii="Cambria Math" w:hAnsi="Cambria Math"/>
+                </w:rPr>
+                <m:t>2</m:t>
+              </m:r>
+            </m:den>
+          </m:f>
+        </m:oMath>
+      </m:oMathPara>
+    </w:p>
+    <w:p>
+      <w:r>
+        <w:rPr>
+          <w:rFonts w:hint="eastAsia"/>
+        </w:rPr>
+        <w:t>只是偶数取一半是直接的，而奇数取一半经过了升降幂运算。</w:t>
+      </w:r>
+      <w:r>
+        <w:rPr>
+          <w:rFonts w:hint="eastAsia"/>
+        </w:rPr>
+        <w:t>具体来说，就是方程，</w:t>
+      </w:r>
+    </w:p>
+    <w:p>
+      <m:oMathPara>
+        <m:oMath>
+          <m:r>
+            <w:rPr>
+              <w:rFonts w:ascii="Cambria Math" w:hAnsi="Cambria Math"/>
+            </w:rPr>
+            <m:t>n=3n+1</m:t>
+          </m:r>
+        </m:oMath>
+      </m:oMathPara>
+    </w:p>
+    <w:p>
+      <w:r>
+        <w:rPr>
+          <w:rFonts w:hint="eastAsia"/>
+        </w:rPr>
+        <w:t>用右侧+1也就是左侧-1实现了</w:t>
+      </w:r>
+      <m:oMath>
+        <m:r>
+          <w:rPr>
+            <w:rFonts w:ascii="Cambria Math" w:hAnsi="Cambria Math"/>
+          </w:rPr>
+          <m:t>2</m:t>
+        </m:r>
+        <m:r>
+          <w:rPr>
+            <w:rFonts w:ascii="Cambria Math" w:hAnsi="Cambria Math"/>
+          </w:rPr>
+          <m:t>n</m:t>
+        </m:r>
+      </m:oMath>
+      <w:r>
+        <w:rPr>
+          <w:rFonts w:hint="eastAsia"/>
+        </w:rPr>
+        <w:t>和</w:t>
+      </w:r>
+      <m:oMath>
+        <m:sSub>
+          <m:sSubPr>
+            <m:ctrlPr>
+              <w:rPr>
+                <w:rFonts w:ascii="Cambria Math" w:hAnsi="Cambria Math"/>
+                <w:i/>
+              </w:rPr>
+            </m:ctrlPr>
+          </m:sSubPr>
+          <m:e>
+            <m:r>
+              <w:rPr>
+                <w:rFonts w:ascii="Cambria Math" w:hAnsi="Cambria Math"/>
+              </w:rPr>
+              <m:t>i</m:t>
+            </m:r>
+          </m:e>
+          <m:sub>
+            <m:r>
+              <w:rPr>
+                <w:rFonts w:ascii="Cambria Math" w:hAnsi="Cambria Math"/>
+              </w:rPr>
+              <m:t>1</m:t>
+            </m:r>
+          </m:sub>
+        </m:sSub>
+      </m:oMath>
+      <w:r>
+        <w:rPr>
+          <w:rFonts w:hint="eastAsia"/>
+        </w:rPr>
+        <w:t>对齐，然后用</w:t>
+      </w:r>
+      <m:oMath>
+        <m:f>
+          <m:fPr>
+            <m:ctrlPr>
+              <w:rPr>
+                <w:rFonts w:ascii="Cambria Math" w:hAnsi="Cambria Math"/>
+                <w:i/>
+              </w:rPr>
+            </m:ctrlPr>
+          </m:fPr>
+          <m:num>
+            <m:r>
+              <w:rPr>
+                <w:rFonts w:ascii="Cambria Math" w:hAnsi="Cambria Math"/>
+              </w:rPr>
+              <m:t>1</m:t>
+            </m:r>
+          </m:num>
+          <m:den>
+            <m:r>
+              <w:rPr>
+                <w:rFonts w:ascii="Cambria Math" w:hAnsi="Cambria Math"/>
+              </w:rPr>
+              <m:t>3</m:t>
+            </m:r>
+            <m:r>
+              <w:rPr>
+                <w:rFonts w:ascii="Cambria Math" w:hAnsi="Cambria Math"/>
+              </w:rPr>
+              <m:t>-1</m:t>
+            </m:r>
+          </m:den>
+        </m:f>
+        <m:r>
+          <w:rPr>
+            <w:rFonts w:ascii="Cambria Math" w:hAnsi="Cambria Math"/>
+          </w:rPr>
+          <m:t>=</m:t>
+        </m:r>
+        <m:f>
+          <m:fPr>
+            <m:ctrlPr>
+              <w:rPr>
+                <w:rFonts w:ascii="Cambria Math" w:hAnsi="Cambria Math"/>
+                <w:i/>
+              </w:rPr>
+            </m:ctrlPr>
+          </m:fPr>
+          <m:num>
+            <m:r>
+              <w:rPr>
+                <w:rFonts w:ascii="Cambria Math" w:hAnsi="Cambria Math"/>
+              </w:rPr>
+              <m:t>1</m:t>
+            </m:r>
+          </m:num>
+          <m:den>
+            <m:r>
+              <w:rPr>
+                <w:rFonts w:ascii="Cambria Math" w:hAnsi="Cambria Math"/>
+              </w:rPr>
+              <m:t>2</m:t>
+            </m:r>
+          </m:den>
+        </m:f>
+      </m:oMath>
+      <w:r>
+        <w:rPr>
+          <w:rFonts w:hint="eastAsia"/>
+        </w:rPr>
+        <w:t>实现了</w:t>
+      </w:r>
+      <m:oMath>
+        <m:r>
+          <w:rPr>
+            <w:rFonts w:ascii="Cambria Math" w:hAnsi="Cambria Math"/>
+          </w:rPr>
+          <m:t>n</m:t>
+        </m:r>
+      </m:oMath>
+      <w:r>
+        <w:rPr>
+          <w:rFonts w:hint="eastAsia"/>
+        </w:rPr>
+        <w:t>和</w:t>
+      </w:r>
+      <m:oMath>
+        <m:sSub>
+          <m:sSubPr>
+            <m:ctrlPr>
+              <w:rPr>
+                <w:rFonts w:ascii="Cambria Math" w:hAnsi="Cambria Math"/>
+                <w:i/>
+              </w:rPr>
+            </m:ctrlPr>
+          </m:sSubPr>
+          <m:e>
+            <m:r>
+              <w:rPr>
+                <w:rFonts w:ascii="Cambria Math" w:hAnsi="Cambria Math"/>
+              </w:rPr>
+              <m:t>i</m:t>
+            </m:r>
+          </m:e>
+          <m:sub>
+            <m:r>
+              <w:rPr>
+                <w:rFonts w:ascii="Cambria Math" w:hAnsi="Cambria Math"/>
+              </w:rPr>
+              <m:t>2</m:t>
+            </m:r>
+          </m:sub>
+        </m:sSub>
+      </m:oMath>
+      <w:r>
+        <w:rPr>
+          <w:rFonts w:hint="eastAsia"/>
+        </w:rPr>
+        <w:t>对齐，用</w:t>
+      </w:r>
+      <m:oMath>
+        <m:sSub>
+          <m:sSubPr>
+            <m:ctrlPr>
+              <w:rPr>
+                <w:rFonts w:ascii="Cambria Math" w:hAnsi="Cambria Math"/>
+                <w:i/>
+              </w:rPr>
+            </m:ctrlPr>
+          </m:sSubPr>
+          <m:e>
+            <m:r>
+              <w:rPr>
+                <w:rFonts w:ascii="Cambria Math" w:hAnsi="Cambria Math"/>
+              </w:rPr>
+              <m:t>i</m:t>
+            </m:r>
+          </m:e>
+          <m:sub>
+            <m:r>
+              <w:rPr>
+                <w:rFonts w:ascii="Cambria Math" w:hAnsi="Cambria Math"/>
+              </w:rPr>
+              <m:t>0</m:t>
+            </m:r>
+          </m:sub>
+        </m:sSub>
+      </m:oMath>
+      <w:r>
+        <w:rPr>
+          <w:rFonts w:hint="eastAsia"/>
+        </w:rPr>
+        <w:t>的升降幂运算，实现了</w:t>
+      </w:r>
+      <m:oMath>
+        <m:r>
+          <w:rPr>
+            <w:rFonts w:ascii="Cambria Math" w:hAnsi="Cambria Math"/>
+          </w:rPr>
+          <m:t>n</m:t>
+        </m:r>
+      </m:oMath>
+      <w:r>
+        <w:rPr>
+          <w:rFonts w:hint="eastAsia"/>
+        </w:rPr>
+        <w:t>和</w:t>
+      </w:r>
+      <m:oMath>
+        <m:sSub>
+          <m:sSubPr>
+            <m:ctrlPr>
+              <w:rPr>
+                <w:rFonts w:ascii="Cambria Math" w:hAnsi="Cambria Math"/>
+                <w:i/>
+              </w:rPr>
+            </m:ctrlPr>
+          </m:sSubPr>
+          <m:e>
+            <m:r>
+              <w:rPr>
+                <w:rFonts w:ascii="Cambria Math" w:hAnsi="Cambria Math"/>
+              </w:rPr>
+              <m:t>i</m:t>
+            </m:r>
+          </m:e>
+          <m:sub>
+            <m:r>
+              <w:rPr>
+                <w:rFonts w:ascii="Cambria Math" w:hAnsi="Cambria Math"/>
+              </w:rPr>
+              <m:t>1</m:t>
+            </m:r>
+          </m:sub>
+        </m:sSub>
+      </m:oMath>
+      <w:r>
+        <w:rPr>
+          <w:rFonts w:hint="eastAsia"/>
+        </w:rPr>
+        <w:t>和</w:t>
+      </w:r>
+      <m:oMath>
+        <m:sSub>
+          <m:sSubPr>
+            <m:ctrlPr>
+              <w:rPr>
+                <w:rFonts w:ascii="Cambria Math" w:hAnsi="Cambria Math"/>
+                <w:i/>
+              </w:rPr>
+            </m:ctrlPr>
+          </m:sSubPr>
+          <m:e>
+            <m:r>
+              <w:rPr>
+                <w:rFonts w:ascii="Cambria Math" w:hAnsi="Cambria Math"/>
+              </w:rPr>
+              <m:t>i</m:t>
+            </m:r>
+          </m:e>
+          <m:sub>
+            <m:r>
+              <w:rPr>
+                <w:rFonts w:ascii="Cambria Math" w:hAnsi="Cambria Math"/>
+              </w:rPr>
+              <m:t>2</m:t>
+            </m:r>
+          </m:sub>
+        </m:sSub>
+      </m:oMath>
+      <w:r>
+        <w:rPr>
+          <w:rFonts w:hint="eastAsia"/>
+        </w:rPr>
+        <w:t>对齐。</w:t>
+      </w:r>
+      <w:r>
+        <w:rPr>
+          <w:rFonts w:hint="eastAsia"/>
+        </w:rPr>
+        <w:t>三次对齐，使得</w:t>
+      </w:r>
+      <m:oMath>
+        <m:r>
+          <w:rPr>
+            <w:rFonts w:ascii="Cambria Math" w:hAnsi="Cambria Math"/>
+          </w:rPr>
+          <m:t>n</m:t>
+        </m:r>
+      </m:oMath>
+      <w:r>
+        <w:rPr>
+          <w:rFonts w:hint="eastAsia"/>
+        </w:rPr>
+        <w:t>为奇数</w:t>
+      </w:r>
+      <w:r>
+        <w:rPr>
+          <w:rFonts w:hint="eastAsia"/>
+        </w:rPr>
+        <w:t>前提下的运算</w:t>
+      </w:r>
+      <w:r>
+        <w:rPr>
+          <w:rFonts w:hint="eastAsia"/>
+        </w:rPr>
+        <w:t>从超越空间穿过并回到整数空间，进而实现了</w:t>
+      </w:r>
+      <w:r>
+        <w:rPr>
+          <w:rFonts w:hint="eastAsia"/>
+        </w:rPr>
+        <w:t>除以2的</w:t>
+      </w:r>
+      <w:r>
+        <w:rPr>
+          <w:rFonts w:hint="eastAsia"/>
+        </w:rPr>
+        <w:t>运算效果。</w:t>
+      </w:r>
+    </w:p>
+    <w:p>
+      <w:pPr>
+        <w:rPr>
+          <w:rFonts w:hint="eastAsia"/>
+        </w:rPr>
+      </w:pPr>
+      <w:r>
+        <w:rPr>
+          <w:rFonts w:hint="eastAsia"/>
+        </w:rPr>
+        <w:lastRenderedPageBreak/>
+        <w:t>这个过程说明，表面上看，只是简单的整数四则运算，但若将其适当变形，就可以得到其各阶虚数单位的形式，有了虚数单位形式之后，就可以用虚数单位的升降幂运算，来跨越幂次建立关系。从而使得看上去不可能实现的数值运算任务称为可能和必然。</w:t>
+      </w:r>
     </w:p>
     <w:sectPr>
       <w:pgSz w:w="11906" w:h="16838"/>
@@ -8140,6 +11748,7 @@
   <w:style w:type="character" w:default="1" w:styleId="a0">
     <w:name w:val="Default Paragraph Font"/>
     <w:uiPriority w:val="1"/>
+    <w:semiHidden/>
     <w:unhideWhenUsed/>
   </w:style>
   <w:style w:type="table" w:default="1" w:styleId="a1">
